--- a/docs/HOR-DSA_Services___druid_gold.services_orders___services_trackings.docx
+++ b/docs/HOR-DSA_Services___druid_gold.services_orders___services_trackings.docx
@@ -28,7 +28,7 @@
         <w:rPr>
           <w:sz w:val="20"/>
         </w:rPr>
-        <w:t xml:space="preserve"> Reference doc for individual DSA service order-level analysis. Covers order lifecycle tracking, service type classification, payment eligibility, status progression, and common patterns.</w:t>
+        <w:t xml:space="preserve"> Reference doc for individual DSA service order-level analysis. Covers the cheque book order lifecycle, delivery progress tracking, payment eligibility, status classification, and common query patterns.</w:t>
       </w:r>
     </w:p>
     <w:p>
@@ -40,18 +40,7 @@
           <w:b/>
           <w:sz w:val="20"/>
         </w:rPr>
-        <w:t>When to use this vs other tables:</w:t>
-      </w:r>
-    </w:p>
-    <w:p>
-      <w:pPr>
-        <w:pStyle w:val="ListBullet"/>
-      </w:pPr>
-      <w:r>
-        <w:rPr>
-          <w:sz w:val="20"/>
-        </w:rPr>
-        <w:t>Use these tables when you need individual service order detail — order type, lifecycle status, payment eligibility, or per-user order history.</w:t>
+        <w:t>When to use these tables:</w:t>
       </w:r>
     </w:p>
     <w:p>
@@ -76,7 +65,7 @@
         <w:rPr>
           <w:sz w:val="20"/>
         </w:rPr>
-        <w:t xml:space="preserve"> when you need order metadata: what was ordered, when, and whether it was billable.</w:t>
+        <w:t xml:space="preserve"> when you need order metadata — what was ordered, when, delivery address, shipment progress, and billing eligibility.</w:t>
       </w:r>
     </w:p>
     <w:p>
@@ -101,7 +90,7 @@
         <w:rPr>
           <w:sz w:val="20"/>
         </w:rPr>
-        <w:t xml:space="preserve"> when you need the latest or historical status of an order (e.g. was it fulfilled, is it pending, who does it belong to?).</w:t>
+        <w:t xml:space="preserve"> when you need the current status of an order — what lifecycle stage it is in and the reason for that state.</w:t>
       </w:r>
     </w:p>
     <w:p>
@@ -112,7 +101,32 @@
         <w:rPr>
           <w:sz w:val="20"/>
         </w:rPr>
-        <w:t xml:space="preserve">For transaction-level debit/credit data tied to these orders, cross-reference </w:t>
+        <w:t xml:space="preserve">Use both together (joined on </w:t>
+      </w:r>
+      <w:r>
+        <w:rPr>
+          <w:rFonts w:ascii="Courier New" w:hAnsi="Courier New"/>
+          <w:color w:val="C7254E"/>
+          <w:sz w:val="18"/>
+        </w:rPr>
+        <w:t>order_id</w:t>
+      </w:r>
+      <w:r>
+        <w:rPr>
+          <w:sz w:val="20"/>
+        </w:rPr>
+        <w:t>) for any analysis that needs order detail + current status in the same query.</w:t>
+      </w:r>
+    </w:p>
+    <w:p>
+      <w:pPr>
+        <w:pStyle w:val="ListBullet"/>
+      </w:pPr>
+      <w:r>
+        <w:rPr>
+          <w:sz w:val="20"/>
+        </w:rPr>
+        <w:t xml:space="preserve">For the debit transaction charged to the customer for a cheque book order, cross-reference </w:t>
       </w:r>
       <w:r>
         <w:rPr>
@@ -164,35 +178,7 @@
         <w:rPr>
           <w:sz w:val="20"/>
         </w:rPr>
-        <w:t xml:space="preserve">Two production database tables that together form the complete service order record for DSA (and DCA) users. </w:t>
-      </w:r>
-      <w:r>
-        <w:rPr>
-          <w:rFonts w:ascii="Courier New" w:hAnsi="Courier New"/>
-          <w:color w:val="C7254E"/>
-          <w:sz w:val="18"/>
-        </w:rPr>
-        <w:t>services_orders</w:t>
-      </w:r>
-      <w:r>
-        <w:rPr>
-          <w:sz w:val="20"/>
-        </w:rPr>
-        <w:t xml:space="preserve"> holds the order header (what was requested, when, and billing eligibility), while </w:t>
-      </w:r>
-      <w:r>
-        <w:rPr>
-          <w:rFonts w:ascii="Courier New" w:hAnsi="Courier New"/>
-          <w:color w:val="C7254E"/>
-          <w:sz w:val="18"/>
-        </w:rPr>
-        <w:t>services_trackings</w:t>
-      </w:r>
-      <w:r>
-        <w:rPr>
-          <w:sz w:val="20"/>
-        </w:rPr>
-        <w:t xml:space="preserve"> holds the lifecycle status events (who the order belongs to and what state it is currently in).</w:t>
+        <w:t>Two production database tables that together form the complete cheque book service order record.</w:t>
       </w:r>
     </w:p>
     <w:p>
@@ -210,7 +196,7 @@
         <w:rPr>
           <w:sz w:val="20"/>
         </w:rPr>
-        <w:t xml:space="preserve"> — The order detail table. Contains metadata: order identifier, service type, timestamps, and payment eligibility flag.</w:t>
+        <w:t xml:space="preserve"> — The order header table. Created once when a customer places a service request. Contains: who placed the order, when, delivery address, logistics progress (shipment and AWB IDs), courier assignment, and payment eligibility.</w:t>
       </w:r>
     </w:p>
     <w:p>
@@ -228,7 +214,45 @@
         <w:rPr>
           <w:sz w:val="20"/>
         </w:rPr>
-        <w:t xml:space="preserve"> — The order status/lifecycle table. Contains one row per status transition for each order, including the user UUID and current status. Because orders can go through multiple states, this table has multiple rows per </w:t>
+        <w:t xml:space="preserve"> — The order status table. Contains </w:t>
+      </w:r>
+      <w:r>
+        <w:rPr>
+          <w:b/>
+          <w:sz w:val="20"/>
+        </w:rPr>
+        <w:t>exactly one row per `order_id`</w:t>
+      </w:r>
+      <w:r>
+        <w:rPr>
+          <w:sz w:val="20"/>
+        </w:rPr>
+        <w:t xml:space="preserve">. This row is overwritten in place as the order progresses through its lifecycle — it is not event-sourced. The </w:t>
+      </w:r>
+      <w:r>
+        <w:rPr>
+          <w:rFonts w:ascii="Courier New" w:hAnsi="Courier New"/>
+          <w:color w:val="C7254E"/>
+          <w:sz w:val="18"/>
+        </w:rPr>
+        <w:t>updated_at</w:t>
+      </w:r>
+      <w:r>
+        <w:rPr>
+          <w:sz w:val="20"/>
+        </w:rPr>
+        <w:t xml:space="preserve"> column reflects the most recent status change time.</w:t>
+      </w:r>
+    </w:p>
+    <w:p>
+      <w:pPr>
+        <w:spacing w:after="120"/>
+      </w:pPr>
+      <w:r>
+        <w:rPr>
+          <w:sz w:val="20"/>
+        </w:rPr>
+        <w:t xml:space="preserve">They are joined on </w:t>
       </w:r>
       <w:r>
         <w:rPr>
@@ -242,74 +266,7 @@
         <w:rPr>
           <w:sz w:val="20"/>
         </w:rPr>
-        <w:t xml:space="preserve">; always use a </w:t>
-      </w:r>
-      <w:r>
-        <w:rPr>
-          <w:rFonts w:ascii="Courier New" w:hAnsi="Courier New"/>
-          <w:color w:val="C7254E"/>
-          <w:sz w:val="18"/>
-        </w:rPr>
-        <w:t>ROW_NUMBER()</w:t>
-      </w:r>
-      <w:r>
-        <w:rPr>
-          <w:sz w:val="20"/>
-        </w:rPr>
-        <w:t xml:space="preserve"> window function partitioned by </w:t>
-      </w:r>
-      <w:r>
-        <w:rPr>
-          <w:rFonts w:ascii="Courier New" w:hAnsi="Courier New"/>
-          <w:color w:val="C7254E"/>
-          <w:sz w:val="18"/>
-        </w:rPr>
-        <w:t>order_id</w:t>
-      </w:r>
-      <w:r>
-        <w:rPr>
-          <w:sz w:val="20"/>
-        </w:rPr>
-        <w:t xml:space="preserve"> ordered by </w:t>
-      </w:r>
-      <w:r>
-        <w:rPr>
-          <w:rFonts w:ascii="Courier New" w:hAnsi="Courier New"/>
-          <w:color w:val="C7254E"/>
-          <w:sz w:val="18"/>
-        </w:rPr>
-        <w:t>updated_at DESC, created_at DESC</w:t>
-      </w:r>
-      <w:r>
-        <w:rPr>
-          <w:sz w:val="20"/>
-        </w:rPr>
-        <w:t xml:space="preserve"> to get the latest status.</w:t>
-      </w:r>
-    </w:p>
-    <w:p>
-      <w:pPr>
-        <w:spacing w:after="120"/>
-      </w:pPr>
-      <w:r>
-        <w:rPr>
-          <w:sz w:val="20"/>
-        </w:rPr>
-        <w:t xml:space="preserve">They are typically joined together on </w:t>
-      </w:r>
-      <w:r>
-        <w:rPr>
-          <w:rFonts w:ascii="Courier New" w:hAnsi="Courier New"/>
-          <w:color w:val="C7254E"/>
-          <w:sz w:val="18"/>
-        </w:rPr>
-        <w:t>order_id</w:t>
-      </w:r>
-      <w:r>
-        <w:rPr>
-          <w:sz w:val="20"/>
-        </w:rPr>
-        <w:t xml:space="preserve"> to get a complete picture of each order with its current status and associated user.</w:t>
+        <w:t xml:space="preserve"> (the business-level order identifier) to get a complete view of each order with its current status.</w:t>
       </w:r>
     </w:p>
     <w:p>
@@ -327,7 +284,7 @@
         <w:rPr>
           <w:sz w:val="20"/>
         </w:rPr>
-        <w:t xml:space="preserve"> Spark / Hive (SparkSQL syntax)</w:t>
+        <w:t xml:space="preserve"> Trino (Hive metastore)</w:t>
       </w:r>
     </w:p>
     <w:p>
@@ -350,7 +307,75 @@
           <w:color w:val="555555"/>
           <w:sz w:val="20"/>
         </w:rPr>
-        <w:t xml:space="preserve"> These are production database tables (not derived/built tables). The columns documented below are those observed in active analytics usage. Both tables may have additional columns — refer to the Hive metastore schema for the full column list.</w:t>
+        <w:t xml:space="preserve"> These are production database tables. The columns documented below cover those relevant to analytics. Both tables have additional internal/CDC columns (</w:t>
+      </w:r>
+      <w:r>
+        <w:rPr>
+          <w:rFonts w:ascii="Courier New" w:hAnsi="Courier New"/>
+          <w:i/>
+          <w:color w:val="555555"/>
+          <w:sz w:val="18"/>
+        </w:rPr>
+        <w:t>__source_lsn</w:t>
+      </w:r>
+      <w:r>
+        <w:rPr>
+          <w:i/>
+          <w:color w:val="555555"/>
+          <w:sz w:val="20"/>
+        </w:rPr>
+        <w:t xml:space="preserve">, </w:t>
+      </w:r>
+      <w:r>
+        <w:rPr>
+          <w:rFonts w:ascii="Courier New" w:hAnsi="Courier New"/>
+          <w:i/>
+          <w:color w:val="555555"/>
+          <w:sz w:val="18"/>
+        </w:rPr>
+        <w:t>__source_timestamp</w:t>
+      </w:r>
+      <w:r>
+        <w:rPr>
+          <w:i/>
+          <w:color w:val="555555"/>
+          <w:sz w:val="20"/>
+        </w:rPr>
+        <w:t xml:space="preserve">, </w:t>
+      </w:r>
+      <w:r>
+        <w:rPr>
+          <w:rFonts w:ascii="Courier New" w:hAnsi="Courier New"/>
+          <w:i/>
+          <w:color w:val="555555"/>
+          <w:sz w:val="18"/>
+        </w:rPr>
+        <w:t>__data_partition</w:t>
+      </w:r>
+      <w:r>
+        <w:rPr>
+          <w:i/>
+          <w:color w:val="555555"/>
+          <w:sz w:val="20"/>
+        </w:rPr>
+        <w:t xml:space="preserve">, </w:t>
+      </w:r>
+      <w:r>
+        <w:rPr>
+          <w:rFonts w:ascii="Courier New" w:hAnsi="Courier New"/>
+          <w:i/>
+          <w:color w:val="555555"/>
+          <w:sz w:val="18"/>
+        </w:rPr>
+        <w:t>__data_offset</w:t>
+      </w:r>
+      <w:r>
+        <w:rPr>
+          <w:i/>
+          <w:color w:val="555555"/>
+          <w:sz w:val="20"/>
+        </w:rPr>
+        <w:t>) which are pipeline metadata and should be ignored for analytics purposes.</w:t>
       </w:r>
     </w:p>
     <w:p>
@@ -395,7 +420,21 @@
         <w:rPr>
           <w:sz w:val="20"/>
         </w:rPr>
-        <w:t xml:space="preserve"> One row per service order. A single user can place many orders over time.</w:t>
+        <w:t xml:space="preserve"> One row per service order. A single customer (</w:t>
+      </w:r>
+      <w:r>
+        <w:rPr>
+          <w:rFonts w:ascii="Courier New" w:hAnsi="Courier New"/>
+          <w:color w:val="C7254E"/>
+          <w:sz w:val="18"/>
+        </w:rPr>
+        <w:t>user_id</w:t>
+      </w:r>
+      <w:r>
+        <w:rPr>
+          <w:sz w:val="20"/>
+        </w:rPr>
+        <w:t>) can place multiple orders over time.</w:t>
       </w:r>
     </w:p>
     <w:p>
@@ -413,7 +452,7 @@
         <w:rPr>
           <w:sz w:val="20"/>
         </w:rPr>
-        <w:t xml:space="preserve"> One row per status event per order. Multiple rows can exist for the same </w:t>
+        <w:t xml:space="preserve"> One row per </w:t>
       </w:r>
       <w:r>
         <w:rPr>
@@ -427,49 +466,7 @@
         <w:rPr>
           <w:sz w:val="20"/>
         </w:rPr>
-        <w:t xml:space="preserve"> as the order progresses through states (e.g. </w:t>
-      </w:r>
-      <w:r>
-        <w:rPr>
-          <w:rFonts w:ascii="Courier New" w:hAnsi="Courier New"/>
-          <w:color w:val="C7254E"/>
-          <w:sz w:val="18"/>
-        </w:rPr>
-        <w:t>PENDING</w:t>
-      </w:r>
-      <w:r>
-        <w:rPr>
-          <w:sz w:val="20"/>
-        </w:rPr>
-        <w:t xml:space="preserve"> → </w:t>
-      </w:r>
-      <w:r>
-        <w:rPr>
-          <w:rFonts w:ascii="Courier New" w:hAnsi="Courier New"/>
-          <w:color w:val="C7254E"/>
-          <w:sz w:val="18"/>
-        </w:rPr>
-        <w:t>PROCESSING</w:t>
-      </w:r>
-      <w:r>
-        <w:rPr>
-          <w:sz w:val="20"/>
-        </w:rPr>
-        <w:t xml:space="preserve"> → </w:t>
-      </w:r>
-      <w:r>
-        <w:rPr>
-          <w:rFonts w:ascii="Courier New" w:hAnsi="Courier New"/>
-          <w:color w:val="C7254E"/>
-          <w:sz w:val="18"/>
-        </w:rPr>
-        <w:t>COMPLETED</w:t>
-      </w:r>
-      <w:r>
-        <w:rPr>
-          <w:sz w:val="20"/>
-        </w:rPr>
-        <w:t>). To get a single current-state row per order, always deduplicate with a window function.</w:t>
+        <w:t>. This row is upserted — not appended — as the order status changes. There is never more than one tracking row per order.</w:t>
       </w:r>
     </w:p>
     <w:p>
@@ -480,7 +477,7 @@
         <w:rPr>
           <w:sz w:val="20"/>
         </w:rPr>
-        <w:t xml:space="preserve">These tables cover all BSG account service orders — not just DSA. To scope to DSA users, join to </w:t>
+        <w:t>Both tables currently contain only cheque book orders (</w:t>
       </w:r>
       <w:r>
         <w:rPr>
@@ -488,13 +485,31 @@
           <w:color w:val="C7254E"/>
           <w:sz w:val="18"/>
         </w:rPr>
-        <w:t>dsa_user_journey_tags</w:t>
+        <w:t>type = 'CHEQUE_BOOK'</w:t>
       </w:r>
       <w:r>
         <w:rPr>
           <w:sz w:val="20"/>
         </w:rPr>
-        <w:t xml:space="preserve"> or </w:t>
+        <w:t>).</w:t>
+      </w:r>
+    </w:p>
+    <w:p>
+      <w:pPr>
+        <w:spacing w:after="120"/>
+      </w:pPr>
+      <w:r>
+        <w:rPr>
+          <w:b/>
+          <w:sz w:val="20"/>
+        </w:rPr>
+        <w:t>Partitioned by:</w:t>
+      </w:r>
+      <w:r>
+        <w:rPr>
+          <w:sz w:val="20"/>
+        </w:rPr>
+        <w:t xml:space="preserve"> </w:t>
       </w:r>
       <w:r>
         <w:rPr>
@@ -502,13 +517,13 @@
           <w:color w:val="C7254E"/>
           <w:sz w:val="18"/>
         </w:rPr>
-        <w:t>cohort_tags</w:t>
+        <w:t>year</w:t>
       </w:r>
       <w:r>
         <w:rPr>
           <w:sz w:val="20"/>
         </w:rPr>
-        <w:t xml:space="preserve"> on </w:t>
+        <w:t xml:space="preserve">, </w:t>
       </w:r>
       <w:r>
         <w:rPr>
@@ -516,13 +531,27 @@
           <w:color w:val="C7254E"/>
           <w:sz w:val="18"/>
         </w:rPr>
-        <w:t>user_id = uuid</w:t>
+        <w:t>month</w:t>
       </w:r>
       <w:r>
         <w:rPr>
           <w:sz w:val="20"/>
         </w:rPr>
-        <w:t>.</w:t>
+        <w:t xml:space="preserve">, </w:t>
+      </w:r>
+      <w:r>
+        <w:rPr>
+          <w:rFonts w:ascii="Courier New" w:hAnsi="Courier New"/>
+          <w:color w:val="C7254E"/>
+          <w:sz w:val="18"/>
+        </w:rPr>
+        <w:t>day</w:t>
+      </w:r>
+      <w:r>
+        <w:rPr>
+          <w:sz w:val="20"/>
+        </w:rPr>
+        <w:t xml:space="preserve"> (on both tables). Always apply partition filters to avoid full table scans.</w:t>
       </w:r>
     </w:p>
     <w:p>
@@ -548,7 +577,7 @@
           <w:color w:val="C7254E"/>
           <w:sz w:val="18"/>
         </w:rPr>
-        <w:t>COALESCE(__is_deleted, false) = false</w:t>
+        <w:t>__is_deleted = false</w:t>
       </w:r>
       <w:r>
         <w:rPr>
@@ -772,7 +801,7 @@
                 <w:color w:val="C7254E"/>
                 <w:sz w:val="18"/>
               </w:rPr>
-              <w:t>order_id</w:t>
+              <w:t>id</w:t>
             </w:r>
           </w:p>
         </w:tc>
@@ -794,7 +823,7 @@
               <w:rPr>
                 <w:sz w:val="18"/>
               </w:rPr>
-              <w:t>STRING</w:t>
+              <w:t>VARCHAR</w:t>
             </w:r>
           </w:p>
         </w:tc>
@@ -816,7 +845,7 @@
               <w:rPr>
                 <w:sz w:val="18"/>
               </w:rPr>
-              <w:t>Primary identifier for the service order.</w:t>
+              <w:t>Auto-generated row primary key.</w:t>
             </w:r>
           </w:p>
         </w:tc>
@@ -838,21 +867,7 @@
               <w:rPr>
                 <w:sz w:val="18"/>
               </w:rPr>
-              <w:t xml:space="preserve">Join key to </w:t>
-            </w:r>
-            <w:r>
-              <w:rPr>
-                <w:rFonts w:ascii="Courier New" w:hAnsi="Courier New"/>
-                <w:color w:val="C7254E"/>
-                <w:sz w:val="18"/>
-              </w:rPr>
-              <w:t>services_trackings.order_id</w:t>
-            </w:r>
-            <w:r>
-              <w:rPr>
-                <w:sz w:val="18"/>
-              </w:rPr>
-              <w:t>.</w:t>
+              <w:t>Not the business key. Do not use for joins.</w:t>
             </w:r>
           </w:p>
         </w:tc>
@@ -900,7 +915,7 @@
                 <w:color w:val="C7254E"/>
                 <w:sz w:val="18"/>
               </w:rPr>
-              <w:t>type</w:t>
+              <w:t>order_id</w:t>
             </w:r>
           </w:p>
         </w:tc>
@@ -922,7 +937,7 @@
               <w:rPr>
                 <w:sz w:val="18"/>
               </w:rPr>
-              <w:t>STRING</w:t>
+              <w:t>VARCHAR</w:t>
             </w:r>
           </w:p>
         </w:tc>
@@ -944,7 +959,7 @@
               <w:rPr>
                 <w:sz w:val="18"/>
               </w:rPr>
-              <w:t>The service type being ordered.</w:t>
+              <w:t>Business-level order identifier.</w:t>
             </w:r>
           </w:p>
         </w:tc>
@@ -966,7 +981,7 @@
               <w:rPr>
                 <w:sz w:val="18"/>
               </w:rPr>
-              <w:t xml:space="preserve">See Section 5a for known values. Primary filter for scoping to a specific service. E.g. </w:t>
+              <w:t xml:space="preserve">Primary join key to </w:t>
             </w:r>
             <w:r>
               <w:rPr>
@@ -974,7 +989,7 @@
                 <w:color w:val="C7254E"/>
                 <w:sz w:val="18"/>
               </w:rPr>
-              <w:t>WHERE o.type = 'CHEQUE_BOOK'</w:t>
+              <w:t>services_trackings.order_id</w:t>
             </w:r>
             <w:r>
               <w:rPr>
@@ -1028,7 +1043,7 @@
                 <w:color w:val="C7254E"/>
                 <w:sz w:val="18"/>
               </w:rPr>
-              <w:t>created_at</w:t>
+              <w:t>user_id</w:t>
             </w:r>
           </w:p>
         </w:tc>
@@ -1050,7 +1065,7 @@
               <w:rPr>
                 <w:sz w:val="18"/>
               </w:rPr>
-              <w:t>TIMESTAMP</w:t>
+              <w:t>VARCHAR</w:t>
             </w:r>
           </w:p>
         </w:tc>
@@ -1072,7 +1087,7 @@
               <w:rPr>
                 <w:sz w:val="18"/>
               </w:rPr>
-              <w:t>Order creation timestamp (UTC).</w:t>
+              <w:t>UUID of the customer who placed the order.</w:t>
             </w:r>
           </w:p>
         </w:tc>
@@ -1094,7 +1109,7 @@
               <w:rPr>
                 <w:sz w:val="18"/>
               </w:rPr>
-              <w:t xml:space="preserve">IST: </w:t>
+              <w:t xml:space="preserve">Equivalent to </w:t>
             </w:r>
             <w:r>
               <w:rPr>
@@ -1102,13 +1117,41 @@
                 <w:color w:val="C7254E"/>
                 <w:sz w:val="18"/>
               </w:rPr>
-              <w:t>from_utc_timestamp(created_at, 'Asia/Kolkata')</w:t>
-            </w:r>
-            <w:r>
-              <w:rPr>
-                <w:sz w:val="18"/>
-              </w:rPr>
-              <w:t>. Use for date-range filtering; this is the canonical order date.</w:t>
+              <w:t>uuid</w:t>
+            </w:r>
+            <w:r>
+              <w:rPr>
+                <w:sz w:val="18"/>
+              </w:rPr>
+              <w:t xml:space="preserve"> in other DSA tables. Join to </w:t>
+            </w:r>
+            <w:r>
+              <w:rPr>
+                <w:rFonts w:ascii="Courier New" w:hAnsi="Courier New"/>
+                <w:color w:val="C7254E"/>
+                <w:sz w:val="18"/>
+              </w:rPr>
+              <w:t>cohort_tags.uuid</w:t>
+            </w:r>
+            <w:r>
+              <w:rPr>
+                <w:sz w:val="18"/>
+              </w:rPr>
+              <w:t xml:space="preserve"> or </w:t>
+            </w:r>
+            <w:r>
+              <w:rPr>
+                <w:rFonts w:ascii="Courier New" w:hAnsi="Courier New"/>
+                <w:color w:val="C7254E"/>
+                <w:sz w:val="18"/>
+              </w:rPr>
+              <w:t>dsa_user_journey_tags.uuid</w:t>
+            </w:r>
+            <w:r>
+              <w:rPr>
+                <w:sz w:val="18"/>
+              </w:rPr>
+              <w:t xml:space="preserve"> for user enrichment.</w:t>
             </w:r>
           </w:p>
         </w:tc>
@@ -1156,7 +1199,7 @@
                 <w:color w:val="C7254E"/>
                 <w:sz w:val="18"/>
               </w:rPr>
-              <w:t>payment_eligible</w:t>
+              <w:t>created_at</w:t>
             </w:r>
           </w:p>
         </w:tc>
@@ -1178,7 +1221,7 @@
               <w:rPr>
                 <w:sz w:val="18"/>
               </w:rPr>
-              <w:t>BOOLEAN</w:t>
+              <w:t>TIMESTAMP</w:t>
             </w:r>
           </w:p>
         </w:tc>
@@ -1200,7 +1243,7 @@
               <w:rPr>
                 <w:sz w:val="18"/>
               </w:rPr>
-              <w:t>Whether the customer is eligible to be charged for this order.</w:t>
+              <w:t>Order creation timestamp (UTC).</w:t>
             </w:r>
           </w:p>
         </w:tc>
@@ -1222,7 +1265,7 @@
               <w:rPr>
                 <w:sz w:val="18"/>
               </w:rPr>
-              <w:t xml:space="preserve">Critical for billing analytics. Filter </w:t>
+              <w:t xml:space="preserve">IST: </w:t>
             </w:r>
             <w:r>
               <w:rPr>
@@ -1230,13 +1273,13 @@
                 <w:color w:val="C7254E"/>
                 <w:sz w:val="18"/>
               </w:rPr>
-              <w:t>payment_eligible = true</w:t>
-            </w:r>
-            <w:r>
-              <w:rPr>
-                <w:sz w:val="18"/>
-              </w:rPr>
-              <w:t xml:space="preserve"> when identifying chargeable orders. Senior citizen charge violation detection uses this flag.</w:t>
+              <w:t>created_at + interval '330' minute</w:t>
+            </w:r>
+            <w:r>
+              <w:rPr>
+                <w:sz w:val="18"/>
+              </w:rPr>
+              <w:t>. Use for date-range filtering and as the canonical order date.</w:t>
             </w:r>
           </w:p>
         </w:tc>
@@ -1284,7 +1327,7 @@
                 <w:color w:val="C7254E"/>
                 <w:sz w:val="18"/>
               </w:rPr>
-              <w:t>__is_deleted</w:t>
+              <w:t>updated_at</w:t>
             </w:r>
           </w:p>
         </w:tc>
@@ -1306,7 +1349,7 @@
               <w:rPr>
                 <w:sz w:val="18"/>
               </w:rPr>
-              <w:t>BOOLEAN</w:t>
+              <w:t>TIMESTAMP</w:t>
             </w:r>
           </w:p>
         </w:tc>
@@ -1328,7 +1371,7 @@
               <w:rPr>
                 <w:sz w:val="18"/>
               </w:rPr>
-              <w:t>Soft-delete flag.</w:t>
+              <w:t>Last update timestamp on the order row (UTC).</w:t>
             </w:r>
           </w:p>
         </w:tc>
@@ -1350,7 +1393,7 @@
               <w:rPr>
                 <w:sz w:val="18"/>
               </w:rPr>
-              <w:t xml:space="preserve">Always filter: </w:t>
+              <w:t xml:space="preserve">Reflects logistics field updates (e.g. when </w:t>
             </w:r>
             <w:r>
               <w:rPr>
@@ -1358,19 +1401,1495 @@
                 <w:color w:val="C7254E"/>
                 <w:sz w:val="18"/>
               </w:rPr>
-              <w:t>COALESCE(__is_deleted, false) = false</w:t>
+              <w:t>shipment_id</w:t>
+            </w:r>
+            <w:r>
+              <w:rPr>
+                <w:sz w:val="18"/>
+              </w:rPr>
+              <w:t xml:space="preserve"> was populated).</w:t>
+            </w:r>
+          </w:p>
+        </w:tc>
+      </w:tr>
+      <w:tr>
+        <w:tc>
+          <w:tcPr>
+            <w:tcW w:type="dxa" w:w="1814"/>
+            <w:shd w:val="clear" w:color="auto" w:fill="F7F9FC"/>
+          </w:tcPr>
+          <w:p>
+            <w:pPr>
+              <w:spacing w:before="40" w:after="40"/>
+            </w:pPr>
+            <w:r>
+              <w:rPr>
+                <w:sz w:val="18"/>
+              </w:rPr>
+            </w:r>
+            <w:r>
+              <w:rPr>
+                <w:sz w:val="18"/>
+              </w:rPr>
+              <w:t>6</w:t>
+            </w:r>
+          </w:p>
+        </w:tc>
+        <w:tc>
+          <w:tcPr>
+            <w:tcW w:type="dxa" w:w="1814"/>
+            <w:shd w:val="clear" w:color="auto" w:fill="F7F9FC"/>
+          </w:tcPr>
+          <w:p>
+            <w:pPr>
+              <w:spacing w:before="40" w:after="40"/>
+            </w:pPr>
+            <w:r>
+              <w:rPr>
+                <w:sz w:val="18"/>
+              </w:rPr>
+            </w:r>
+            <w:r>
+              <w:rPr>
+                <w:rFonts w:ascii="Courier New" w:hAnsi="Courier New"/>
+                <w:color w:val="C7254E"/>
+                <w:sz w:val="18"/>
+              </w:rPr>
+              <w:t>type</w:t>
+            </w:r>
+          </w:p>
+        </w:tc>
+        <w:tc>
+          <w:tcPr>
+            <w:tcW w:type="dxa" w:w="1814"/>
+            <w:shd w:val="clear" w:color="auto" w:fill="F7F9FC"/>
+          </w:tcPr>
+          <w:p>
+            <w:pPr>
+              <w:spacing w:before="40" w:after="40"/>
+            </w:pPr>
+            <w:r>
+              <w:rPr>
+                <w:sz w:val="18"/>
+              </w:rPr>
+            </w:r>
+            <w:r>
+              <w:rPr>
+                <w:sz w:val="18"/>
+              </w:rPr>
+              <w:t>VARCHAR</w:t>
+            </w:r>
+          </w:p>
+        </w:tc>
+        <w:tc>
+          <w:tcPr>
+            <w:tcW w:type="dxa" w:w="1814"/>
+            <w:shd w:val="clear" w:color="auto" w:fill="F7F9FC"/>
+          </w:tcPr>
+          <w:p>
+            <w:pPr>
+              <w:spacing w:before="40" w:after="40"/>
+            </w:pPr>
+            <w:r>
+              <w:rPr>
+                <w:sz w:val="18"/>
+              </w:rPr>
+            </w:r>
+            <w:r>
+              <w:rPr>
+                <w:sz w:val="18"/>
+              </w:rPr>
+              <w:t>Service type.</w:t>
+            </w:r>
+          </w:p>
+        </w:tc>
+        <w:tc>
+          <w:tcPr>
+            <w:tcW w:type="dxa" w:w="1814"/>
+            <w:shd w:val="clear" w:color="auto" w:fill="F7F9FC"/>
+          </w:tcPr>
+          <w:p>
+            <w:pPr>
+              <w:spacing w:before="40" w:after="40"/>
+            </w:pPr>
+            <w:r>
+              <w:rPr>
+                <w:sz w:val="18"/>
+              </w:rPr>
+            </w:r>
+            <w:r>
+              <w:rPr>
+                <w:sz w:val="18"/>
+              </w:rPr>
+              <w:t xml:space="preserve">Currently always </w:t>
+            </w:r>
+            <w:r>
+              <w:rPr>
+                <w:rFonts w:ascii="Courier New" w:hAnsi="Courier New"/>
+                <w:color w:val="C7254E"/>
+                <w:sz w:val="18"/>
+              </w:rPr>
+              <w:t>'CHEQUE_BOOK'</w:t>
+            </w:r>
+            <w:r>
+              <w:rPr>
+                <w:sz w:val="18"/>
+              </w:rPr>
+              <w:t xml:space="preserve">. Always filter </w:t>
+            </w:r>
+            <w:r>
+              <w:rPr>
+                <w:rFonts w:ascii="Courier New" w:hAnsi="Courier New"/>
+                <w:color w:val="C7254E"/>
+                <w:sz w:val="18"/>
+              </w:rPr>
+              <w:t>type = 'CHEQUE_BOOK'</w:t>
+            </w:r>
+            <w:r>
+              <w:rPr>
+                <w:sz w:val="18"/>
+              </w:rPr>
+              <w:t xml:space="preserve"> for clarity and future-proofing.</w:t>
+            </w:r>
+          </w:p>
+        </w:tc>
+      </w:tr>
+      <w:tr>
+        <w:tc>
+          <w:tcPr>
+            <w:tcW w:type="dxa" w:w="1814"/>
+            <w:shd w:val="clear" w:color="auto" w:fill="FFFFFF"/>
+          </w:tcPr>
+          <w:p>
+            <w:pPr>
+              <w:spacing w:before="40" w:after="40"/>
+            </w:pPr>
+            <w:r>
+              <w:rPr>
+                <w:sz w:val="18"/>
+              </w:rPr>
+            </w:r>
+            <w:r>
+              <w:rPr>
+                <w:sz w:val="18"/>
+              </w:rPr>
+              <w:t>7</w:t>
+            </w:r>
+          </w:p>
+        </w:tc>
+        <w:tc>
+          <w:tcPr>
+            <w:tcW w:type="dxa" w:w="1814"/>
+            <w:shd w:val="clear" w:color="auto" w:fill="FFFFFF"/>
+          </w:tcPr>
+          <w:p>
+            <w:pPr>
+              <w:spacing w:before="40" w:after="40"/>
+            </w:pPr>
+            <w:r>
+              <w:rPr>
+                <w:sz w:val="18"/>
+              </w:rPr>
+            </w:r>
+            <w:r>
+              <w:rPr>
+                <w:rFonts w:ascii="Courier New" w:hAnsi="Courier New"/>
+                <w:color w:val="C7254E"/>
+                <w:sz w:val="18"/>
+              </w:rPr>
+              <w:t>address</w:t>
+            </w:r>
+          </w:p>
+        </w:tc>
+        <w:tc>
+          <w:tcPr>
+            <w:tcW w:type="dxa" w:w="1814"/>
+            <w:shd w:val="clear" w:color="auto" w:fill="FFFFFF"/>
+          </w:tcPr>
+          <w:p>
+            <w:pPr>
+              <w:spacing w:before="40" w:after="40"/>
+            </w:pPr>
+            <w:r>
+              <w:rPr>
+                <w:sz w:val="18"/>
+              </w:rPr>
+            </w:r>
+            <w:r>
+              <w:rPr>
+                <w:sz w:val="18"/>
+              </w:rPr>
+              <w:t>VARCHAR</w:t>
+            </w:r>
+          </w:p>
+        </w:tc>
+        <w:tc>
+          <w:tcPr>
+            <w:tcW w:type="dxa" w:w="1814"/>
+            <w:shd w:val="clear" w:color="auto" w:fill="FFFFFF"/>
+          </w:tcPr>
+          <w:p>
+            <w:pPr>
+              <w:spacing w:before="40" w:after="40"/>
+            </w:pPr>
+            <w:r>
+              <w:rPr>
+                <w:sz w:val="18"/>
+              </w:rPr>
+            </w:r>
+            <w:r>
+              <w:rPr>
+                <w:sz w:val="18"/>
+              </w:rPr>
+              <w:t>Delivery address for the physical cheque book.</w:t>
+            </w:r>
+          </w:p>
+        </w:tc>
+        <w:tc>
+          <w:tcPr>
+            <w:tcW w:type="dxa" w:w="1814"/>
+            <w:shd w:val="clear" w:color="auto" w:fill="FFFFFF"/>
+          </w:tcPr>
+          <w:p>
+            <w:pPr>
+              <w:spacing w:before="40" w:after="40"/>
+            </w:pPr>
+            <w:r>
+              <w:rPr>
+                <w:sz w:val="18"/>
+              </w:rPr>
+            </w:r>
+            <w:r>
+              <w:rPr>
+                <w:sz w:val="18"/>
+              </w:rPr>
+              <w:t>Free-text field. Not typically used in aggregated analytics.</w:t>
+            </w:r>
+          </w:p>
+        </w:tc>
+      </w:tr>
+      <w:tr>
+        <w:tc>
+          <w:tcPr>
+            <w:tcW w:type="dxa" w:w="1814"/>
+            <w:shd w:val="clear" w:color="auto" w:fill="F7F9FC"/>
+          </w:tcPr>
+          <w:p>
+            <w:pPr>
+              <w:spacing w:before="40" w:after="40"/>
+            </w:pPr>
+            <w:r>
+              <w:rPr>
+                <w:sz w:val="18"/>
+              </w:rPr>
+            </w:r>
+            <w:r>
+              <w:rPr>
+                <w:sz w:val="18"/>
+              </w:rPr>
+              <w:t>8</w:t>
+            </w:r>
+          </w:p>
+        </w:tc>
+        <w:tc>
+          <w:tcPr>
+            <w:tcW w:type="dxa" w:w="1814"/>
+            <w:shd w:val="clear" w:color="auto" w:fill="F7F9FC"/>
+          </w:tcPr>
+          <w:p>
+            <w:pPr>
+              <w:spacing w:before="40" w:after="40"/>
+            </w:pPr>
+            <w:r>
+              <w:rPr>
+                <w:sz w:val="18"/>
+              </w:rPr>
+            </w:r>
+            <w:r>
+              <w:rPr>
+                <w:rFonts w:ascii="Courier New" w:hAnsi="Courier New"/>
+                <w:color w:val="C7254E"/>
+                <w:sz w:val="18"/>
+              </w:rPr>
+              <w:t>shipment_id</w:t>
+            </w:r>
+          </w:p>
+        </w:tc>
+        <w:tc>
+          <w:tcPr>
+            <w:tcW w:type="dxa" w:w="1814"/>
+            <w:shd w:val="clear" w:color="auto" w:fill="F7F9FC"/>
+          </w:tcPr>
+          <w:p>
+            <w:pPr>
+              <w:spacing w:before="40" w:after="40"/>
+            </w:pPr>
+            <w:r>
+              <w:rPr>
+                <w:sz w:val="18"/>
+              </w:rPr>
+            </w:r>
+            <w:r>
+              <w:rPr>
+                <w:sz w:val="18"/>
+              </w:rPr>
+              <w:t>VARCHAR</w:t>
+            </w:r>
+          </w:p>
+        </w:tc>
+        <w:tc>
+          <w:tcPr>
+            <w:tcW w:type="dxa" w:w="1814"/>
+            <w:shd w:val="clear" w:color="auto" w:fill="F7F9FC"/>
+          </w:tcPr>
+          <w:p>
+            <w:pPr>
+              <w:spacing w:before="40" w:after="40"/>
+            </w:pPr>
+            <w:r>
+              <w:rPr>
+                <w:sz w:val="18"/>
+              </w:rPr>
+            </w:r>
+            <w:r>
+              <w:rPr>
+                <w:sz w:val="18"/>
+              </w:rPr>
+              <w:t>Shipment ID assigned by the logistics provider.</w:t>
+            </w:r>
+          </w:p>
+        </w:tc>
+        <w:tc>
+          <w:tcPr>
+            <w:tcW w:type="dxa" w:w="1814"/>
+            <w:shd w:val="clear" w:color="auto" w:fill="F7F9FC"/>
+          </w:tcPr>
+          <w:p>
+            <w:pPr>
+              <w:spacing w:before="40" w:after="40"/>
+            </w:pPr>
+            <w:r>
+              <w:rPr>
+                <w:sz w:val="18"/>
+              </w:rPr>
+            </w:r>
+            <w:r>
+              <w:rPr>
+                <w:sz w:val="18"/>
+              </w:rPr>
+              <w:t xml:space="preserve">NULL or empty = shipment not yet generated. Non-null = shipment created. Use: </w:t>
+            </w:r>
+            <w:r>
+              <w:rPr>
+                <w:rFonts w:ascii="Courier New" w:hAnsi="Courier New"/>
+                <w:color w:val="C7254E"/>
+                <w:sz w:val="18"/>
+              </w:rPr>
+              <w:t>CASE WHEN shipment_id IS NOT NULL AND shipment_id &lt;&gt; '' THEN 'shipment id generated' END</w:t>
             </w:r>
             <w:r>
               <w:rPr>
                 <w:sz w:val="18"/>
               </w:rPr>
               <w:t>.</w:t>
+            </w:r>
+          </w:p>
+        </w:tc>
+      </w:tr>
+      <w:tr>
+        <w:tc>
+          <w:tcPr>
+            <w:tcW w:type="dxa" w:w="1814"/>
+            <w:shd w:val="clear" w:color="auto" w:fill="FFFFFF"/>
+          </w:tcPr>
+          <w:p>
+            <w:pPr>
+              <w:spacing w:before="40" w:after="40"/>
+            </w:pPr>
+            <w:r>
+              <w:rPr>
+                <w:sz w:val="18"/>
+              </w:rPr>
+            </w:r>
+            <w:r>
+              <w:rPr>
+                <w:sz w:val="18"/>
+              </w:rPr>
+              <w:t>9</w:t>
+            </w:r>
+          </w:p>
+        </w:tc>
+        <w:tc>
+          <w:tcPr>
+            <w:tcW w:type="dxa" w:w="1814"/>
+            <w:shd w:val="clear" w:color="auto" w:fill="FFFFFF"/>
+          </w:tcPr>
+          <w:p>
+            <w:pPr>
+              <w:spacing w:before="40" w:after="40"/>
+            </w:pPr>
+            <w:r>
+              <w:rPr>
+                <w:sz w:val="18"/>
+              </w:rPr>
+            </w:r>
+            <w:r>
+              <w:rPr>
+                <w:rFonts w:ascii="Courier New" w:hAnsi="Courier New"/>
+                <w:color w:val="C7254E"/>
+                <w:sz w:val="18"/>
+              </w:rPr>
+              <w:t>awb_id</w:t>
+            </w:r>
+          </w:p>
+        </w:tc>
+        <w:tc>
+          <w:tcPr>
+            <w:tcW w:type="dxa" w:w="1814"/>
+            <w:shd w:val="clear" w:color="auto" w:fill="FFFFFF"/>
+          </w:tcPr>
+          <w:p>
+            <w:pPr>
+              <w:spacing w:before="40" w:after="40"/>
+            </w:pPr>
+            <w:r>
+              <w:rPr>
+                <w:sz w:val="18"/>
+              </w:rPr>
+            </w:r>
+            <w:r>
+              <w:rPr>
+                <w:sz w:val="18"/>
+              </w:rPr>
+              <w:t>VARCHAR</w:t>
+            </w:r>
+          </w:p>
+        </w:tc>
+        <w:tc>
+          <w:tcPr>
+            <w:tcW w:type="dxa" w:w="1814"/>
+            <w:shd w:val="clear" w:color="auto" w:fill="FFFFFF"/>
+          </w:tcPr>
+          <w:p>
+            <w:pPr>
+              <w:spacing w:before="40" w:after="40"/>
+            </w:pPr>
+            <w:r>
+              <w:rPr>
+                <w:sz w:val="18"/>
+              </w:rPr>
+            </w:r>
+            <w:r>
+              <w:rPr>
+                <w:sz w:val="18"/>
+              </w:rPr>
+              <w:t>Air Waybill number assigned when item is handed to courier.</w:t>
+            </w:r>
+          </w:p>
+        </w:tc>
+        <w:tc>
+          <w:tcPr>
+            <w:tcW w:type="dxa" w:w="1814"/>
+            <w:shd w:val="clear" w:color="auto" w:fill="FFFFFF"/>
+          </w:tcPr>
+          <w:p>
+            <w:pPr>
+              <w:spacing w:before="40" w:after="40"/>
+            </w:pPr>
+            <w:r>
+              <w:rPr>
+                <w:sz w:val="18"/>
+              </w:rPr>
+            </w:r>
+            <w:r>
+              <w:rPr>
+                <w:sz w:val="18"/>
+              </w:rPr>
+              <w:t xml:space="preserve">NULL or empty = not yet dispatched. Non-null = item physically handed to courier. Use: </w:t>
+            </w:r>
+            <w:r>
+              <w:rPr>
+                <w:rFonts w:ascii="Courier New" w:hAnsi="Courier New"/>
+                <w:color w:val="C7254E"/>
+                <w:sz w:val="18"/>
+              </w:rPr>
+              <w:t>CASE WHEN awb_id IS NOT NULL AND awb_id &lt;&gt; '' THEN 'awb id generated' END</w:t>
+            </w:r>
+            <w:r>
+              <w:rPr>
+                <w:sz w:val="18"/>
+              </w:rPr>
+              <w:t>.</w:t>
+            </w:r>
+          </w:p>
+        </w:tc>
+      </w:tr>
+      <w:tr>
+        <w:tc>
+          <w:tcPr>
+            <w:tcW w:type="dxa" w:w="1814"/>
+            <w:shd w:val="clear" w:color="auto" w:fill="F7F9FC"/>
+          </w:tcPr>
+          <w:p>
+            <w:pPr>
+              <w:spacing w:before="40" w:after="40"/>
+            </w:pPr>
+            <w:r>
+              <w:rPr>
+                <w:sz w:val="18"/>
+              </w:rPr>
+            </w:r>
+            <w:r>
+              <w:rPr>
+                <w:sz w:val="18"/>
+              </w:rPr>
+              <w:t>10</w:t>
+            </w:r>
+          </w:p>
+        </w:tc>
+        <w:tc>
+          <w:tcPr>
+            <w:tcW w:type="dxa" w:w="1814"/>
+            <w:shd w:val="clear" w:color="auto" w:fill="F7F9FC"/>
+          </w:tcPr>
+          <w:p>
+            <w:pPr>
+              <w:spacing w:before="40" w:after="40"/>
+            </w:pPr>
+            <w:r>
+              <w:rPr>
+                <w:sz w:val="18"/>
+              </w:rPr>
+            </w:r>
+            <w:r>
+              <w:rPr>
+                <w:rFonts w:ascii="Courier New" w:hAnsi="Courier New"/>
+                <w:color w:val="C7254E"/>
+                <w:sz w:val="18"/>
+              </w:rPr>
+              <w:t>courier_id</w:t>
+            </w:r>
+          </w:p>
+        </w:tc>
+        <w:tc>
+          <w:tcPr>
+            <w:tcW w:type="dxa" w:w="1814"/>
+            <w:shd w:val="clear" w:color="auto" w:fill="F7F9FC"/>
+          </w:tcPr>
+          <w:p>
+            <w:pPr>
+              <w:spacing w:before="40" w:after="40"/>
+            </w:pPr>
+            <w:r>
+              <w:rPr>
+                <w:sz w:val="18"/>
+              </w:rPr>
+            </w:r>
+            <w:r>
+              <w:rPr>
+                <w:sz w:val="18"/>
+              </w:rPr>
+              <w:t>VARCHAR</w:t>
+            </w:r>
+          </w:p>
+        </w:tc>
+        <w:tc>
+          <w:tcPr>
+            <w:tcW w:type="dxa" w:w="1814"/>
+            <w:shd w:val="clear" w:color="auto" w:fill="F7F9FC"/>
+          </w:tcPr>
+          <w:p>
+            <w:pPr>
+              <w:spacing w:before="40" w:after="40"/>
+            </w:pPr>
+            <w:r>
+              <w:rPr>
+                <w:sz w:val="18"/>
+              </w:rPr>
+            </w:r>
+            <w:r>
+              <w:rPr>
+                <w:sz w:val="18"/>
+              </w:rPr>
+              <w:t>Identifier of the courier/logistics partner.</w:t>
+            </w:r>
+          </w:p>
+        </w:tc>
+        <w:tc>
+          <w:tcPr>
+            <w:tcW w:type="dxa" w:w="1814"/>
+            <w:shd w:val="clear" w:color="auto" w:fill="F7F9FC"/>
+          </w:tcPr>
+          <w:p>
+            <w:pPr>
+              <w:spacing w:before="40" w:after="40"/>
+            </w:pPr>
+            <w:r>
+              <w:rPr>
+                <w:sz w:val="18"/>
+              </w:rPr>
+            </w:r>
+            <w:r>
+              <w:rPr>
+                <w:sz w:val="18"/>
+              </w:rPr>
+              <w:t>Use to analyse courier-wise fulfilment rates.</w:t>
+            </w:r>
+          </w:p>
+        </w:tc>
+      </w:tr>
+      <w:tr>
+        <w:tc>
+          <w:tcPr>
+            <w:tcW w:type="dxa" w:w="1814"/>
+            <w:shd w:val="clear" w:color="auto" w:fill="FFFFFF"/>
+          </w:tcPr>
+          <w:p>
+            <w:pPr>
+              <w:spacing w:before="40" w:after="40"/>
+            </w:pPr>
+            <w:r>
+              <w:rPr>
+                <w:sz w:val="18"/>
+              </w:rPr>
+            </w:r>
+            <w:r>
+              <w:rPr>
+                <w:sz w:val="18"/>
+              </w:rPr>
+              <w:t>11</w:t>
+            </w:r>
+          </w:p>
+        </w:tc>
+        <w:tc>
+          <w:tcPr>
+            <w:tcW w:type="dxa" w:w="1814"/>
+            <w:shd w:val="clear" w:color="auto" w:fill="FFFFFF"/>
+          </w:tcPr>
+          <w:p>
+            <w:pPr>
+              <w:spacing w:before="40" w:after="40"/>
+            </w:pPr>
+            <w:r>
+              <w:rPr>
+                <w:sz w:val="18"/>
+              </w:rPr>
+            </w:r>
+            <w:r>
+              <w:rPr>
+                <w:rFonts w:ascii="Courier New" w:hAnsi="Courier New"/>
+                <w:color w:val="C7254E"/>
+                <w:sz w:val="18"/>
+              </w:rPr>
+              <w:t>payment_eligible</w:t>
+            </w:r>
+          </w:p>
+        </w:tc>
+        <w:tc>
+          <w:tcPr>
+            <w:tcW w:type="dxa" w:w="1814"/>
+            <w:shd w:val="clear" w:color="auto" w:fill="FFFFFF"/>
+          </w:tcPr>
+          <w:p>
+            <w:pPr>
+              <w:spacing w:before="40" w:after="40"/>
+            </w:pPr>
+            <w:r>
+              <w:rPr>
+                <w:sz w:val="18"/>
+              </w:rPr>
+            </w:r>
+            <w:r>
+              <w:rPr>
+                <w:sz w:val="18"/>
+              </w:rPr>
+              <w:t>BOOLEAN</w:t>
+            </w:r>
+          </w:p>
+        </w:tc>
+        <w:tc>
+          <w:tcPr>
+            <w:tcW w:type="dxa" w:w="1814"/>
+            <w:shd w:val="clear" w:color="auto" w:fill="FFFFFF"/>
+          </w:tcPr>
+          <w:p>
+            <w:pPr>
+              <w:spacing w:before="40" w:after="40"/>
+            </w:pPr>
+            <w:r>
+              <w:rPr>
+                <w:sz w:val="18"/>
+              </w:rPr>
+            </w:r>
+            <w:r>
+              <w:rPr>
+                <w:sz w:val="18"/>
+              </w:rPr>
+              <w:t>Whether the customer is chargeable for this order.</w:t>
+            </w:r>
+          </w:p>
+        </w:tc>
+        <w:tc>
+          <w:tcPr>
+            <w:tcW w:type="dxa" w:w="1814"/>
+            <w:shd w:val="clear" w:color="auto" w:fill="FFFFFF"/>
+          </w:tcPr>
+          <w:p>
+            <w:pPr>
+              <w:spacing w:before="40" w:after="40"/>
+            </w:pPr>
+            <w:r>
+              <w:rPr>
+                <w:sz w:val="18"/>
+              </w:rPr>
+            </w:r>
+            <w:r>
+              <w:rPr>
+                <w:rFonts w:ascii="Courier New" w:hAnsi="Courier New"/>
+                <w:color w:val="C7254E"/>
+                <w:sz w:val="18"/>
+              </w:rPr>
+              <w:t>true</w:t>
+            </w:r>
+            <w:r>
+              <w:rPr>
+                <w:sz w:val="18"/>
+              </w:rPr>
+              <w:t xml:space="preserve"> = order is billable. Filter </w:t>
+            </w:r>
+            <w:r>
+              <w:rPr>
+                <w:rFonts w:ascii="Courier New" w:hAnsi="Courier New"/>
+                <w:color w:val="C7254E"/>
+                <w:sz w:val="18"/>
+              </w:rPr>
+              <w:t>payment_eligible = true</w:t>
+            </w:r>
+            <w:r>
+              <w:rPr>
+                <w:sz w:val="18"/>
+              </w:rPr>
+              <w:t xml:space="preserve"> for charge-related analysis. Senior citizen exemption logic uses this flag.</w:t>
+            </w:r>
+          </w:p>
+        </w:tc>
+      </w:tr>
+      <w:tr>
+        <w:tc>
+          <w:tcPr>
+            <w:tcW w:type="dxa" w:w="1814"/>
+            <w:shd w:val="clear" w:color="auto" w:fill="F7F9FC"/>
+          </w:tcPr>
+          <w:p>
+            <w:pPr>
+              <w:spacing w:before="40" w:after="40"/>
+            </w:pPr>
+            <w:r>
+              <w:rPr>
+                <w:sz w:val="18"/>
+              </w:rPr>
+            </w:r>
+            <w:r>
+              <w:rPr>
+                <w:sz w:val="18"/>
+              </w:rPr>
+              <w:t>12</w:t>
+            </w:r>
+          </w:p>
+        </w:tc>
+        <w:tc>
+          <w:tcPr>
+            <w:tcW w:type="dxa" w:w="1814"/>
+            <w:shd w:val="clear" w:color="auto" w:fill="F7F9FC"/>
+          </w:tcPr>
+          <w:p>
+            <w:pPr>
+              <w:spacing w:before="40" w:after="40"/>
+            </w:pPr>
+            <w:r>
+              <w:rPr>
+                <w:sz w:val="18"/>
+              </w:rPr>
+            </w:r>
+            <w:r>
+              <w:rPr>
+                <w:rFonts w:ascii="Courier New" w:hAnsi="Courier New"/>
+                <w:color w:val="C7254E"/>
+                <w:sz w:val="18"/>
+              </w:rPr>
+              <w:t>amount</w:t>
+            </w:r>
+          </w:p>
+        </w:tc>
+        <w:tc>
+          <w:tcPr>
+            <w:tcW w:type="dxa" w:w="1814"/>
+            <w:shd w:val="clear" w:color="auto" w:fill="F7F9FC"/>
+          </w:tcPr>
+          <w:p>
+            <w:pPr>
+              <w:spacing w:before="40" w:after="40"/>
+            </w:pPr>
+            <w:r>
+              <w:rPr>
+                <w:sz w:val="18"/>
+              </w:rPr>
+            </w:r>
+            <w:r>
+              <w:rPr>
+                <w:sz w:val="18"/>
+              </w:rPr>
+              <w:t>VARCHAR</w:t>
+            </w:r>
+          </w:p>
+        </w:tc>
+        <w:tc>
+          <w:tcPr>
+            <w:tcW w:type="dxa" w:w="1814"/>
+            <w:shd w:val="clear" w:color="auto" w:fill="F7F9FC"/>
+          </w:tcPr>
+          <w:p>
+            <w:pPr>
+              <w:spacing w:before="40" w:after="40"/>
+            </w:pPr>
+            <w:r>
+              <w:rPr>
+                <w:sz w:val="18"/>
+              </w:rPr>
+            </w:r>
+            <w:r>
+              <w:rPr>
+                <w:sz w:val="18"/>
+              </w:rPr>
+              <w:t>Charge amount in rupees, stored as VARCHAR.</w:t>
+            </w:r>
+          </w:p>
+        </w:tc>
+        <w:tc>
+          <w:tcPr>
+            <w:tcW w:type="dxa" w:w="1814"/>
+            <w:shd w:val="clear" w:color="auto" w:fill="F7F9FC"/>
+          </w:tcPr>
+          <w:p>
+            <w:pPr>
+              <w:spacing w:before="40" w:after="40"/>
+            </w:pPr>
+            <w:r>
+              <w:rPr>
+                <w:sz w:val="18"/>
+              </w:rPr>
+            </w:r>
+            <w:r>
+              <w:rPr>
+                <w:sz w:val="18"/>
+              </w:rPr>
+              <w:t xml:space="preserve">Currently always </w:t>
+            </w:r>
+            <w:r>
+              <w:rPr>
+                <w:rFonts w:ascii="Courier New" w:hAnsi="Courier New"/>
+                <w:color w:val="C7254E"/>
+                <w:sz w:val="18"/>
+              </w:rPr>
+              <w:t>'0.00'</w:t>
+            </w:r>
+            <w:r>
+              <w:rPr>
+                <w:sz w:val="18"/>
+              </w:rPr>
+              <w:t xml:space="preserve"> (free/waived) or </w:t>
+            </w:r>
+            <w:r>
+              <w:rPr>
+                <w:rFonts w:ascii="Courier New" w:hAnsi="Courier New"/>
+                <w:color w:val="C7254E"/>
+                <w:sz w:val="18"/>
+              </w:rPr>
+              <w:t>'100.00'</w:t>
+            </w:r>
+            <w:r>
+              <w:rPr>
+                <w:sz w:val="18"/>
+              </w:rPr>
+              <w:t xml:space="preserve"> (charged). Use </w:t>
+            </w:r>
+            <w:r>
+              <w:rPr>
+                <w:rFonts w:ascii="Courier New" w:hAnsi="Courier New"/>
+                <w:color w:val="C7254E"/>
+                <w:sz w:val="18"/>
+              </w:rPr>
+              <w:t>CAST(amount AS DOUBLE)</w:t>
+            </w:r>
+            <w:r>
+              <w:rPr>
+                <w:sz w:val="18"/>
+              </w:rPr>
+              <w:t xml:space="preserve"> for arithmetic.</w:t>
+            </w:r>
+          </w:p>
+        </w:tc>
+      </w:tr>
+      <w:tr>
+        <w:tc>
+          <w:tcPr>
+            <w:tcW w:type="dxa" w:w="1814"/>
+            <w:shd w:val="clear" w:color="auto" w:fill="FFFFFF"/>
+          </w:tcPr>
+          <w:p>
+            <w:pPr>
+              <w:spacing w:before="40" w:after="40"/>
+            </w:pPr>
+            <w:r>
+              <w:rPr>
+                <w:sz w:val="18"/>
+              </w:rPr>
+            </w:r>
+            <w:r>
+              <w:rPr>
+                <w:sz w:val="18"/>
+              </w:rPr>
+              <w:t>13</w:t>
+            </w:r>
+          </w:p>
+        </w:tc>
+        <w:tc>
+          <w:tcPr>
+            <w:tcW w:type="dxa" w:w="1814"/>
+            <w:shd w:val="clear" w:color="auto" w:fill="FFFFFF"/>
+          </w:tcPr>
+          <w:p>
+            <w:pPr>
+              <w:spacing w:before="40" w:after="40"/>
+            </w:pPr>
+            <w:r>
+              <w:rPr>
+                <w:sz w:val="18"/>
+              </w:rPr>
+            </w:r>
+            <w:r>
+              <w:rPr>
+                <w:rFonts w:ascii="Courier New" w:hAnsi="Courier New"/>
+                <w:color w:val="C7254E"/>
+                <w:sz w:val="18"/>
+              </w:rPr>
+              <w:t>__is_deleted</w:t>
+            </w:r>
+          </w:p>
+        </w:tc>
+        <w:tc>
+          <w:tcPr>
+            <w:tcW w:type="dxa" w:w="1814"/>
+            <w:shd w:val="clear" w:color="auto" w:fill="FFFFFF"/>
+          </w:tcPr>
+          <w:p>
+            <w:pPr>
+              <w:spacing w:before="40" w:after="40"/>
+            </w:pPr>
+            <w:r>
+              <w:rPr>
+                <w:sz w:val="18"/>
+              </w:rPr>
+            </w:r>
+            <w:r>
+              <w:rPr>
+                <w:sz w:val="18"/>
+              </w:rPr>
+              <w:t>BOOLEAN</w:t>
+            </w:r>
+          </w:p>
+        </w:tc>
+        <w:tc>
+          <w:tcPr>
+            <w:tcW w:type="dxa" w:w="1814"/>
+            <w:shd w:val="clear" w:color="auto" w:fill="FFFFFF"/>
+          </w:tcPr>
+          <w:p>
+            <w:pPr>
+              <w:spacing w:before="40" w:after="40"/>
+            </w:pPr>
+            <w:r>
+              <w:rPr>
+                <w:sz w:val="18"/>
+              </w:rPr>
+            </w:r>
+            <w:r>
+              <w:rPr>
+                <w:sz w:val="18"/>
+              </w:rPr>
+              <w:t>Soft-delete flag.</w:t>
+            </w:r>
+          </w:p>
+        </w:tc>
+        <w:tc>
+          <w:tcPr>
+            <w:tcW w:type="dxa" w:w="1814"/>
+            <w:shd w:val="clear" w:color="auto" w:fill="FFFFFF"/>
+          </w:tcPr>
+          <w:p>
+            <w:pPr>
+              <w:spacing w:before="40" w:after="40"/>
+            </w:pPr>
+            <w:r>
+              <w:rPr>
+                <w:sz w:val="18"/>
+              </w:rPr>
+            </w:r>
+            <w:r>
+              <w:rPr>
+                <w:sz w:val="18"/>
+              </w:rPr>
+              <w:t xml:space="preserve">Always filter: </w:t>
+            </w:r>
+            <w:r>
+              <w:rPr>
+                <w:rFonts w:ascii="Courier New" w:hAnsi="Courier New"/>
+                <w:color w:val="C7254E"/>
+                <w:sz w:val="18"/>
+              </w:rPr>
+              <w:t>__is_deleted = false</w:t>
+            </w:r>
+            <w:r>
+              <w:rPr>
+                <w:sz w:val="18"/>
+              </w:rPr>
+              <w:t>.</w:t>
+            </w:r>
+          </w:p>
+        </w:tc>
+      </w:tr>
+      <w:tr>
+        <w:tc>
+          <w:tcPr>
+            <w:tcW w:type="dxa" w:w="1814"/>
+            <w:shd w:val="clear" w:color="auto" w:fill="F7F9FC"/>
+          </w:tcPr>
+          <w:p>
+            <w:pPr>
+              <w:spacing w:before="40" w:after="40"/>
+            </w:pPr>
+            <w:r>
+              <w:rPr>
+                <w:sz w:val="18"/>
+              </w:rPr>
+            </w:r>
+            <w:r>
+              <w:rPr>
+                <w:sz w:val="18"/>
+              </w:rPr>
+              <w:t>14</w:t>
+            </w:r>
+          </w:p>
+        </w:tc>
+        <w:tc>
+          <w:tcPr>
+            <w:tcW w:type="dxa" w:w="1814"/>
+            <w:shd w:val="clear" w:color="auto" w:fill="F7F9FC"/>
+          </w:tcPr>
+          <w:p>
+            <w:pPr>
+              <w:spacing w:before="40" w:after="40"/>
+            </w:pPr>
+            <w:r>
+              <w:rPr>
+                <w:sz w:val="18"/>
+              </w:rPr>
+            </w:r>
+            <w:r>
+              <w:rPr>
+                <w:rFonts w:ascii="Courier New" w:hAnsi="Courier New"/>
+                <w:color w:val="C7254E"/>
+                <w:sz w:val="18"/>
+              </w:rPr>
+              <w:t>year</w:t>
+            </w:r>
+          </w:p>
+        </w:tc>
+        <w:tc>
+          <w:tcPr>
+            <w:tcW w:type="dxa" w:w="1814"/>
+            <w:shd w:val="clear" w:color="auto" w:fill="F7F9FC"/>
+          </w:tcPr>
+          <w:p>
+            <w:pPr>
+              <w:spacing w:before="40" w:after="40"/>
+            </w:pPr>
+            <w:r>
+              <w:rPr>
+                <w:sz w:val="18"/>
+              </w:rPr>
+            </w:r>
+            <w:r>
+              <w:rPr>
+                <w:sz w:val="18"/>
+              </w:rPr>
+              <w:t>INTEGER</w:t>
+            </w:r>
+          </w:p>
+        </w:tc>
+        <w:tc>
+          <w:tcPr>
+            <w:tcW w:type="dxa" w:w="1814"/>
+            <w:shd w:val="clear" w:color="auto" w:fill="F7F9FC"/>
+          </w:tcPr>
+          <w:p>
+            <w:pPr>
+              <w:spacing w:before="40" w:after="40"/>
+            </w:pPr>
+            <w:r>
+              <w:rPr>
+                <w:sz w:val="18"/>
+              </w:rPr>
+            </w:r>
+            <w:r>
+              <w:rPr>
+                <w:sz w:val="18"/>
+              </w:rPr>
+              <w:t>Partition column.</w:t>
+            </w:r>
+          </w:p>
+        </w:tc>
+        <w:tc>
+          <w:tcPr>
+            <w:tcW w:type="dxa" w:w="1814"/>
+            <w:shd w:val="clear" w:color="auto" w:fill="F7F9FC"/>
+          </w:tcPr>
+          <w:p>
+            <w:pPr>
+              <w:spacing w:before="40" w:after="40"/>
+            </w:pPr>
+            <w:r>
+              <w:rPr>
+                <w:sz w:val="18"/>
+              </w:rPr>
+            </w:r>
+            <w:r>
+              <w:rPr>
+                <w:sz w:val="18"/>
+              </w:rPr>
+              <w:t>Always apply in WHERE clause.</w:t>
+            </w:r>
+          </w:p>
+        </w:tc>
+      </w:tr>
+      <w:tr>
+        <w:tc>
+          <w:tcPr>
+            <w:tcW w:type="dxa" w:w="1814"/>
+            <w:shd w:val="clear" w:color="auto" w:fill="FFFFFF"/>
+          </w:tcPr>
+          <w:p>
+            <w:pPr>
+              <w:spacing w:before="40" w:after="40"/>
+            </w:pPr>
+            <w:r>
+              <w:rPr>
+                <w:sz w:val="18"/>
+              </w:rPr>
+            </w:r>
+            <w:r>
+              <w:rPr>
+                <w:sz w:val="18"/>
+              </w:rPr>
+              <w:t>15</w:t>
+            </w:r>
+          </w:p>
+        </w:tc>
+        <w:tc>
+          <w:tcPr>
+            <w:tcW w:type="dxa" w:w="1814"/>
+            <w:shd w:val="clear" w:color="auto" w:fill="FFFFFF"/>
+          </w:tcPr>
+          <w:p>
+            <w:pPr>
+              <w:spacing w:before="40" w:after="40"/>
+            </w:pPr>
+            <w:r>
+              <w:rPr>
+                <w:sz w:val="18"/>
+              </w:rPr>
+            </w:r>
+            <w:r>
+              <w:rPr>
+                <w:rFonts w:ascii="Courier New" w:hAnsi="Courier New"/>
+                <w:color w:val="C7254E"/>
+                <w:sz w:val="18"/>
+              </w:rPr>
+              <w:t>month</w:t>
+            </w:r>
+          </w:p>
+        </w:tc>
+        <w:tc>
+          <w:tcPr>
+            <w:tcW w:type="dxa" w:w="1814"/>
+            <w:shd w:val="clear" w:color="auto" w:fill="FFFFFF"/>
+          </w:tcPr>
+          <w:p>
+            <w:pPr>
+              <w:spacing w:before="40" w:after="40"/>
+            </w:pPr>
+            <w:r>
+              <w:rPr>
+                <w:sz w:val="18"/>
+              </w:rPr>
+            </w:r>
+            <w:r>
+              <w:rPr>
+                <w:sz w:val="18"/>
+              </w:rPr>
+              <w:t>INTEGER</w:t>
+            </w:r>
+          </w:p>
+        </w:tc>
+        <w:tc>
+          <w:tcPr>
+            <w:tcW w:type="dxa" w:w="1814"/>
+            <w:shd w:val="clear" w:color="auto" w:fill="FFFFFF"/>
+          </w:tcPr>
+          <w:p>
+            <w:pPr>
+              <w:spacing w:before="40" w:after="40"/>
+            </w:pPr>
+            <w:r>
+              <w:rPr>
+                <w:sz w:val="18"/>
+              </w:rPr>
+            </w:r>
+            <w:r>
+              <w:rPr>
+                <w:sz w:val="18"/>
+              </w:rPr>
+              <w:t>Partition column.</w:t>
+            </w:r>
+          </w:p>
+        </w:tc>
+        <w:tc>
+          <w:tcPr>
+            <w:tcW w:type="dxa" w:w="1814"/>
+            <w:shd w:val="clear" w:color="auto" w:fill="FFFFFF"/>
+          </w:tcPr>
+          <w:p>
+            <w:pPr>
+              <w:spacing w:before="40" w:after="40"/>
+            </w:pPr>
+            <w:r>
+              <w:rPr>
+                <w:sz w:val="18"/>
+              </w:rPr>
+            </w:r>
+            <w:r>
+              <w:rPr>
+                <w:sz w:val="18"/>
+              </w:rPr>
+              <w:t>Always apply in WHERE clause.</w:t>
+            </w:r>
+          </w:p>
+        </w:tc>
+      </w:tr>
+      <w:tr>
+        <w:tc>
+          <w:tcPr>
+            <w:tcW w:type="dxa" w:w="1814"/>
+            <w:shd w:val="clear" w:color="auto" w:fill="F7F9FC"/>
+          </w:tcPr>
+          <w:p>
+            <w:pPr>
+              <w:spacing w:before="40" w:after="40"/>
+            </w:pPr>
+            <w:r>
+              <w:rPr>
+                <w:sz w:val="18"/>
+              </w:rPr>
+            </w:r>
+            <w:r>
+              <w:rPr>
+                <w:sz w:val="18"/>
+              </w:rPr>
+              <w:t>16</w:t>
+            </w:r>
+          </w:p>
+        </w:tc>
+        <w:tc>
+          <w:tcPr>
+            <w:tcW w:type="dxa" w:w="1814"/>
+            <w:shd w:val="clear" w:color="auto" w:fill="F7F9FC"/>
+          </w:tcPr>
+          <w:p>
+            <w:pPr>
+              <w:spacing w:before="40" w:after="40"/>
+            </w:pPr>
+            <w:r>
+              <w:rPr>
+                <w:sz w:val="18"/>
+              </w:rPr>
+            </w:r>
+            <w:r>
+              <w:rPr>
+                <w:rFonts w:ascii="Courier New" w:hAnsi="Courier New"/>
+                <w:color w:val="C7254E"/>
+                <w:sz w:val="18"/>
+              </w:rPr>
+              <w:t>day</w:t>
+            </w:r>
+          </w:p>
+        </w:tc>
+        <w:tc>
+          <w:tcPr>
+            <w:tcW w:type="dxa" w:w="1814"/>
+            <w:shd w:val="clear" w:color="auto" w:fill="F7F9FC"/>
+          </w:tcPr>
+          <w:p>
+            <w:pPr>
+              <w:spacing w:before="40" w:after="40"/>
+            </w:pPr>
+            <w:r>
+              <w:rPr>
+                <w:sz w:val="18"/>
+              </w:rPr>
+            </w:r>
+            <w:r>
+              <w:rPr>
+                <w:sz w:val="18"/>
+              </w:rPr>
+              <w:t>INTEGER</w:t>
+            </w:r>
+          </w:p>
+        </w:tc>
+        <w:tc>
+          <w:tcPr>
+            <w:tcW w:type="dxa" w:w="1814"/>
+            <w:shd w:val="clear" w:color="auto" w:fill="F7F9FC"/>
+          </w:tcPr>
+          <w:p>
+            <w:pPr>
+              <w:spacing w:before="40" w:after="40"/>
+            </w:pPr>
+            <w:r>
+              <w:rPr>
+                <w:sz w:val="18"/>
+              </w:rPr>
+            </w:r>
+            <w:r>
+              <w:rPr>
+                <w:sz w:val="18"/>
+              </w:rPr>
+              <w:t>Partition column.</w:t>
+            </w:r>
+          </w:p>
+        </w:tc>
+        <w:tc>
+          <w:tcPr>
+            <w:tcW w:type="dxa" w:w="1814"/>
+            <w:shd w:val="clear" w:color="auto" w:fill="F7F9FC"/>
+          </w:tcPr>
+          <w:p>
+            <w:pPr>
+              <w:spacing w:before="40" w:after="40"/>
+            </w:pPr>
+            <w:r>
+              <w:rPr>
+                <w:sz w:val="18"/>
+              </w:rPr>
+            </w:r>
+            <w:r>
+              <w:rPr>
+                <w:sz w:val="18"/>
+              </w:rPr>
+              <w:t>Always apply in WHERE clause.</w:t>
             </w:r>
           </w:p>
         </w:tc>
       </w:tr>
     </w:tbl>
     <w:p/>
+    <w:p>
+      <w:pPr>
+        <w:spacing w:after="120"/>
+      </w:pPr>
+      <w:r>
+        <w:rPr>
+          <w:b/>
+          <w:sz w:val="20"/>
+        </w:rPr>
+        <w:t>Out of scope for analytics:</w:t>
+      </w:r>
+      <w:r>
+        <w:rPr>
+          <w:sz w:val="20"/>
+        </w:rPr>
+        <w:t xml:space="preserve"> </w:t>
+      </w:r>
+      <w:r>
+        <w:rPr>
+          <w:rFonts w:ascii="Courier New" w:hAnsi="Courier New"/>
+          <w:color w:val="C7254E"/>
+          <w:sz w:val="18"/>
+        </w:rPr>
+        <w:t>source_order_group_refund_id</w:t>
+      </w:r>
+      <w:r>
+        <w:rPr>
+          <w:sz w:val="20"/>
+        </w:rPr>
+        <w:t xml:space="preserve"> (context TBD), </w:t>
+      </w:r>
+      <w:r>
+        <w:rPr>
+          <w:rFonts w:ascii="Courier New" w:hAnsi="Courier New"/>
+          <w:color w:val="C7254E"/>
+          <w:sz w:val="18"/>
+        </w:rPr>
+        <w:t>__source_lsn</w:t>
+      </w:r>
+      <w:r>
+        <w:rPr>
+          <w:sz w:val="20"/>
+        </w:rPr>
+        <w:t xml:space="preserve">, </w:t>
+      </w:r>
+      <w:r>
+        <w:rPr>
+          <w:rFonts w:ascii="Courier New" w:hAnsi="Courier New"/>
+          <w:color w:val="C7254E"/>
+          <w:sz w:val="18"/>
+        </w:rPr>
+        <w:t>__source_timestamp</w:t>
+      </w:r>
+      <w:r>
+        <w:rPr>
+          <w:sz w:val="20"/>
+        </w:rPr>
+        <w:t xml:space="preserve">, </w:t>
+      </w:r>
+      <w:r>
+        <w:rPr>
+          <w:rFonts w:ascii="Courier New" w:hAnsi="Courier New"/>
+          <w:color w:val="C7254E"/>
+          <w:sz w:val="18"/>
+        </w:rPr>
+        <w:t>__data_partition</w:t>
+      </w:r>
+      <w:r>
+        <w:rPr>
+          <w:sz w:val="20"/>
+        </w:rPr>
+        <w:t xml:space="preserve">, </w:t>
+      </w:r>
+      <w:r>
+        <w:rPr>
+          <w:rFonts w:ascii="Courier New" w:hAnsi="Courier New"/>
+          <w:color w:val="C7254E"/>
+          <w:sz w:val="18"/>
+        </w:rPr>
+        <w:t>__data_offset</w:t>
+      </w:r>
+      <w:r>
+        <w:rPr>
+          <w:sz w:val="20"/>
+        </w:rPr>
+        <w:t>.</w:t>
+      </w:r>
+    </w:p>
     <w:p>
       <w:pPr>
         <w:spacing w:before="80" w:after="80"/>
@@ -1586,7 +3105,7 @@
                 <w:color w:val="C7254E"/>
                 <w:sz w:val="18"/>
               </w:rPr>
-              <w:t>order_id</w:t>
+              <w:t>id</w:t>
             </w:r>
           </w:p>
         </w:tc>
@@ -1608,7 +3127,7 @@
               <w:rPr>
                 <w:sz w:val="18"/>
               </w:rPr>
-              <w:t>STRING</w:t>
+              <w:t>VARCHAR</w:t>
             </w:r>
           </w:p>
         </w:tc>
@@ -1630,21 +3149,7 @@
               <w:rPr>
                 <w:sz w:val="18"/>
               </w:rPr>
-              <w:t xml:space="preserve">Join key to </w:t>
-            </w:r>
-            <w:r>
-              <w:rPr>
-                <w:rFonts w:ascii="Courier New" w:hAnsi="Courier New"/>
-                <w:color w:val="C7254E"/>
-                <w:sz w:val="18"/>
-              </w:rPr>
-              <w:t>services_orders.order_id</w:t>
-            </w:r>
-            <w:r>
-              <w:rPr>
-                <w:sz w:val="18"/>
-              </w:rPr>
-              <w:t>.</w:t>
+              <w:t>Auto-generated row primary key.</w:t>
             </w:r>
           </w:p>
         </w:tc>
@@ -1666,21 +3171,7 @@
               <w:rPr>
                 <w:sz w:val="18"/>
               </w:rPr>
-              <w:t xml:space="preserve">Always join: </w:t>
-            </w:r>
-            <w:r>
-              <w:rPr>
-                <w:rFonts w:ascii="Courier New" w:hAnsi="Courier New"/>
-                <w:color w:val="C7254E"/>
-                <w:sz w:val="18"/>
-              </w:rPr>
-              <w:t>st.order_id = o.order_id</w:t>
-            </w:r>
-            <w:r>
-              <w:rPr>
-                <w:sz w:val="18"/>
-              </w:rPr>
-              <w:t>.</w:t>
+              <w:t>Not the business key. Do not use for joins.</w:t>
             </w:r>
           </w:p>
         </w:tc>
@@ -1728,7 +3219,7 @@
                 <w:color w:val="C7254E"/>
                 <w:sz w:val="18"/>
               </w:rPr>
-              <w:t>user_id</w:t>
+              <w:t>order_id</w:t>
             </w:r>
           </w:p>
         </w:tc>
@@ -1750,7 +3241,7 @@
               <w:rPr>
                 <w:sz w:val="18"/>
               </w:rPr>
-              <w:t>STRING</w:t>
+              <w:t>VARCHAR</w:t>
             </w:r>
           </w:p>
         </w:tc>
@@ -1772,7 +3263,21 @@
               <w:rPr>
                 <w:sz w:val="18"/>
               </w:rPr>
-              <w:t>The UUID of the user who placed the order.</w:t>
+              <w:t xml:space="preserve">Business-level join key to </w:t>
+            </w:r>
+            <w:r>
+              <w:rPr>
+                <w:rFonts w:ascii="Courier New" w:hAnsi="Courier New"/>
+                <w:color w:val="C7254E"/>
+                <w:sz w:val="18"/>
+              </w:rPr>
+              <w:t>services_orders.order_id</w:t>
+            </w:r>
+            <w:r>
+              <w:rPr>
+                <w:sz w:val="18"/>
+              </w:rPr>
+              <w:t>.</w:t>
             </w:r>
           </w:p>
         </w:tc>
@@ -1794,7 +3299,7 @@
               <w:rPr>
                 <w:sz w:val="18"/>
               </w:rPr>
-              <w:t xml:space="preserve">Join to </w:t>
+              <w:t xml:space="preserve">Always join: </w:t>
             </w:r>
             <w:r>
               <w:rPr>
@@ -1802,41 +3307,13 @@
                 <w:color w:val="C7254E"/>
                 <w:sz w:val="18"/>
               </w:rPr>
-              <w:t>cohort_tags.uuid</w:t>
-            </w:r>
-            <w:r>
-              <w:rPr>
-                <w:sz w:val="18"/>
-              </w:rPr>
-              <w:t xml:space="preserve"> or </w:t>
-            </w:r>
-            <w:r>
-              <w:rPr>
-                <w:rFonts w:ascii="Courier New" w:hAnsi="Courier New"/>
-                <w:color w:val="C7254E"/>
-                <w:sz w:val="18"/>
-              </w:rPr>
-              <w:t>dsa_user_journey_tags.uuid</w:t>
-            </w:r>
-            <w:r>
-              <w:rPr>
-                <w:sz w:val="18"/>
-              </w:rPr>
-              <w:t xml:space="preserve"> for user-level enrichment. Filter </w:t>
-            </w:r>
-            <w:r>
-              <w:rPr>
-                <w:rFonts w:ascii="Courier New" w:hAnsi="Courier New"/>
-                <w:color w:val="C7254E"/>
-                <w:sz w:val="18"/>
-              </w:rPr>
-              <w:t>user_id IS NOT NULL AND TRIM(user_id) &lt;&gt; ''</w:t>
-            </w:r>
-            <w:r>
-              <w:rPr>
-                <w:sz w:val="18"/>
-              </w:rPr>
-              <w:t xml:space="preserve"> to exclude system/unattributed records.</w:t>
+              <w:t>b.order_id = a.order_id</w:t>
+            </w:r>
+            <w:r>
+              <w:rPr>
+                <w:sz w:val="18"/>
+              </w:rPr>
+              <w:t>.</w:t>
             </w:r>
           </w:p>
         </w:tc>
@@ -1884,7 +3361,7 @@
                 <w:color w:val="C7254E"/>
                 <w:sz w:val="18"/>
               </w:rPr>
-              <w:t>status</w:t>
+              <w:t>user_id</w:t>
             </w:r>
           </w:p>
         </w:tc>
@@ -1906,7 +3383,7 @@
               <w:rPr>
                 <w:sz w:val="18"/>
               </w:rPr>
-              <w:t>STRING</w:t>
+              <w:t>VARCHAR</w:t>
             </w:r>
           </w:p>
         </w:tc>
@@ -1928,7 +3405,7 @@
               <w:rPr>
                 <w:sz w:val="18"/>
               </w:rPr>
-              <w:t>Current lifecycle status of the order at this tracking event.</w:t>
+              <w:t>UUID of the customer.</w:t>
             </w:r>
           </w:p>
         </w:tc>
@@ -1950,7 +3427,35 @@
               <w:rPr>
                 <w:sz w:val="18"/>
               </w:rPr>
-              <w:t>See Section 5b for known values. Use latest-row deduplication to get current status per order.</w:t>
+              <w:t xml:space="preserve">Same value as </w:t>
+            </w:r>
+            <w:r>
+              <w:rPr>
+                <w:rFonts w:ascii="Courier New" w:hAnsi="Courier New"/>
+                <w:color w:val="C7254E"/>
+                <w:sz w:val="18"/>
+              </w:rPr>
+              <w:t>services_orders.user_id</w:t>
+            </w:r>
+            <w:r>
+              <w:rPr>
+                <w:sz w:val="18"/>
+              </w:rPr>
+              <w:t xml:space="preserve">. Either can be used; prefer </w:t>
+            </w:r>
+            <w:r>
+              <w:rPr>
+                <w:rFonts w:ascii="Courier New" w:hAnsi="Courier New"/>
+                <w:color w:val="C7254E"/>
+                <w:sz w:val="18"/>
+              </w:rPr>
+              <w:t>services_orders.user_id</w:t>
+            </w:r>
+            <w:r>
+              <w:rPr>
+                <w:sz w:val="18"/>
+              </w:rPr>
+              <w:t xml:space="preserve"> for user-level analysis since it is always populated at order creation.</w:t>
             </w:r>
           </w:p>
         </w:tc>
@@ -1998,7 +3503,7 @@
                 <w:color w:val="C7254E"/>
                 <w:sz w:val="18"/>
               </w:rPr>
-              <w:t>created_at</w:t>
+              <w:t>status</w:t>
             </w:r>
           </w:p>
         </w:tc>
@@ -2020,7 +3525,7 @@
               <w:rPr>
                 <w:sz w:val="18"/>
               </w:rPr>
-              <w:t>TIMESTAMP</w:t>
+              <w:t>VARCHAR</w:t>
             </w:r>
           </w:p>
         </w:tc>
@@ -2042,7 +3547,7 @@
               <w:rPr>
                 <w:sz w:val="18"/>
               </w:rPr>
-              <w:t>Timestamp when this tracking event was created (UTC).</w:t>
+              <w:t>Current lifecycle status of the order.</w:t>
             </w:r>
           </w:p>
         </w:tc>
@@ -2064,7 +3569,7 @@
               <w:rPr>
                 <w:sz w:val="18"/>
               </w:rPr>
-              <w:t>Used for ordering to determine the latest event.</w:t>
+              <w:t>See Section 5 for all values. This is the single source of truth for order state.</w:t>
             </w:r>
           </w:p>
         </w:tc>
@@ -2112,7 +3617,7 @@
                 <w:color w:val="C7254E"/>
                 <w:sz w:val="18"/>
               </w:rPr>
-              <w:t>updated_at</w:t>
+              <w:t>reason</w:t>
             </w:r>
           </w:p>
         </w:tc>
@@ -2134,7 +3639,7 @@
               <w:rPr>
                 <w:sz w:val="18"/>
               </w:rPr>
-              <w:t>TIMESTAMP</w:t>
+              <w:t>VARCHAR</w:t>
             </w:r>
           </w:p>
         </w:tc>
@@ -2156,7 +3661,7 @@
               <w:rPr>
                 <w:sz w:val="18"/>
               </w:rPr>
-              <w:t>Timestamp when this tracking row was last updated (UTC).</w:t>
+              <w:t>Reason string for the current status.</w:t>
             </w:r>
           </w:p>
         </w:tc>
@@ -2178,21 +3683,7 @@
               <w:rPr>
                 <w:sz w:val="18"/>
               </w:rPr>
-              <w:t xml:space="preserve">Primary sort key for latest-status deduplication. Use </w:t>
-            </w:r>
-            <w:r>
-              <w:rPr>
-                <w:rFonts w:ascii="Courier New" w:hAnsi="Courier New"/>
-                <w:color w:val="C7254E"/>
-                <w:sz w:val="18"/>
-              </w:rPr>
-              <w:t>ORDER BY updated_at DESC, created_at DESC</w:t>
-            </w:r>
-            <w:r>
-              <w:rPr>
-                <w:sz w:val="18"/>
-              </w:rPr>
-              <w:t>.</w:t>
+              <w:t>Populated on every status — not just failures. Useful for understanding failure modes and processing stages.</w:t>
             </w:r>
           </w:p>
         </w:tc>
@@ -2240,7 +3731,7 @@
                 <w:color w:val="C7254E"/>
                 <w:sz w:val="18"/>
               </w:rPr>
-              <w:t>__is_deleted</w:t>
+              <w:t>created_at</w:t>
             </w:r>
           </w:p>
         </w:tc>
@@ -2262,7 +3753,7 @@
               <w:rPr>
                 <w:sz w:val="18"/>
               </w:rPr>
-              <w:t>BOOLEAN</w:t>
+              <w:t>TIMESTAMP</w:t>
             </w:r>
           </w:p>
         </w:tc>
@@ -2284,7 +3775,7 @@
               <w:rPr>
                 <w:sz w:val="18"/>
               </w:rPr>
-              <w:t>Soft-delete flag.</w:t>
+              <w:t>UTC timestamp when the tracking row was first created.</w:t>
             </w:r>
           </w:p>
         </w:tc>
@@ -2306,7 +3797,47 @@
               <w:rPr>
                 <w:sz w:val="18"/>
               </w:rPr>
-              <w:t xml:space="preserve">Always filter: </w:t>
+              <w:t>Reflects when the order was first tracked, typically close to order creation.</w:t>
+            </w:r>
+          </w:p>
+        </w:tc>
+      </w:tr>
+      <w:tr>
+        <w:tc>
+          <w:tcPr>
+            <w:tcW w:type="dxa" w:w="1814"/>
+            <w:shd w:val="clear" w:color="auto" w:fill="FFFFFF"/>
+          </w:tcPr>
+          <w:p>
+            <w:pPr>
+              <w:spacing w:before="40" w:after="40"/>
+            </w:pPr>
+            <w:r>
+              <w:rPr>
+                <w:sz w:val="18"/>
+              </w:rPr>
+            </w:r>
+            <w:r>
+              <w:rPr>
+                <w:sz w:val="18"/>
+              </w:rPr>
+              <w:t>7</w:t>
+            </w:r>
+          </w:p>
+        </w:tc>
+        <w:tc>
+          <w:tcPr>
+            <w:tcW w:type="dxa" w:w="1814"/>
+            <w:shd w:val="clear" w:color="auto" w:fill="FFFFFF"/>
+          </w:tcPr>
+          <w:p>
+            <w:pPr>
+              <w:spacing w:before="40" w:after="40"/>
+            </w:pPr>
+            <w:r>
+              <w:rPr>
+                <w:sz w:val="18"/>
+              </w:rPr>
             </w:r>
             <w:r>
               <w:rPr>
@@ -2314,19 +3845,623 @@
                 <w:color w:val="C7254E"/>
                 <w:sz w:val="18"/>
               </w:rPr>
-              <w:t>COALESCE(__is_deleted, false) = false</w:t>
+              <w:t>updated_at</w:t>
+            </w:r>
+          </w:p>
+        </w:tc>
+        <w:tc>
+          <w:tcPr>
+            <w:tcW w:type="dxa" w:w="1814"/>
+            <w:shd w:val="clear" w:color="auto" w:fill="FFFFFF"/>
+          </w:tcPr>
+          <w:p>
+            <w:pPr>
+              <w:spacing w:before="40" w:after="40"/>
+            </w:pPr>
+            <w:r>
+              <w:rPr>
+                <w:sz w:val="18"/>
+              </w:rPr>
+            </w:r>
+            <w:r>
+              <w:rPr>
+                <w:sz w:val="18"/>
+              </w:rPr>
+              <w:t>TIMESTAMP</w:t>
+            </w:r>
+          </w:p>
+        </w:tc>
+        <w:tc>
+          <w:tcPr>
+            <w:tcW w:type="dxa" w:w="1814"/>
+            <w:shd w:val="clear" w:color="auto" w:fill="FFFFFF"/>
+          </w:tcPr>
+          <w:p>
+            <w:pPr>
+              <w:spacing w:before="40" w:after="40"/>
+            </w:pPr>
+            <w:r>
+              <w:rPr>
+                <w:sz w:val="18"/>
+              </w:rPr>
+            </w:r>
+            <w:r>
+              <w:rPr>
+                <w:sz w:val="18"/>
+              </w:rPr>
+              <w:t>UTC timestamp of the most recent status change.</w:t>
+            </w:r>
+          </w:p>
+        </w:tc>
+        <w:tc>
+          <w:tcPr>
+            <w:tcW w:type="dxa" w:w="1814"/>
+            <w:shd w:val="clear" w:color="auto" w:fill="FFFFFF"/>
+          </w:tcPr>
+          <w:p>
+            <w:pPr>
+              <w:spacing w:before="40" w:after="40"/>
+            </w:pPr>
+            <w:r>
+              <w:rPr>
+                <w:sz w:val="18"/>
+              </w:rPr>
+            </w:r>
+            <w:r>
+              <w:rPr>
+                <w:sz w:val="18"/>
+              </w:rPr>
+              <w:t>This is the "last status change time". Use this for recency and SLA analysis.</w:t>
+            </w:r>
+          </w:p>
+        </w:tc>
+      </w:tr>
+      <w:tr>
+        <w:tc>
+          <w:tcPr>
+            <w:tcW w:type="dxa" w:w="1814"/>
+            <w:shd w:val="clear" w:color="auto" w:fill="F7F9FC"/>
+          </w:tcPr>
+          <w:p>
+            <w:pPr>
+              <w:spacing w:before="40" w:after="40"/>
+            </w:pPr>
+            <w:r>
+              <w:rPr>
+                <w:sz w:val="18"/>
+              </w:rPr>
+            </w:r>
+            <w:r>
+              <w:rPr>
+                <w:sz w:val="18"/>
+              </w:rPr>
+              <w:t>8</w:t>
+            </w:r>
+          </w:p>
+        </w:tc>
+        <w:tc>
+          <w:tcPr>
+            <w:tcW w:type="dxa" w:w="1814"/>
+            <w:shd w:val="clear" w:color="auto" w:fill="F7F9FC"/>
+          </w:tcPr>
+          <w:p>
+            <w:pPr>
+              <w:spacing w:before="40" w:after="40"/>
+            </w:pPr>
+            <w:r>
+              <w:rPr>
+                <w:sz w:val="18"/>
+              </w:rPr>
+            </w:r>
+            <w:r>
+              <w:rPr>
+                <w:rFonts w:ascii="Courier New" w:hAnsi="Courier New"/>
+                <w:color w:val="C7254E"/>
+                <w:sz w:val="18"/>
+              </w:rPr>
+              <w:t>__is_deleted</w:t>
+            </w:r>
+          </w:p>
+        </w:tc>
+        <w:tc>
+          <w:tcPr>
+            <w:tcW w:type="dxa" w:w="1814"/>
+            <w:shd w:val="clear" w:color="auto" w:fill="F7F9FC"/>
+          </w:tcPr>
+          <w:p>
+            <w:pPr>
+              <w:spacing w:before="40" w:after="40"/>
+            </w:pPr>
+            <w:r>
+              <w:rPr>
+                <w:sz w:val="18"/>
+              </w:rPr>
+            </w:r>
+            <w:r>
+              <w:rPr>
+                <w:sz w:val="18"/>
+              </w:rPr>
+              <w:t>BOOLEAN</w:t>
+            </w:r>
+          </w:p>
+        </w:tc>
+        <w:tc>
+          <w:tcPr>
+            <w:tcW w:type="dxa" w:w="1814"/>
+            <w:shd w:val="clear" w:color="auto" w:fill="F7F9FC"/>
+          </w:tcPr>
+          <w:p>
+            <w:pPr>
+              <w:spacing w:before="40" w:after="40"/>
+            </w:pPr>
+            <w:r>
+              <w:rPr>
+                <w:sz w:val="18"/>
+              </w:rPr>
+            </w:r>
+            <w:r>
+              <w:rPr>
+                <w:sz w:val="18"/>
+              </w:rPr>
+              <w:t>Soft-delete flag.</w:t>
+            </w:r>
+          </w:p>
+        </w:tc>
+        <w:tc>
+          <w:tcPr>
+            <w:tcW w:type="dxa" w:w="1814"/>
+            <w:shd w:val="clear" w:color="auto" w:fill="F7F9FC"/>
+          </w:tcPr>
+          <w:p>
+            <w:pPr>
+              <w:spacing w:before="40" w:after="40"/>
+            </w:pPr>
+            <w:r>
+              <w:rPr>
+                <w:sz w:val="18"/>
+              </w:rPr>
+            </w:r>
+            <w:r>
+              <w:rPr>
+                <w:sz w:val="18"/>
+              </w:rPr>
+              <w:t xml:space="preserve">Always filter: </w:t>
+            </w:r>
+            <w:r>
+              <w:rPr>
+                <w:rFonts w:ascii="Courier New" w:hAnsi="Courier New"/>
+                <w:color w:val="C7254E"/>
+                <w:sz w:val="18"/>
+              </w:rPr>
+              <w:t>__is_deleted = false</w:t>
             </w:r>
             <w:r>
               <w:rPr>
                 <w:sz w:val="18"/>
               </w:rPr>
               <w:t>.</w:t>
+            </w:r>
+          </w:p>
+        </w:tc>
+      </w:tr>
+      <w:tr>
+        <w:tc>
+          <w:tcPr>
+            <w:tcW w:type="dxa" w:w="1814"/>
+            <w:shd w:val="clear" w:color="auto" w:fill="FFFFFF"/>
+          </w:tcPr>
+          <w:p>
+            <w:pPr>
+              <w:spacing w:before="40" w:after="40"/>
+            </w:pPr>
+            <w:r>
+              <w:rPr>
+                <w:sz w:val="18"/>
+              </w:rPr>
+            </w:r>
+            <w:r>
+              <w:rPr>
+                <w:sz w:val="18"/>
+              </w:rPr>
+              <w:t>9</w:t>
+            </w:r>
+          </w:p>
+        </w:tc>
+        <w:tc>
+          <w:tcPr>
+            <w:tcW w:type="dxa" w:w="1814"/>
+            <w:shd w:val="clear" w:color="auto" w:fill="FFFFFF"/>
+          </w:tcPr>
+          <w:p>
+            <w:pPr>
+              <w:spacing w:before="40" w:after="40"/>
+            </w:pPr>
+            <w:r>
+              <w:rPr>
+                <w:sz w:val="18"/>
+              </w:rPr>
+            </w:r>
+            <w:r>
+              <w:rPr>
+                <w:rFonts w:ascii="Courier New" w:hAnsi="Courier New"/>
+                <w:color w:val="C7254E"/>
+                <w:sz w:val="18"/>
+              </w:rPr>
+              <w:t>year</w:t>
+            </w:r>
+          </w:p>
+        </w:tc>
+        <w:tc>
+          <w:tcPr>
+            <w:tcW w:type="dxa" w:w="1814"/>
+            <w:shd w:val="clear" w:color="auto" w:fill="FFFFFF"/>
+          </w:tcPr>
+          <w:p>
+            <w:pPr>
+              <w:spacing w:before="40" w:after="40"/>
+            </w:pPr>
+            <w:r>
+              <w:rPr>
+                <w:sz w:val="18"/>
+              </w:rPr>
+            </w:r>
+            <w:r>
+              <w:rPr>
+                <w:sz w:val="18"/>
+              </w:rPr>
+              <w:t>INTEGER</w:t>
+            </w:r>
+          </w:p>
+        </w:tc>
+        <w:tc>
+          <w:tcPr>
+            <w:tcW w:type="dxa" w:w="1814"/>
+            <w:shd w:val="clear" w:color="auto" w:fill="FFFFFF"/>
+          </w:tcPr>
+          <w:p>
+            <w:pPr>
+              <w:spacing w:before="40" w:after="40"/>
+            </w:pPr>
+            <w:r>
+              <w:rPr>
+                <w:sz w:val="18"/>
+              </w:rPr>
+            </w:r>
+            <w:r>
+              <w:rPr>
+                <w:sz w:val="18"/>
+              </w:rPr>
+              <w:t>Partition column.</w:t>
+            </w:r>
+          </w:p>
+        </w:tc>
+        <w:tc>
+          <w:tcPr>
+            <w:tcW w:type="dxa" w:w="1814"/>
+            <w:shd w:val="clear" w:color="auto" w:fill="FFFFFF"/>
+          </w:tcPr>
+          <w:p>
+            <w:pPr>
+              <w:spacing w:before="40" w:after="40"/>
+            </w:pPr>
+            <w:r>
+              <w:rPr>
+                <w:sz w:val="18"/>
+              </w:rPr>
+            </w:r>
+            <w:r>
+              <w:rPr>
+                <w:sz w:val="18"/>
+              </w:rPr>
+              <w:t>Always apply in WHERE clause.</w:t>
+            </w:r>
+          </w:p>
+        </w:tc>
+      </w:tr>
+      <w:tr>
+        <w:tc>
+          <w:tcPr>
+            <w:tcW w:type="dxa" w:w="1814"/>
+            <w:shd w:val="clear" w:color="auto" w:fill="F7F9FC"/>
+          </w:tcPr>
+          <w:p>
+            <w:pPr>
+              <w:spacing w:before="40" w:after="40"/>
+            </w:pPr>
+            <w:r>
+              <w:rPr>
+                <w:sz w:val="18"/>
+              </w:rPr>
+            </w:r>
+            <w:r>
+              <w:rPr>
+                <w:sz w:val="18"/>
+              </w:rPr>
+              <w:t>10</w:t>
+            </w:r>
+          </w:p>
+        </w:tc>
+        <w:tc>
+          <w:tcPr>
+            <w:tcW w:type="dxa" w:w="1814"/>
+            <w:shd w:val="clear" w:color="auto" w:fill="F7F9FC"/>
+          </w:tcPr>
+          <w:p>
+            <w:pPr>
+              <w:spacing w:before="40" w:after="40"/>
+            </w:pPr>
+            <w:r>
+              <w:rPr>
+                <w:sz w:val="18"/>
+              </w:rPr>
+            </w:r>
+            <w:r>
+              <w:rPr>
+                <w:rFonts w:ascii="Courier New" w:hAnsi="Courier New"/>
+                <w:color w:val="C7254E"/>
+                <w:sz w:val="18"/>
+              </w:rPr>
+              <w:t>month</w:t>
+            </w:r>
+          </w:p>
+        </w:tc>
+        <w:tc>
+          <w:tcPr>
+            <w:tcW w:type="dxa" w:w="1814"/>
+            <w:shd w:val="clear" w:color="auto" w:fill="F7F9FC"/>
+          </w:tcPr>
+          <w:p>
+            <w:pPr>
+              <w:spacing w:before="40" w:after="40"/>
+            </w:pPr>
+            <w:r>
+              <w:rPr>
+                <w:sz w:val="18"/>
+              </w:rPr>
+            </w:r>
+            <w:r>
+              <w:rPr>
+                <w:sz w:val="18"/>
+              </w:rPr>
+              <w:t>INTEGER</w:t>
+            </w:r>
+          </w:p>
+        </w:tc>
+        <w:tc>
+          <w:tcPr>
+            <w:tcW w:type="dxa" w:w="1814"/>
+            <w:shd w:val="clear" w:color="auto" w:fill="F7F9FC"/>
+          </w:tcPr>
+          <w:p>
+            <w:pPr>
+              <w:spacing w:before="40" w:after="40"/>
+            </w:pPr>
+            <w:r>
+              <w:rPr>
+                <w:sz w:val="18"/>
+              </w:rPr>
+            </w:r>
+            <w:r>
+              <w:rPr>
+                <w:sz w:val="18"/>
+              </w:rPr>
+              <w:t>Partition column.</w:t>
+            </w:r>
+          </w:p>
+        </w:tc>
+        <w:tc>
+          <w:tcPr>
+            <w:tcW w:type="dxa" w:w="1814"/>
+            <w:shd w:val="clear" w:color="auto" w:fill="F7F9FC"/>
+          </w:tcPr>
+          <w:p>
+            <w:pPr>
+              <w:spacing w:before="40" w:after="40"/>
+            </w:pPr>
+            <w:r>
+              <w:rPr>
+                <w:sz w:val="18"/>
+              </w:rPr>
+            </w:r>
+            <w:r>
+              <w:rPr>
+                <w:sz w:val="18"/>
+              </w:rPr>
+              <w:t>Always apply in WHERE clause.</w:t>
+            </w:r>
+          </w:p>
+        </w:tc>
+      </w:tr>
+      <w:tr>
+        <w:tc>
+          <w:tcPr>
+            <w:tcW w:type="dxa" w:w="1814"/>
+            <w:shd w:val="clear" w:color="auto" w:fill="FFFFFF"/>
+          </w:tcPr>
+          <w:p>
+            <w:pPr>
+              <w:spacing w:before="40" w:after="40"/>
+            </w:pPr>
+            <w:r>
+              <w:rPr>
+                <w:sz w:val="18"/>
+              </w:rPr>
+            </w:r>
+            <w:r>
+              <w:rPr>
+                <w:sz w:val="18"/>
+              </w:rPr>
+              <w:t>11</w:t>
+            </w:r>
+          </w:p>
+        </w:tc>
+        <w:tc>
+          <w:tcPr>
+            <w:tcW w:type="dxa" w:w="1814"/>
+            <w:shd w:val="clear" w:color="auto" w:fill="FFFFFF"/>
+          </w:tcPr>
+          <w:p>
+            <w:pPr>
+              <w:spacing w:before="40" w:after="40"/>
+            </w:pPr>
+            <w:r>
+              <w:rPr>
+                <w:sz w:val="18"/>
+              </w:rPr>
+            </w:r>
+            <w:r>
+              <w:rPr>
+                <w:rFonts w:ascii="Courier New" w:hAnsi="Courier New"/>
+                <w:color w:val="C7254E"/>
+                <w:sz w:val="18"/>
+              </w:rPr>
+              <w:t>day</w:t>
+            </w:r>
+          </w:p>
+        </w:tc>
+        <w:tc>
+          <w:tcPr>
+            <w:tcW w:type="dxa" w:w="1814"/>
+            <w:shd w:val="clear" w:color="auto" w:fill="FFFFFF"/>
+          </w:tcPr>
+          <w:p>
+            <w:pPr>
+              <w:spacing w:before="40" w:after="40"/>
+            </w:pPr>
+            <w:r>
+              <w:rPr>
+                <w:sz w:val="18"/>
+              </w:rPr>
+            </w:r>
+            <w:r>
+              <w:rPr>
+                <w:sz w:val="18"/>
+              </w:rPr>
+              <w:t>INTEGER</w:t>
+            </w:r>
+          </w:p>
+        </w:tc>
+        <w:tc>
+          <w:tcPr>
+            <w:tcW w:type="dxa" w:w="1814"/>
+            <w:shd w:val="clear" w:color="auto" w:fill="FFFFFF"/>
+          </w:tcPr>
+          <w:p>
+            <w:pPr>
+              <w:spacing w:before="40" w:after="40"/>
+            </w:pPr>
+            <w:r>
+              <w:rPr>
+                <w:sz w:val="18"/>
+              </w:rPr>
+            </w:r>
+            <w:r>
+              <w:rPr>
+                <w:sz w:val="18"/>
+              </w:rPr>
+              <w:t>Partition column.</w:t>
+            </w:r>
+          </w:p>
+        </w:tc>
+        <w:tc>
+          <w:tcPr>
+            <w:tcW w:type="dxa" w:w="1814"/>
+            <w:shd w:val="clear" w:color="auto" w:fill="FFFFFF"/>
+          </w:tcPr>
+          <w:p>
+            <w:pPr>
+              <w:spacing w:before="40" w:after="40"/>
+            </w:pPr>
+            <w:r>
+              <w:rPr>
+                <w:sz w:val="18"/>
+              </w:rPr>
+            </w:r>
+            <w:r>
+              <w:rPr>
+                <w:sz w:val="18"/>
+              </w:rPr>
+              <w:t>Always apply in WHERE clause.</w:t>
             </w:r>
           </w:p>
         </w:tc>
       </w:tr>
     </w:tbl>
     <w:p/>
+    <w:p>
+      <w:pPr>
+        <w:spacing w:after="120"/>
+      </w:pPr>
+      <w:r>
+        <w:rPr>
+          <w:b/>
+          <w:sz w:val="20"/>
+        </w:rPr>
+        <w:t>Out of scope for analytics:</w:t>
+      </w:r>
+      <w:r>
+        <w:rPr>
+          <w:sz w:val="20"/>
+        </w:rPr>
+        <w:t xml:space="preserve"> </w:t>
+      </w:r>
+      <w:r>
+        <w:rPr>
+          <w:rFonts w:ascii="Courier New" w:hAnsi="Courier New"/>
+          <w:color w:val="C7254E"/>
+          <w:sz w:val="18"/>
+        </w:rPr>
+        <w:t>__source_lsn</w:t>
+      </w:r>
+      <w:r>
+        <w:rPr>
+          <w:sz w:val="20"/>
+        </w:rPr>
+        <w:t xml:space="preserve">, </w:t>
+      </w:r>
+      <w:r>
+        <w:rPr>
+          <w:rFonts w:ascii="Courier New" w:hAnsi="Courier New"/>
+          <w:color w:val="C7254E"/>
+          <w:sz w:val="18"/>
+        </w:rPr>
+        <w:t>__source_timestamp</w:t>
+      </w:r>
+      <w:r>
+        <w:rPr>
+          <w:sz w:val="20"/>
+        </w:rPr>
+        <w:t xml:space="preserve">, </w:t>
+      </w:r>
+      <w:r>
+        <w:rPr>
+          <w:rFonts w:ascii="Courier New" w:hAnsi="Courier New"/>
+          <w:color w:val="C7254E"/>
+          <w:sz w:val="18"/>
+        </w:rPr>
+        <w:t>__data_partition</w:t>
+      </w:r>
+      <w:r>
+        <w:rPr>
+          <w:sz w:val="20"/>
+        </w:rPr>
+        <w:t xml:space="preserve">, </w:t>
+      </w:r>
+      <w:r>
+        <w:rPr>
+          <w:rFonts w:ascii="Courier New" w:hAnsi="Courier New"/>
+          <w:color w:val="C7254E"/>
+          <w:sz w:val="18"/>
+        </w:rPr>
+        <w:t>__data_offset</w:t>
+      </w:r>
+      <w:r>
+        <w:rPr>
+          <w:sz w:val="20"/>
+        </w:rPr>
+        <w:t>.</w:t>
+      </w:r>
+    </w:p>
     <w:p>
       <w:pPr>
         <w:spacing w:before="80" w:after="80"/>
@@ -2362,7 +4497,7 @@
         <w:rPr>
           <w:color w:val="0066AA"/>
         </w:rPr>
-        <w:t>5a. `type` (from `services_orders`) — Service Type</w:t>
+        <w:t>5a. `type` (from `services_orders`)</w:t>
       </w:r>
     </w:p>
     <w:tbl>
@@ -2472,67 +4607,7 @@
               <w:rPr>
                 <w:sz w:val="18"/>
               </w:rPr>
-              <w:t xml:space="preserve">Customer requested a physical cheque book. Subject to </w:t>
-            </w:r>
-            <w:r>
-              <w:rPr>
-                <w:rFonts w:ascii="Courier New" w:hAnsi="Courier New"/>
-                <w:color w:val="C7254E"/>
-                <w:sz w:val="18"/>
-              </w:rPr>
-              <w:t>payment_eligible</w:t>
-            </w:r>
-            <w:r>
-              <w:rPr>
-                <w:sz w:val="18"/>
-              </w:rPr>
-              <w:t xml:space="preserve"> charging logic for non-senior citizens.</w:t>
-            </w:r>
-          </w:p>
-        </w:tc>
-      </w:tr>
-      <w:tr>
-        <w:tc>
-          <w:tcPr>
-            <w:tcW w:type="dxa" w:w="4536"/>
-            <w:shd w:val="clear" w:color="auto" w:fill="F7F9FC"/>
-          </w:tcPr>
-          <w:p>
-            <w:pPr>
-              <w:spacing w:before="40" w:after="40"/>
-            </w:pPr>
-            <w:r>
-              <w:rPr>
-                <w:sz w:val="18"/>
-              </w:rPr>
-            </w:r>
-            <w:r>
-              <w:rPr>
-                <w:sz w:val="18"/>
-              </w:rPr>
-              <w:t>*(other values)*</w:t>
-            </w:r>
-          </w:p>
-        </w:tc>
-        <w:tc>
-          <w:tcPr>
-            <w:tcW w:type="dxa" w:w="4536"/>
-            <w:shd w:val="clear" w:color="auto" w:fill="F7F9FC"/>
-          </w:tcPr>
-          <w:p>
-            <w:pPr>
-              <w:spacing w:before="40" w:after="40"/>
-            </w:pPr>
-            <w:r>
-              <w:rPr>
-                <w:sz w:val="18"/>
-              </w:rPr>
-            </w:r>
-            <w:r>
-              <w:rPr>
-                <w:sz w:val="18"/>
-              </w:rPr>
-              <w:t>Additional service types exist (e.g. debit card, statement requests). Refer to metastore for the full enum.</w:t>
+              <w:t>Physical cheque book request. The only current value in this table.</w:t>
             </w:r>
           </w:p>
         </w:tc>
@@ -2541,16 +4616,479 @@
     <w:p/>
     <w:p>
       <w:pPr>
+        <w:pStyle w:val="Heading3"/>
+      </w:pPr>
+      <w:r>
+        <w:rPr>
+          <w:color w:val="0066AA"/>
+        </w:rPr>
+        <w:t>5b. `status` (from `services_trackings`)</w:t>
+      </w:r>
+    </w:p>
+    <w:tbl>
+      <w:tblPr>
+        <w:tblStyle w:val="TableGrid"/>
+        <w:tblW w:type="auto" w:w="0"/>
+        <w:tblLook w:firstColumn="1" w:firstRow="1" w:lastColumn="0" w:lastRow="0" w:noHBand="0" w:noVBand="1" w:val="04A0"/>
+      </w:tblPr>
+      <w:tblGrid>
+        <w:gridCol w:w="3024"/>
+        <w:gridCol w:w="3024"/>
+        <w:gridCol w:w="3024"/>
+      </w:tblGrid>
+      <w:tr>
+        <w:tc>
+          <w:tcPr>
+            <w:tcW w:type="dxa" w:w="3024"/>
+            <w:shd w:val="clear" w:color="auto" w:fill="003366"/>
+          </w:tcPr>
+          <w:p>
+            <w:pPr>
+              <w:spacing w:before="40" w:after="40"/>
+            </w:pPr>
+            <w:r>
+              <w:rPr>
+                <w:b/>
+                <w:color w:val="FFFFFF"/>
+                <w:sz w:val="18"/>
+              </w:rPr>
+            </w:r>
+            <w:r>
+              <w:rPr>
+                <w:b/>
+                <w:color w:val="FFFFFF"/>
+                <w:sz w:val="18"/>
+              </w:rPr>
+              <w:t>Value</w:t>
+            </w:r>
+          </w:p>
+        </w:tc>
+        <w:tc>
+          <w:tcPr>
+            <w:tcW w:type="dxa" w:w="3024"/>
+            <w:shd w:val="clear" w:color="auto" w:fill="003366"/>
+          </w:tcPr>
+          <w:p>
+            <w:pPr>
+              <w:spacing w:before="40" w:after="40"/>
+            </w:pPr>
+            <w:r>
+              <w:rPr>
+                <w:b/>
+                <w:color w:val="FFFFFF"/>
+                <w:sz w:val="18"/>
+              </w:rPr>
+            </w:r>
+            <w:r>
+              <w:rPr>
+                <w:b/>
+                <w:color w:val="FFFFFF"/>
+                <w:sz w:val="18"/>
+              </w:rPr>
+              <w:t>Meaning</w:t>
+            </w:r>
+          </w:p>
+        </w:tc>
+        <w:tc>
+          <w:tcPr>
+            <w:tcW w:type="dxa" w:w="3024"/>
+            <w:shd w:val="clear" w:color="auto" w:fill="003366"/>
+          </w:tcPr>
+          <w:p>
+            <w:pPr>
+              <w:spacing w:before="40" w:after="40"/>
+            </w:pPr>
+            <w:r>
+              <w:rPr>
+                <w:b/>
+                <w:color w:val="FFFFFF"/>
+                <w:sz w:val="18"/>
+              </w:rPr>
+            </w:r>
+            <w:r>
+              <w:rPr>
+                <w:b/>
+                <w:color w:val="FFFFFF"/>
+                <w:sz w:val="18"/>
+              </w:rPr>
+              <w:t>Analytics notes</w:t>
+            </w:r>
+          </w:p>
+        </w:tc>
+      </w:tr>
+      <w:tr>
+        <w:tc>
+          <w:tcPr>
+            <w:tcW w:type="dxa" w:w="3024"/>
+            <w:shd w:val="clear" w:color="auto" w:fill="FFFFFF"/>
+          </w:tcPr>
+          <w:p>
+            <w:pPr>
+              <w:spacing w:before="40" w:after="40"/>
+            </w:pPr>
+            <w:r>
+              <w:rPr>
+                <w:sz w:val="18"/>
+              </w:rPr>
+            </w:r>
+            <w:r>
+              <w:rPr>
+                <w:rFonts w:ascii="Courier New" w:hAnsi="Courier New"/>
+                <w:color w:val="C7254E"/>
+                <w:sz w:val="18"/>
+              </w:rPr>
+              <w:t>CREATED</w:t>
+            </w:r>
+          </w:p>
+        </w:tc>
+        <w:tc>
+          <w:tcPr>
+            <w:tcW w:type="dxa" w:w="3024"/>
+            <w:shd w:val="clear" w:color="auto" w:fill="FFFFFF"/>
+          </w:tcPr>
+          <w:p>
+            <w:pPr>
+              <w:spacing w:before="40" w:after="40"/>
+            </w:pPr>
+            <w:r>
+              <w:rPr>
+                <w:sz w:val="18"/>
+              </w:rPr>
+            </w:r>
+            <w:r>
+              <w:rPr>
+                <w:sz w:val="18"/>
+              </w:rPr>
+              <w:t>Order placed; tracking row initialised.</w:t>
+            </w:r>
+          </w:p>
+        </w:tc>
+        <w:tc>
+          <w:tcPr>
+            <w:tcW w:type="dxa" w:w="3024"/>
+            <w:shd w:val="clear" w:color="auto" w:fill="FFFFFF"/>
+          </w:tcPr>
+          <w:p>
+            <w:pPr>
+              <w:spacing w:before="40" w:after="40"/>
+            </w:pPr>
+            <w:r>
+              <w:rPr>
+                <w:sz w:val="18"/>
+              </w:rPr>
+            </w:r>
+            <w:r>
+              <w:rPr>
+                <w:sz w:val="18"/>
+              </w:rPr>
+              <w:t>Starting state. No fulfilment action taken yet.</w:t>
+            </w:r>
+          </w:p>
+        </w:tc>
+      </w:tr>
+      <w:tr>
+        <w:tc>
+          <w:tcPr>
+            <w:tcW w:type="dxa" w:w="3024"/>
+            <w:shd w:val="clear" w:color="auto" w:fill="F7F9FC"/>
+          </w:tcPr>
+          <w:p>
+            <w:pPr>
+              <w:spacing w:before="40" w:after="40"/>
+            </w:pPr>
+            <w:r>
+              <w:rPr>
+                <w:sz w:val="18"/>
+              </w:rPr>
+            </w:r>
+            <w:r>
+              <w:rPr>
+                <w:rFonts w:ascii="Courier New" w:hAnsi="Courier New"/>
+                <w:color w:val="C7254E"/>
+                <w:sz w:val="18"/>
+              </w:rPr>
+              <w:t>PENDING</w:t>
+            </w:r>
+          </w:p>
+        </w:tc>
+        <w:tc>
+          <w:tcPr>
+            <w:tcW w:type="dxa" w:w="3024"/>
+            <w:shd w:val="clear" w:color="auto" w:fill="F7F9FC"/>
+          </w:tcPr>
+          <w:p>
+            <w:pPr>
+              <w:spacing w:before="40" w:after="40"/>
+            </w:pPr>
+            <w:r>
+              <w:rPr>
+                <w:sz w:val="18"/>
+              </w:rPr>
+            </w:r>
+            <w:r>
+              <w:rPr>
+                <w:sz w:val="18"/>
+              </w:rPr>
+              <w:t>Order is being processed by the fulfilment system.</w:t>
+            </w:r>
+          </w:p>
+        </w:tc>
+        <w:tc>
+          <w:tcPr>
+            <w:tcW w:type="dxa" w:w="3024"/>
+            <w:shd w:val="clear" w:color="auto" w:fill="F7F9FC"/>
+          </w:tcPr>
+          <w:p>
+            <w:pPr>
+              <w:spacing w:before="40" w:after="40"/>
+            </w:pPr>
+            <w:r>
+              <w:rPr>
+                <w:sz w:val="18"/>
+              </w:rPr>
+            </w:r>
+            <w:r>
+              <w:rPr>
+                <w:sz w:val="18"/>
+              </w:rPr>
+              <w:t>In-flight state.</w:t>
+            </w:r>
+          </w:p>
+        </w:tc>
+      </w:tr>
+      <w:tr>
+        <w:tc>
+          <w:tcPr>
+            <w:tcW w:type="dxa" w:w="3024"/>
+            <w:shd w:val="clear" w:color="auto" w:fill="FFFFFF"/>
+          </w:tcPr>
+          <w:p>
+            <w:pPr>
+              <w:spacing w:before="40" w:after="40"/>
+            </w:pPr>
+            <w:r>
+              <w:rPr>
+                <w:sz w:val="18"/>
+              </w:rPr>
+            </w:r>
+            <w:r>
+              <w:rPr>
+                <w:rFonts w:ascii="Courier New" w:hAnsi="Courier New"/>
+                <w:color w:val="C7254E"/>
+                <w:sz w:val="18"/>
+              </w:rPr>
+              <w:t>SUCCESS</w:t>
+            </w:r>
+          </w:p>
+        </w:tc>
+        <w:tc>
+          <w:tcPr>
+            <w:tcW w:type="dxa" w:w="3024"/>
+            <w:shd w:val="clear" w:color="auto" w:fill="FFFFFF"/>
+          </w:tcPr>
+          <w:p>
+            <w:pPr>
+              <w:spacing w:before="40" w:after="40"/>
+            </w:pPr>
+            <w:r>
+              <w:rPr>
+                <w:sz w:val="18"/>
+              </w:rPr>
+            </w:r>
+            <w:r>
+              <w:rPr>
+                <w:sz w:val="18"/>
+              </w:rPr>
+              <w:t>Order fulfilled and dispatched successfully.</w:t>
+            </w:r>
+          </w:p>
+        </w:tc>
+        <w:tc>
+          <w:tcPr>
+            <w:tcW w:type="dxa" w:w="3024"/>
+            <w:shd w:val="clear" w:color="auto" w:fill="FFFFFF"/>
+          </w:tcPr>
+          <w:p>
+            <w:pPr>
+              <w:spacing w:before="40" w:after="40"/>
+            </w:pPr>
+            <w:r>
+              <w:rPr>
+                <w:sz w:val="18"/>
+              </w:rPr>
+            </w:r>
+            <w:r>
+              <w:rPr>
+                <w:sz w:val="18"/>
+              </w:rPr>
+              <w:t xml:space="preserve">Filter </w:t>
+            </w:r>
+            <w:r>
+              <w:rPr>
+                <w:rFonts w:ascii="Courier New" w:hAnsi="Courier New"/>
+                <w:color w:val="C7254E"/>
+                <w:sz w:val="18"/>
+              </w:rPr>
+              <w:t>status = 'SUCCESS'</w:t>
+            </w:r>
+            <w:r>
+              <w:rPr>
+                <w:sz w:val="18"/>
+              </w:rPr>
+              <w:t xml:space="preserve"> for fulfilment rate analysis.</w:t>
+            </w:r>
+          </w:p>
+        </w:tc>
+      </w:tr>
+      <w:tr>
+        <w:tc>
+          <w:tcPr>
+            <w:tcW w:type="dxa" w:w="3024"/>
+            <w:shd w:val="clear" w:color="auto" w:fill="F7F9FC"/>
+          </w:tcPr>
+          <w:p>
+            <w:pPr>
+              <w:spacing w:before="40" w:after="40"/>
+            </w:pPr>
+            <w:r>
+              <w:rPr>
+                <w:sz w:val="18"/>
+              </w:rPr>
+            </w:r>
+            <w:r>
+              <w:rPr>
+                <w:rFonts w:ascii="Courier New" w:hAnsi="Courier New"/>
+                <w:color w:val="C7254E"/>
+                <w:sz w:val="18"/>
+              </w:rPr>
+              <w:t>FAILED</w:t>
+            </w:r>
+          </w:p>
+        </w:tc>
+        <w:tc>
+          <w:tcPr>
+            <w:tcW w:type="dxa" w:w="3024"/>
+            <w:shd w:val="clear" w:color="auto" w:fill="F7F9FC"/>
+          </w:tcPr>
+          <w:p>
+            <w:pPr>
+              <w:spacing w:before="40" w:after="40"/>
+            </w:pPr>
+            <w:r>
+              <w:rPr>
+                <w:sz w:val="18"/>
+              </w:rPr>
+            </w:r>
+            <w:r>
+              <w:rPr>
+                <w:sz w:val="18"/>
+              </w:rPr>
+              <w:t>Order could not be fulfilled.</w:t>
+            </w:r>
+          </w:p>
+        </w:tc>
+        <w:tc>
+          <w:tcPr>
+            <w:tcW w:type="dxa" w:w="3024"/>
+            <w:shd w:val="clear" w:color="auto" w:fill="F7F9FC"/>
+          </w:tcPr>
+          <w:p>
+            <w:pPr>
+              <w:spacing w:before="40" w:after="40"/>
+            </w:pPr>
+            <w:r>
+              <w:rPr>
+                <w:sz w:val="18"/>
+              </w:rPr>
+            </w:r>
+            <w:r>
+              <w:rPr>
+                <w:sz w:val="18"/>
+              </w:rPr>
+              <w:t xml:space="preserve">Use </w:t>
+            </w:r>
+            <w:r>
+              <w:rPr>
+                <w:rFonts w:ascii="Courier New" w:hAnsi="Courier New"/>
+                <w:color w:val="C7254E"/>
+                <w:sz w:val="18"/>
+              </w:rPr>
+              <w:t>reason</w:t>
+            </w:r>
+            <w:r>
+              <w:rPr>
+                <w:sz w:val="18"/>
+              </w:rPr>
+              <w:t xml:space="preserve"> column to understand failure mode.</w:t>
+            </w:r>
+          </w:p>
+        </w:tc>
+      </w:tr>
+    </w:tbl>
+    <w:p/>
+    <w:p>
+      <w:pPr>
+        <w:spacing w:after="120"/>
+      </w:pPr>
+      <w:r>
+        <w:rPr>
+          <w:b/>
+          <w:sz w:val="20"/>
+        </w:rPr>
+        <w:t>Typical lifecycle:</w:t>
+      </w:r>
+    </w:p>
+    <w:p>
+      <w:pPr>
+        <w:spacing w:before="20" w:after="20"/>
+        <w:ind w:left="432"/>
+        <w:shd w:val="clear" w:color="auto" w:fill="F0F0F0"/>
+      </w:pPr>
+      <w:r>
+        <w:rPr>
+          <w:rFonts w:ascii="Courier New" w:hAnsi="Courier New"/>
+          <w:color w:val="1F1F1F"/>
+          <w:sz w:val="17"/>
+        </w:rPr>
+        <w:t>CREATED → PENDING → SUCCESS</w:t>
+      </w:r>
+    </w:p>
+    <w:p>
+      <w:pPr>
+        <w:spacing w:before="20" w:after="20"/>
+        <w:ind w:left="432"/>
+        <w:shd w:val="clear" w:color="auto" w:fill="F0F0F0"/>
+      </w:pPr>
+      <w:r>
+        <w:rPr>
+          <w:rFonts w:ascii="Courier New" w:hAnsi="Courier New"/>
+          <w:color w:val="1F1F1F"/>
+          <w:sz w:val="17"/>
+        </w:rPr>
+        <w:t xml:space="preserve">                  ↘ FAILED</w:t>
+      </w:r>
+    </w:p>
+    <w:p>
+      <w:pPr>
         <w:spacing w:before="60" w:after="60"/>
         <w:ind w:left="576"/>
       </w:pPr>
+      <w:r>
+        <w:rPr>
+          <w:rFonts w:ascii="Courier New" w:hAnsi="Courier New"/>
+          <w:i/>
+          <w:color w:val="555555"/>
+          <w:sz w:val="18"/>
+        </w:rPr>
+        <w:t>reason</w:t>
+      </w:r>
       <w:r>
         <w:rPr>
           <w:i/>
           <w:color w:val="555555"/>
           <w:sz w:val="20"/>
         </w:rPr>
-        <w:t xml:space="preserve">The </w:t>
+        <w:t xml:space="preserve"> is populated at every status, not just </w:t>
       </w:r>
       <w:r>
         <w:rPr>
@@ -2559,7 +5097,7 @@
           <w:color w:val="555555"/>
           <w:sz w:val="18"/>
         </w:rPr>
-        <w:t>type</w:t>
+        <w:t>FAILED</w:t>
       </w:r>
       <w:r>
         <w:rPr>
@@ -2567,7 +5105,24 @@
           <w:color w:val="555555"/>
           <w:sz w:val="20"/>
         </w:rPr>
-        <w:t xml:space="preserve"> column is the primary filter for service-specific analytics. Always filter by the relevant service type before aggregating.</w:t>
+        <w:t xml:space="preserve">. When analysing failures, group by </w:t>
+      </w:r>
+      <w:r>
+        <w:rPr>
+          <w:rFonts w:ascii="Courier New" w:hAnsi="Courier New"/>
+          <w:i/>
+          <w:color w:val="555555"/>
+          <w:sz w:val="18"/>
+        </w:rPr>
+        <w:t>reason</w:t>
+      </w:r>
+      <w:r>
+        <w:rPr>
+          <w:i/>
+          <w:color w:val="555555"/>
+          <w:sz w:val="20"/>
+        </w:rPr>
+        <w:t xml:space="preserve"> to identify the most common failure causes.</w:t>
       </w:r>
     </w:p>
     <w:p>
@@ -2578,7 +5133,7 @@
         <w:rPr>
           <w:color w:val="0066AA"/>
         </w:rPr>
-        <w:t>5b. `status` (from `services_trackings`) — Order Lifecycle State</w:t>
+        <w:t>5c. `amount` (from `services_orders`)</w:t>
       </w:r>
     </w:p>
     <w:tbl>
@@ -2666,7 +5221,7 @@
                 <w:color w:val="C7254E"/>
                 <w:sz w:val="18"/>
               </w:rPr>
-              <w:t>PENDING</w:t>
+              <w:t>'0.00'</w:t>
             </w:r>
           </w:p>
         </w:tc>
@@ -2688,7 +5243,7 @@
               <w:rPr>
                 <w:sz w:val="18"/>
               </w:rPr>
-              <w:t>Order received, not yet processed.</w:t>
+              <w:t>Order is free / charge waived.</w:t>
             </w:r>
           </w:p>
         </w:tc>
@@ -2714,7 +5269,7 @@
                 <w:color w:val="C7254E"/>
                 <w:sz w:val="18"/>
               </w:rPr>
-              <w:t>PROCESSING</w:t>
+              <w:t>'100.00'</w:t>
             </w:r>
           </w:p>
         </w:tc>
@@ -2736,163 +5291,7 @@
               <w:rPr>
                 <w:sz w:val="18"/>
               </w:rPr>
-              <w:t>Order is being fulfilled.</w:t>
-            </w:r>
-          </w:p>
-        </w:tc>
-      </w:tr>
-      <w:tr>
-        <w:tc>
-          <w:tcPr>
-            <w:tcW w:type="dxa" w:w="4536"/>
-            <w:shd w:val="clear" w:color="auto" w:fill="FFFFFF"/>
-          </w:tcPr>
-          <w:p>
-            <w:pPr>
-              <w:spacing w:before="40" w:after="40"/>
-            </w:pPr>
-            <w:r>
-              <w:rPr>
-                <w:sz w:val="18"/>
-              </w:rPr>
-            </w:r>
-            <w:r>
-              <w:rPr>
-                <w:rFonts w:ascii="Courier New" w:hAnsi="Courier New"/>
-                <w:color w:val="C7254E"/>
-                <w:sz w:val="18"/>
-              </w:rPr>
-              <w:t>COMPLETED</w:t>
-            </w:r>
-          </w:p>
-        </w:tc>
-        <w:tc>
-          <w:tcPr>
-            <w:tcW w:type="dxa" w:w="4536"/>
-            <w:shd w:val="clear" w:color="auto" w:fill="FFFFFF"/>
-          </w:tcPr>
-          <w:p>
-            <w:pPr>
-              <w:spacing w:before="40" w:after="40"/>
-            </w:pPr>
-            <w:r>
-              <w:rPr>
-                <w:sz w:val="18"/>
-              </w:rPr>
-            </w:r>
-            <w:r>
-              <w:rPr>
-                <w:sz w:val="18"/>
-              </w:rPr>
-              <w:t>Order fulfilled successfully.</w:t>
-            </w:r>
-          </w:p>
-        </w:tc>
-      </w:tr>
-      <w:tr>
-        <w:tc>
-          <w:tcPr>
-            <w:tcW w:type="dxa" w:w="4536"/>
-            <w:shd w:val="clear" w:color="auto" w:fill="F7F9FC"/>
-          </w:tcPr>
-          <w:p>
-            <w:pPr>
-              <w:spacing w:before="40" w:after="40"/>
-            </w:pPr>
-            <w:r>
-              <w:rPr>
-                <w:sz w:val="18"/>
-              </w:rPr>
-            </w:r>
-            <w:r>
-              <w:rPr>
-                <w:rFonts w:ascii="Courier New" w:hAnsi="Courier New"/>
-                <w:color w:val="C7254E"/>
-                <w:sz w:val="18"/>
-              </w:rPr>
-              <w:t>FAILED</w:t>
-            </w:r>
-          </w:p>
-        </w:tc>
-        <w:tc>
-          <w:tcPr>
-            <w:tcW w:type="dxa" w:w="4536"/>
-            <w:shd w:val="clear" w:color="auto" w:fill="F7F9FC"/>
-          </w:tcPr>
-          <w:p>
-            <w:pPr>
-              <w:spacing w:before="40" w:after="40"/>
-            </w:pPr>
-            <w:r>
-              <w:rPr>
-                <w:sz w:val="18"/>
-              </w:rPr>
-            </w:r>
-            <w:r>
-              <w:rPr>
-                <w:sz w:val="18"/>
-              </w:rPr>
-              <w:t>Order could not be fulfilled.</w:t>
-            </w:r>
-          </w:p>
-        </w:tc>
-      </w:tr>
-      <w:tr>
-        <w:tc>
-          <w:tcPr>
-            <w:tcW w:type="dxa" w:w="4536"/>
-            <w:shd w:val="clear" w:color="auto" w:fill="FFFFFF"/>
-          </w:tcPr>
-          <w:p>
-            <w:pPr>
-              <w:spacing w:before="40" w:after="40"/>
-            </w:pPr>
-            <w:r>
-              <w:rPr>
-                <w:sz w:val="18"/>
-              </w:rPr>
-            </w:r>
-            <w:r>
-              <w:rPr>
-                <w:sz w:val="18"/>
-              </w:rPr>
-              <w:t>*(other values)*</w:t>
-            </w:r>
-          </w:p>
-        </w:tc>
-        <w:tc>
-          <w:tcPr>
-            <w:tcW w:type="dxa" w:w="4536"/>
-            <w:shd w:val="clear" w:color="auto" w:fill="FFFFFF"/>
-          </w:tcPr>
-          <w:p>
-            <w:pPr>
-              <w:spacing w:before="40" w:after="40"/>
-            </w:pPr>
-            <w:r>
-              <w:rPr>
-                <w:sz w:val="18"/>
-              </w:rPr>
-            </w:r>
-            <w:r>
-              <w:rPr>
-                <w:sz w:val="18"/>
-              </w:rPr>
-              <w:t xml:space="preserve">Additional intermediate states may exist. Use </w:t>
-            </w:r>
-            <w:r>
-              <w:rPr>
-                <w:rFonts w:ascii="Courier New" w:hAnsi="Courier New"/>
-                <w:color w:val="C7254E"/>
-                <w:sz w:val="18"/>
-              </w:rPr>
-              <w:t>GROUP BY status</w:t>
-            </w:r>
-            <w:r>
-              <w:rPr>
-                <w:sz w:val="18"/>
-              </w:rPr>
-              <w:t xml:space="preserve"> on a recent snapshot to enumerate live values.</w:t>
+              <w:t>Customer is charged ₹100 for the order.</w:t>
             </w:r>
           </w:p>
         </w:tc>
@@ -2901,69 +5300,454 @@
     <w:p/>
     <w:p>
       <w:pPr>
-        <w:spacing w:before="60" w:after="60"/>
-        <w:ind w:left="576"/>
+        <w:spacing w:after="120"/>
       </w:pPr>
       <w:r>
         <w:rPr>
-          <w:i/>
-          <w:color w:val="555555"/>
           <w:sz w:val="20"/>
         </w:rPr>
-        <w:t xml:space="preserve">Because </w:t>
+        <w:t xml:space="preserve">Stored as </w:t>
       </w:r>
       <w:r>
         <w:rPr>
           <w:rFonts w:ascii="Courier New" w:hAnsi="Courier New"/>
-          <w:i/>
-          <w:color w:val="555555"/>
+          <w:color w:val="C7254E"/>
           <w:sz w:val="18"/>
         </w:rPr>
-        <w:t>services_trackings</w:t>
+        <w:t>VARCHAR</w:t>
       </w:r>
       <w:r>
         <w:rPr>
-          <w:i/>
-          <w:color w:val="555555"/>
           <w:sz w:val="20"/>
         </w:rPr>
-        <w:t xml:space="preserve"> is event-sourced (one row per state transition), always deduplicate to the latest row per </w:t>
+        <w:t xml:space="preserve">. Always </w:t>
       </w:r>
       <w:r>
         <w:rPr>
           <w:rFonts w:ascii="Courier New" w:hAnsi="Courier New"/>
-          <w:i/>
-          <w:color w:val="555555"/>
+          <w:color w:val="C7254E"/>
           <w:sz w:val="18"/>
         </w:rPr>
-        <w:t>order_id</w:t>
+        <w:t>CAST(amount AS DOUBLE)</w:t>
       </w:r>
       <w:r>
         <w:rPr>
-          <w:i/>
-          <w:color w:val="555555"/>
           <w:sz w:val="20"/>
         </w:rPr>
-        <w:t xml:space="preserve"> before joining to </w:t>
+        <w:t xml:space="preserve"> before arithmetic. Typically </w:t>
       </w:r>
       <w:r>
         <w:rPr>
           <w:rFonts w:ascii="Courier New" w:hAnsi="Courier New"/>
-          <w:i/>
-          <w:color w:val="555555"/>
+          <w:color w:val="C7254E"/>
           <w:sz w:val="18"/>
         </w:rPr>
-        <w:t>services_orders</w:t>
+        <w:t>0.00</w:t>
       </w:r>
       <w:r>
         <w:rPr>
-          <w:i/>
-          <w:color w:val="555555"/>
           <w:sz w:val="20"/>
         </w:rPr>
-        <w:t xml:space="preserve"> for order-level analysis.</w:t>
+        <w:t xml:space="preserve"> when </w:t>
+      </w:r>
+      <w:r>
+        <w:rPr>
+          <w:rFonts w:ascii="Courier New" w:hAnsi="Courier New"/>
+          <w:color w:val="C7254E"/>
+          <w:sz w:val="18"/>
+        </w:rPr>
+        <w:t>payment_eligible = false</w:t>
+      </w:r>
+      <w:r>
+        <w:rPr>
+          <w:sz w:val="20"/>
+        </w:rPr>
+        <w:t xml:space="preserve"> and </w:t>
+      </w:r>
+      <w:r>
+        <w:rPr>
+          <w:rFonts w:ascii="Courier New" w:hAnsi="Courier New"/>
+          <w:color w:val="C7254E"/>
+          <w:sz w:val="18"/>
+        </w:rPr>
+        <w:t>100.00</w:t>
+      </w:r>
+      <w:r>
+        <w:rPr>
+          <w:sz w:val="20"/>
+        </w:rPr>
+        <w:t xml:space="preserve"> when </w:t>
+      </w:r>
+      <w:r>
+        <w:rPr>
+          <w:rFonts w:ascii="Courier New" w:hAnsi="Courier New"/>
+          <w:color w:val="C7254E"/>
+          <w:sz w:val="18"/>
+        </w:rPr>
+        <w:t>payment_eligible = true</w:t>
+      </w:r>
+      <w:r>
+        <w:rPr>
+          <w:sz w:val="20"/>
+        </w:rPr>
+        <w:t>.</w:t>
       </w:r>
     </w:p>
+    <w:p>
+      <w:pPr>
+        <w:pStyle w:val="Heading3"/>
+      </w:pPr>
+      <w:r>
+        <w:rPr>
+          <w:color w:val="0066AA"/>
+        </w:rPr>
+        <w:t>5d. Delivery progress tags (derived from `services_orders`)</w:t>
+      </w:r>
+    </w:p>
+    <w:p>
+      <w:pPr>
+        <w:spacing w:after="120"/>
+      </w:pPr>
+      <w:r>
+        <w:rPr>
+          <w:sz w:val="20"/>
+        </w:rPr>
+        <w:t>These are not stored columns — they are derived in queries to represent the logistics progress stage:</w:t>
+      </w:r>
+    </w:p>
+    <w:tbl>
+      <w:tblPr>
+        <w:tblStyle w:val="TableGrid"/>
+        <w:tblW w:type="auto" w:w="0"/>
+        <w:tblLook w:firstColumn="1" w:firstRow="1" w:lastColumn="0" w:lastRow="0" w:noHBand="0" w:noVBand="1" w:val="04A0"/>
+      </w:tblPr>
+      <w:tblGrid>
+        <w:gridCol w:w="3024"/>
+        <w:gridCol w:w="3024"/>
+        <w:gridCol w:w="3024"/>
+      </w:tblGrid>
+      <w:tr>
+        <w:tc>
+          <w:tcPr>
+            <w:tcW w:type="dxa" w:w="3024"/>
+            <w:shd w:val="clear" w:color="auto" w:fill="003366"/>
+          </w:tcPr>
+          <w:p>
+            <w:pPr>
+              <w:spacing w:before="40" w:after="40"/>
+            </w:pPr>
+            <w:r>
+              <w:rPr>
+                <w:b/>
+                <w:color w:val="FFFFFF"/>
+                <w:sz w:val="18"/>
+              </w:rPr>
+            </w:r>
+            <w:r>
+              <w:rPr>
+                <w:b/>
+                <w:color w:val="FFFFFF"/>
+                <w:sz w:val="18"/>
+              </w:rPr>
+              <w:t>Tag</w:t>
+            </w:r>
+          </w:p>
+        </w:tc>
+        <w:tc>
+          <w:tcPr>
+            <w:tcW w:type="dxa" w:w="3024"/>
+            <w:shd w:val="clear" w:color="auto" w:fill="003366"/>
+          </w:tcPr>
+          <w:p>
+            <w:pPr>
+              <w:spacing w:before="40" w:after="40"/>
+            </w:pPr>
+            <w:r>
+              <w:rPr>
+                <w:b/>
+                <w:color w:val="FFFFFF"/>
+                <w:sz w:val="18"/>
+              </w:rPr>
+            </w:r>
+            <w:r>
+              <w:rPr>
+                <w:b/>
+                <w:color w:val="FFFFFF"/>
+                <w:sz w:val="18"/>
+              </w:rPr>
+              <w:t>Derivation</w:t>
+            </w:r>
+          </w:p>
+        </w:tc>
+        <w:tc>
+          <w:tcPr>
+            <w:tcW w:type="dxa" w:w="3024"/>
+            <w:shd w:val="clear" w:color="auto" w:fill="003366"/>
+          </w:tcPr>
+          <w:p>
+            <w:pPr>
+              <w:spacing w:before="40" w:after="40"/>
+            </w:pPr>
+            <w:r>
+              <w:rPr>
+                <w:b/>
+                <w:color w:val="FFFFFF"/>
+                <w:sz w:val="18"/>
+              </w:rPr>
+            </w:r>
+            <w:r>
+              <w:rPr>
+                <w:b/>
+                <w:color w:val="FFFFFF"/>
+                <w:sz w:val="18"/>
+              </w:rPr>
+              <w:t>Meaning</w:t>
+            </w:r>
+          </w:p>
+        </w:tc>
+      </w:tr>
+      <w:tr>
+        <w:tc>
+          <w:tcPr>
+            <w:tcW w:type="dxa" w:w="3024"/>
+            <w:shd w:val="clear" w:color="auto" w:fill="FFFFFF"/>
+          </w:tcPr>
+          <w:p>
+            <w:pPr>
+              <w:spacing w:before="40" w:after="40"/>
+            </w:pPr>
+            <w:r>
+              <w:rPr>
+                <w:sz w:val="18"/>
+              </w:rPr>
+            </w:r>
+            <w:r>
+              <w:rPr>
+                <w:rFonts w:ascii="Courier New" w:hAnsi="Courier New"/>
+                <w:color w:val="C7254E"/>
+                <w:sz w:val="18"/>
+              </w:rPr>
+              <w:t>'shipment id generated'</w:t>
+            </w:r>
+          </w:p>
+        </w:tc>
+        <w:tc>
+          <w:tcPr>
+            <w:tcW w:type="dxa" w:w="3024"/>
+            <w:shd w:val="clear" w:color="auto" w:fill="FFFFFF"/>
+          </w:tcPr>
+          <w:p>
+            <w:pPr>
+              <w:spacing w:before="40" w:after="40"/>
+            </w:pPr>
+            <w:r>
+              <w:rPr>
+                <w:sz w:val="18"/>
+              </w:rPr>
+            </w:r>
+            <w:r>
+              <w:rPr>
+                <w:rFonts w:ascii="Courier New" w:hAnsi="Courier New"/>
+                <w:color w:val="C7254E"/>
+                <w:sz w:val="18"/>
+              </w:rPr>
+              <w:t>shipment_id IS NOT NULL AND shipment_id &lt;&gt; ''</w:t>
+            </w:r>
+          </w:p>
+        </w:tc>
+        <w:tc>
+          <w:tcPr>
+            <w:tcW w:type="dxa" w:w="3024"/>
+            <w:shd w:val="clear" w:color="auto" w:fill="FFFFFF"/>
+          </w:tcPr>
+          <w:p>
+            <w:pPr>
+              <w:spacing w:before="40" w:after="40"/>
+            </w:pPr>
+            <w:r>
+              <w:rPr>
+                <w:sz w:val="18"/>
+              </w:rPr>
+            </w:r>
+            <w:r>
+              <w:rPr>
+                <w:sz w:val="18"/>
+              </w:rPr>
+              <w:t>Logistics partner has accepted the order and created a shipment.</w:t>
+            </w:r>
+          </w:p>
+        </w:tc>
+      </w:tr>
+      <w:tr>
+        <w:tc>
+          <w:tcPr>
+            <w:tcW w:type="dxa" w:w="3024"/>
+            <w:shd w:val="clear" w:color="auto" w:fill="F7F9FC"/>
+          </w:tcPr>
+          <w:p>
+            <w:pPr>
+              <w:spacing w:before="40" w:after="40"/>
+            </w:pPr>
+            <w:r>
+              <w:rPr>
+                <w:sz w:val="18"/>
+              </w:rPr>
+            </w:r>
+            <w:r>
+              <w:rPr>
+                <w:rFonts w:ascii="Courier New" w:hAnsi="Courier New"/>
+                <w:color w:val="C7254E"/>
+                <w:sz w:val="18"/>
+              </w:rPr>
+              <w:t>'awb id generated'</w:t>
+            </w:r>
+          </w:p>
+        </w:tc>
+        <w:tc>
+          <w:tcPr>
+            <w:tcW w:type="dxa" w:w="3024"/>
+            <w:shd w:val="clear" w:color="auto" w:fill="F7F9FC"/>
+          </w:tcPr>
+          <w:p>
+            <w:pPr>
+              <w:spacing w:before="40" w:after="40"/>
+            </w:pPr>
+            <w:r>
+              <w:rPr>
+                <w:sz w:val="18"/>
+              </w:rPr>
+            </w:r>
+            <w:r>
+              <w:rPr>
+                <w:rFonts w:ascii="Courier New" w:hAnsi="Courier New"/>
+                <w:color w:val="C7254E"/>
+                <w:sz w:val="18"/>
+              </w:rPr>
+              <w:t>awb_id IS NOT NULL AND awb_id &lt;&gt; ''</w:t>
+            </w:r>
+          </w:p>
+        </w:tc>
+        <w:tc>
+          <w:tcPr>
+            <w:tcW w:type="dxa" w:w="3024"/>
+            <w:shd w:val="clear" w:color="auto" w:fill="F7F9FC"/>
+          </w:tcPr>
+          <w:p>
+            <w:pPr>
+              <w:spacing w:before="40" w:after="40"/>
+            </w:pPr>
+            <w:r>
+              <w:rPr>
+                <w:sz w:val="18"/>
+              </w:rPr>
+            </w:r>
+            <w:r>
+              <w:rPr>
+                <w:sz w:val="18"/>
+              </w:rPr>
+              <w:t>Item physically handed to the courier; AWB tracking active.</w:t>
+            </w:r>
+          </w:p>
+        </w:tc>
+      </w:tr>
+      <w:tr>
+        <w:tc>
+          <w:tcPr>
+            <w:tcW w:type="dxa" w:w="3024"/>
+            <w:shd w:val="clear" w:color="auto" w:fill="FFFFFF"/>
+          </w:tcPr>
+          <w:p>
+            <w:pPr>
+              <w:spacing w:before="40" w:after="40"/>
+            </w:pPr>
+            <w:r>
+              <w:rPr>
+                <w:sz w:val="18"/>
+              </w:rPr>
+            </w:r>
+            <w:r>
+              <w:rPr>
+                <w:sz w:val="18"/>
+              </w:rPr>
+              <w:t>NULL</w:t>
+            </w:r>
+          </w:p>
+        </w:tc>
+        <w:tc>
+          <w:tcPr>
+            <w:tcW w:type="dxa" w:w="3024"/>
+            <w:shd w:val="clear" w:color="auto" w:fill="FFFFFF"/>
+          </w:tcPr>
+          <w:p>
+            <w:pPr>
+              <w:spacing w:before="40" w:after="40"/>
+            </w:pPr>
+            <w:r>
+              <w:rPr>
+                <w:sz w:val="18"/>
+              </w:rPr>
+            </w:r>
+            <w:r>
+              <w:rPr>
+                <w:sz w:val="18"/>
+              </w:rPr>
+              <w:t xml:space="preserve">Both </w:t>
+            </w:r>
+            <w:r>
+              <w:rPr>
+                <w:rFonts w:ascii="Courier New" w:hAnsi="Courier New"/>
+                <w:color w:val="C7254E"/>
+                <w:sz w:val="18"/>
+              </w:rPr>
+              <w:t>shipment_id</w:t>
+            </w:r>
+            <w:r>
+              <w:rPr>
+                <w:sz w:val="18"/>
+              </w:rPr>
+              <w:t xml:space="preserve"> and </w:t>
+            </w:r>
+            <w:r>
+              <w:rPr>
+                <w:rFonts w:ascii="Courier New" w:hAnsi="Courier New"/>
+                <w:color w:val="C7254E"/>
+                <w:sz w:val="18"/>
+              </w:rPr>
+              <w:t>awb_id</w:t>
+            </w:r>
+            <w:r>
+              <w:rPr>
+                <w:sz w:val="18"/>
+              </w:rPr>
+              <w:t xml:space="preserve"> are null/empty</w:t>
+            </w:r>
+          </w:p>
+        </w:tc>
+        <w:tc>
+          <w:tcPr>
+            <w:tcW w:type="dxa" w:w="3024"/>
+            <w:shd w:val="clear" w:color="auto" w:fill="FFFFFF"/>
+          </w:tcPr>
+          <w:p>
+            <w:pPr>
+              <w:spacing w:before="40" w:after="40"/>
+            </w:pPr>
+            <w:r>
+              <w:rPr>
+                <w:sz w:val="18"/>
+              </w:rPr>
+            </w:r>
+            <w:r>
+              <w:rPr>
+                <w:sz w:val="18"/>
+              </w:rPr>
+              <w:t>Order not yet dispatched to logistics.</w:t>
+            </w:r>
+          </w:p>
+        </w:tc>
+      </w:tr>
+    </w:tbl>
+    <w:p/>
     <w:p>
       <w:pPr>
         <w:spacing w:before="80" w:after="80"/>
@@ -2988,18 +5772,7 @@
         <w:rPr>
           <w:color w:val="005599"/>
         </w:rPr>
-        <w:t>6. Standard Patterns</w:t>
-      </w:r>
-    </w:p>
-    <w:p>
-      <w:pPr>
-        <w:pStyle w:val="Heading3"/>
-      </w:pPr>
-      <w:r>
-        <w:rPr>
-          <w:color w:val="0066AA"/>
-        </w:rPr>
-        <w:t>6a. Getting the Latest Status per Order (Deduplication)</w:t>
+        <w:t>6. Standard Join Pattern</w:t>
       </w:r>
     </w:p>
     <w:p>
@@ -3010,288 +5783,88 @@
         <w:rPr>
           <w:sz w:val="20"/>
         </w:rPr>
-        <w:t>This is the canonical pattern used across all analytics that needs one row per order:</w:t>
+        <w:t xml:space="preserve">Because </w:t>
+      </w:r>
+      <w:r>
+        <w:rPr>
+          <w:rFonts w:ascii="Courier New" w:hAnsi="Courier New"/>
+          <w:color w:val="C7254E"/>
+          <w:sz w:val="18"/>
+        </w:rPr>
+        <w:t>services_trackings</w:t>
+      </w:r>
+      <w:r>
+        <w:rPr>
+          <w:sz w:val="20"/>
+        </w:rPr>
+        <w:t xml:space="preserve"> has exactly one row per </w:t>
+      </w:r>
+      <w:r>
+        <w:rPr>
+          <w:rFonts w:ascii="Courier New" w:hAnsi="Courier New"/>
+          <w:color w:val="C7254E"/>
+          <w:sz w:val="18"/>
+        </w:rPr>
+        <w:t>order_id</w:t>
+      </w:r>
+      <w:r>
+        <w:rPr>
+          <w:sz w:val="20"/>
+        </w:rPr>
+        <w:t xml:space="preserve">, a plain </w:t>
+      </w:r>
+      <w:r>
+        <w:rPr>
+          <w:rFonts w:ascii="Courier New" w:hAnsi="Courier New"/>
+          <w:color w:val="C7254E"/>
+          <w:sz w:val="18"/>
+        </w:rPr>
+        <w:t>LEFT JOIN</w:t>
+      </w:r>
+      <w:r>
+        <w:rPr>
+          <w:sz w:val="20"/>
+        </w:rPr>
+        <w:t xml:space="preserve"> produces exactly one row per order — no deduplication required.</w:t>
       </w:r>
     </w:p>
     <w:p>
       <w:pPr>
-        <w:spacing w:before="20" w:after="20"/>
-        <w:ind w:left="432"/>
-        <w:shd w:val="clear" w:color="auto" w:fill="F0F0F0"/>
+        <w:spacing w:after="120"/>
       </w:pPr>
       <w:r>
         <w:rPr>
-          <w:rFonts w:ascii="Courier New" w:hAnsi="Courier New"/>
-          <w:color w:val="1F1F1F"/>
-          <w:sz w:val="17"/>
+          <w:sz w:val="20"/>
         </w:rPr>
-        <w:t>WITH latest_tracking AS (</w:t>
+        <w:t xml:space="preserve">Use </w:t>
       </w:r>
-    </w:p>
-    <w:p>
-      <w:pPr>
-        <w:spacing w:before="20" w:after="20"/>
-        <w:ind w:left="432"/>
-        <w:shd w:val="clear" w:color="auto" w:fill="F0F0F0"/>
-      </w:pPr>
       <w:r>
         <w:rPr>
           <w:rFonts w:ascii="Courier New" w:hAnsi="Courier New"/>
-          <w:color w:val="1F1F1F"/>
-          <w:sz w:val="17"/>
+          <w:color w:val="C7254E"/>
+          <w:sz w:val="18"/>
         </w:rPr>
-        <w:t xml:space="preserve">    SELECT order_id, user_id, status</w:t>
+        <w:t>LEFT JOIN</w:t>
       </w:r>
-    </w:p>
-    <w:p>
-      <w:pPr>
-        <w:spacing w:before="20" w:after="20"/>
-        <w:ind w:left="432"/>
-        <w:shd w:val="clear" w:color="auto" w:fill="F0F0F0"/>
-      </w:pPr>
+      <w:r>
+        <w:rPr>
+          <w:sz w:val="20"/>
+        </w:rPr>
+        <w:t xml:space="preserve"> (not </w:t>
+      </w:r>
       <w:r>
         <w:rPr>
           <w:rFonts w:ascii="Courier New" w:hAnsi="Courier New"/>
-          <w:color w:val="1F1F1F"/>
-          <w:sz w:val="17"/>
+          <w:color w:val="C7254E"/>
+          <w:sz w:val="18"/>
         </w:rPr>
-        <w:t xml:space="preserve">    FROM (</w:t>
+        <w:t>INNER JOIN</w:t>
       </w:r>
-    </w:p>
-    <w:p>
-      <w:pPr>
-        <w:spacing w:before="20" w:after="20"/>
-        <w:ind w:left="432"/>
-        <w:shd w:val="clear" w:color="auto" w:fill="F0F0F0"/>
-      </w:pPr>
       <w:r>
         <w:rPr>
-          <w:rFonts w:ascii="Courier New" w:hAnsi="Courier New"/>
-          <w:color w:val="1F1F1F"/>
-          <w:sz w:val="17"/>
+          <w:sz w:val="20"/>
         </w:rPr>
-        <w:t xml:space="preserve">        SELECT</w:t>
-      </w:r>
-    </w:p>
-    <w:p>
-      <w:pPr>
-        <w:spacing w:before="20" w:after="20"/>
-        <w:ind w:left="432"/>
-        <w:shd w:val="clear" w:color="auto" w:fill="F0F0F0"/>
-      </w:pPr>
-      <w:r>
-        <w:rPr>
-          <w:rFonts w:ascii="Courier New" w:hAnsi="Courier New"/>
-          <w:color w:val="1F1F1F"/>
-          <w:sz w:val="17"/>
-        </w:rPr>
-        <w:t xml:space="preserve">            order_id,</w:t>
-      </w:r>
-    </w:p>
-    <w:p>
-      <w:pPr>
-        <w:spacing w:before="20" w:after="20"/>
-        <w:ind w:left="432"/>
-        <w:shd w:val="clear" w:color="auto" w:fill="F0F0F0"/>
-      </w:pPr>
-      <w:r>
-        <w:rPr>
-          <w:rFonts w:ascii="Courier New" w:hAnsi="Courier New"/>
-          <w:color w:val="1F1F1F"/>
-          <w:sz w:val="17"/>
-        </w:rPr>
-        <w:t xml:space="preserve">            user_id,</w:t>
-      </w:r>
-    </w:p>
-    <w:p>
-      <w:pPr>
-        <w:spacing w:before="20" w:after="20"/>
-        <w:ind w:left="432"/>
-        <w:shd w:val="clear" w:color="auto" w:fill="F0F0F0"/>
-      </w:pPr>
-      <w:r>
-        <w:rPr>
-          <w:rFonts w:ascii="Courier New" w:hAnsi="Courier New"/>
-          <w:color w:val="1F1F1F"/>
-          <w:sz w:val="17"/>
-        </w:rPr>
-        <w:t xml:space="preserve">            status,</w:t>
-      </w:r>
-    </w:p>
-    <w:p>
-      <w:pPr>
-        <w:spacing w:before="20" w:after="20"/>
-        <w:ind w:left="432"/>
-        <w:shd w:val="clear" w:color="auto" w:fill="F0F0F0"/>
-      </w:pPr>
-      <w:r>
-        <w:rPr>
-          <w:rFonts w:ascii="Courier New" w:hAnsi="Courier New"/>
-          <w:color w:val="1F1F1F"/>
-          <w:sz w:val="17"/>
-        </w:rPr>
-        <w:t xml:space="preserve">            ROW_NUMBER() OVER (</w:t>
-      </w:r>
-    </w:p>
-    <w:p>
-      <w:pPr>
-        <w:spacing w:before="20" w:after="20"/>
-        <w:ind w:left="432"/>
-        <w:shd w:val="clear" w:color="auto" w:fill="F0F0F0"/>
-      </w:pPr>
-      <w:r>
-        <w:rPr>
-          <w:rFonts w:ascii="Courier New" w:hAnsi="Courier New"/>
-          <w:color w:val="1F1F1F"/>
-          <w:sz w:val="17"/>
-        </w:rPr>
-        <w:t xml:space="preserve">                PARTITION BY order_id</w:t>
-      </w:r>
-    </w:p>
-    <w:p>
-      <w:pPr>
-        <w:spacing w:before="20" w:after="20"/>
-        <w:ind w:left="432"/>
-        <w:shd w:val="clear" w:color="auto" w:fill="F0F0F0"/>
-      </w:pPr>
-      <w:r>
-        <w:rPr>
-          <w:rFonts w:ascii="Courier New" w:hAnsi="Courier New"/>
-          <w:color w:val="1F1F1F"/>
-          <w:sz w:val="17"/>
-        </w:rPr>
-        <w:t xml:space="preserve">                ORDER BY updated_at DESC, created_at DESC</w:t>
-      </w:r>
-    </w:p>
-    <w:p>
-      <w:pPr>
-        <w:spacing w:before="20" w:after="20"/>
-        <w:ind w:left="432"/>
-        <w:shd w:val="clear" w:color="auto" w:fill="F0F0F0"/>
-      </w:pPr>
-      <w:r>
-        <w:rPr>
-          <w:rFonts w:ascii="Courier New" w:hAnsi="Courier New"/>
-          <w:color w:val="1F1F1F"/>
-          <w:sz w:val="17"/>
-        </w:rPr>
-        <w:t xml:space="preserve">            ) AS rn</w:t>
-      </w:r>
-    </w:p>
-    <w:p>
-      <w:pPr>
-        <w:spacing w:before="20" w:after="20"/>
-        <w:ind w:left="432"/>
-        <w:shd w:val="clear" w:color="auto" w:fill="F0F0F0"/>
-      </w:pPr>
-      <w:r>
-        <w:rPr>
-          <w:rFonts w:ascii="Courier New" w:hAnsi="Courier New"/>
-          <w:color w:val="1F1F1F"/>
-          <w:sz w:val="17"/>
-        </w:rPr>
-        <w:t xml:space="preserve">        FROM druid_gold.services_trackings</w:t>
-      </w:r>
-    </w:p>
-    <w:p>
-      <w:pPr>
-        <w:spacing w:before="20" w:after="20"/>
-        <w:ind w:left="432"/>
-        <w:shd w:val="clear" w:color="auto" w:fill="F0F0F0"/>
-      </w:pPr>
-      <w:r>
-        <w:rPr>
-          <w:rFonts w:ascii="Courier New" w:hAnsi="Courier New"/>
-          <w:color w:val="1F1F1F"/>
-          <w:sz w:val="17"/>
-        </w:rPr>
-        <w:t xml:space="preserve">        WHERE user_id IS NOT NULL</w:t>
-      </w:r>
-    </w:p>
-    <w:p>
-      <w:pPr>
-        <w:spacing w:before="20" w:after="20"/>
-        <w:ind w:left="432"/>
-        <w:shd w:val="clear" w:color="auto" w:fill="F0F0F0"/>
-      </w:pPr>
-      <w:r>
-        <w:rPr>
-          <w:rFonts w:ascii="Courier New" w:hAnsi="Courier New"/>
-          <w:color w:val="1F1F1F"/>
-          <w:sz w:val="17"/>
-        </w:rPr>
-        <w:t xml:space="preserve">          AND TRIM(user_id) &lt;&gt; ''</w:t>
-      </w:r>
-    </w:p>
-    <w:p>
-      <w:pPr>
-        <w:spacing w:before="20" w:after="20"/>
-        <w:ind w:left="432"/>
-        <w:shd w:val="clear" w:color="auto" w:fill="F0F0F0"/>
-      </w:pPr>
-      <w:r>
-        <w:rPr>
-          <w:rFonts w:ascii="Courier New" w:hAnsi="Courier New"/>
-          <w:color w:val="1F1F1F"/>
-          <w:sz w:val="17"/>
-        </w:rPr>
-        <w:t xml:space="preserve">          AND COALESCE(__is_deleted, false) = false</w:t>
-      </w:r>
-    </w:p>
-    <w:p>
-      <w:pPr>
-        <w:spacing w:before="20" w:after="20"/>
-        <w:ind w:left="432"/>
-        <w:shd w:val="clear" w:color="auto" w:fill="F0F0F0"/>
-      </w:pPr>
-      <w:r>
-        <w:rPr>
-          <w:rFonts w:ascii="Courier New" w:hAnsi="Courier New"/>
-          <w:color w:val="1F1F1F"/>
-          <w:sz w:val="17"/>
-        </w:rPr>
-        <w:t xml:space="preserve">    ) t</w:t>
-      </w:r>
-    </w:p>
-    <w:p>
-      <w:pPr>
-        <w:spacing w:before="20" w:after="20"/>
-        <w:ind w:left="432"/>
-        <w:shd w:val="clear" w:color="auto" w:fill="F0F0F0"/>
-      </w:pPr>
-      <w:r>
-        <w:rPr>
-          <w:rFonts w:ascii="Courier New" w:hAnsi="Courier New"/>
-          <w:color w:val="1F1F1F"/>
-          <w:sz w:val="17"/>
-        </w:rPr>
-        <w:t xml:space="preserve">    WHERE rn = 1</w:t>
-      </w:r>
-    </w:p>
-    <w:p>
-      <w:pPr>
-        <w:spacing w:before="20" w:after="20"/>
-        <w:ind w:left="432"/>
-        <w:shd w:val="clear" w:color="auto" w:fill="F0F0F0"/>
-      </w:pPr>
-      <w:r>
-        <w:rPr>
-          <w:rFonts w:ascii="Courier New" w:hAnsi="Courier New"/>
-          <w:color w:val="1F1F1F"/>
-          <w:sz w:val="17"/>
-        </w:rPr>
-        <w:t>)</w:t>
-      </w:r>
-    </w:p>
-    <w:p>
-      <w:pPr>
-        <w:pStyle w:val="Heading3"/>
-      </w:pPr>
-      <w:r>
-        <w:rPr>
-          <w:color w:val="0066AA"/>
-        </w:rPr>
-        <w:t>6b. Standard Join: Orders + Latest Tracking</w:t>
+        <w:t>) to retain orders that have not yet received a tracking entry.</w:t>
       </w:r>
     </w:p>
     <w:p>
@@ -3321,7 +5894,7 @@
           <w:color w:val="1F1F1F"/>
           <w:sz w:val="17"/>
         </w:rPr>
-        <w:t xml:space="preserve">    o.order_id,</w:t>
+        <w:t xml:space="preserve">    a.order_id,</w:t>
       </w:r>
     </w:p>
     <w:p>
@@ -3336,7 +5909,7 @@
           <w:color w:val="1F1F1F"/>
           <w:sz w:val="17"/>
         </w:rPr>
-        <w:t xml:space="preserve">    o.type,</w:t>
+        <w:t xml:space="preserve">    a.user_id,</w:t>
       </w:r>
     </w:p>
     <w:p>
@@ -3351,7 +5924,7 @@
           <w:color w:val="1F1F1F"/>
           <w:sz w:val="17"/>
         </w:rPr>
-        <w:t xml:space="preserve">    from_utc_timestamp(o.created_at, 'Asia/Kolkata') AS order_created_at_ist,</w:t>
+        <w:t xml:space="preserve">    date(a.created_at + interval '330' minute)                          AS order_date_ist,</w:t>
       </w:r>
     </w:p>
     <w:p>
@@ -3366,7 +5939,7 @@
           <w:color w:val="1F1F1F"/>
           <w:sz w:val="17"/>
         </w:rPr>
-        <w:t xml:space="preserve">    to_date(from_utc_timestamp(o.created_at, 'Asia/Kolkata'))  AS order_date_ist,</w:t>
+        <w:t xml:space="preserve">    a.type,</w:t>
       </w:r>
     </w:p>
     <w:p>
@@ -3381,7 +5954,7 @@
           <w:color w:val="1F1F1F"/>
           <w:sz w:val="17"/>
         </w:rPr>
-        <w:t xml:space="preserve">    o.payment_eligible,</w:t>
+        <w:t xml:space="preserve">    a.payment_eligible,</w:t>
       </w:r>
     </w:p>
     <w:p>
@@ -3396,7 +5969,7 @@
           <w:color w:val="1F1F1F"/>
           <w:sz w:val="17"/>
         </w:rPr>
-        <w:t xml:space="preserve">    lt.user_id  AS uuid,</w:t>
+        <w:t xml:space="preserve">    CAST(a.amount AS DOUBLE)                                            AS amount_rupees,</w:t>
       </w:r>
     </w:p>
     <w:p>
@@ -3411,7 +5984,7 @@
           <w:color w:val="1F1F1F"/>
           <w:sz w:val="17"/>
         </w:rPr>
-        <w:t xml:space="preserve">    lt.status   AS current_status</w:t>
+        <w:t xml:space="preserve">    CASE WHEN a.shipment_id IS NOT NULL AND a.shipment_id &lt;&gt; ''</w:t>
       </w:r>
     </w:p>
     <w:p>
@@ -3426,7 +5999,7 @@
           <w:color w:val="1F1F1F"/>
           <w:sz w:val="17"/>
         </w:rPr>
-        <w:t>FROM druid_gold.services_orders o</w:t>
+        <w:t xml:space="preserve">         THEN 'shipment id generated' END                               AS shipment_id_tag,</w:t>
       </w:r>
     </w:p>
     <w:p>
@@ -3441,7 +6014,7 @@
           <w:color w:val="1F1F1F"/>
           <w:sz w:val="17"/>
         </w:rPr>
-        <w:t>JOIN latest_tracking lt</w:t>
+        <w:t xml:space="preserve">    CASE WHEN a.awb_id IS NOT NULL AND a.awb_id &lt;&gt; ''</w:t>
       </w:r>
     </w:p>
     <w:p>
@@ -3456,7 +6029,7 @@
           <w:color w:val="1F1F1F"/>
           <w:sz w:val="17"/>
         </w:rPr>
-        <w:t xml:space="preserve">  ON lt.order_id = o.order_id</w:t>
+        <w:t xml:space="preserve">         THEN 'awb id generated' END                                    AS awb_id_tag,</w:t>
       </w:r>
     </w:p>
     <w:p>
@@ -3471,7 +6044,300 @@
           <w:color w:val="1F1F1F"/>
           <w:sz w:val="17"/>
         </w:rPr>
-        <w:t>WHERE COALESCE(o.__is_deleted, false) = false</w:t>
+        <w:t xml:space="preserve">    b.status,</w:t>
+      </w:r>
+    </w:p>
+    <w:p>
+      <w:pPr>
+        <w:spacing w:before="20" w:after="20"/>
+        <w:ind w:left="432"/>
+        <w:shd w:val="clear" w:color="auto" w:fill="F0F0F0"/>
+      </w:pPr>
+      <w:r>
+        <w:rPr>
+          <w:rFonts w:ascii="Courier New" w:hAnsi="Courier New"/>
+          <w:color w:val="1F1F1F"/>
+          <w:sz w:val="17"/>
+        </w:rPr>
+        <w:t xml:space="preserve">    b.reason,</w:t>
+      </w:r>
+    </w:p>
+    <w:p>
+      <w:pPr>
+        <w:spacing w:before="20" w:after="20"/>
+        <w:ind w:left="432"/>
+        <w:shd w:val="clear" w:color="auto" w:fill="F0F0F0"/>
+      </w:pPr>
+      <w:r>
+        <w:rPr>
+          <w:rFonts w:ascii="Courier New" w:hAnsi="Courier New"/>
+          <w:color w:val="1F1F1F"/>
+          <w:sz w:val="17"/>
+        </w:rPr>
+        <w:t xml:space="preserve">    b.updated_at                                                        AS status_last_updated_at</w:t>
+      </w:r>
+    </w:p>
+    <w:p>
+      <w:pPr>
+        <w:spacing w:before="20" w:after="20"/>
+        <w:ind w:left="432"/>
+        <w:shd w:val="clear" w:color="auto" w:fill="F0F0F0"/>
+      </w:pPr>
+      <w:r>
+        <w:rPr>
+          <w:rFonts w:ascii="Courier New" w:hAnsi="Courier New"/>
+          <w:color w:val="1F1F1F"/>
+          <w:sz w:val="17"/>
+        </w:rPr>
+        <w:t>FROM druid_gold.services_orders AS a</w:t>
+      </w:r>
+    </w:p>
+    <w:p>
+      <w:pPr>
+        <w:spacing w:before="20" w:after="20"/>
+        <w:ind w:left="432"/>
+        <w:shd w:val="clear" w:color="auto" w:fill="F0F0F0"/>
+      </w:pPr>
+      <w:r>
+        <w:rPr>
+          <w:rFonts w:ascii="Courier New" w:hAnsi="Courier New"/>
+          <w:color w:val="1F1F1F"/>
+          <w:sz w:val="17"/>
+        </w:rPr>
+        <w:t>LEFT JOIN druid_gold.services_trackings AS b</w:t>
+      </w:r>
+    </w:p>
+    <w:p>
+      <w:pPr>
+        <w:spacing w:before="20" w:after="20"/>
+        <w:ind w:left="432"/>
+        <w:shd w:val="clear" w:color="auto" w:fill="F0F0F0"/>
+      </w:pPr>
+      <w:r>
+        <w:rPr>
+          <w:rFonts w:ascii="Courier New" w:hAnsi="Courier New"/>
+          <w:color w:val="1F1F1F"/>
+          <w:sz w:val="17"/>
+        </w:rPr>
+        <w:t xml:space="preserve">    ON b.order_id = a.order_id</w:t>
+      </w:r>
+    </w:p>
+    <w:p>
+      <w:pPr>
+        <w:spacing w:before="20" w:after="20"/>
+        <w:ind w:left="432"/>
+        <w:shd w:val="clear" w:color="auto" w:fill="F0F0F0"/>
+      </w:pPr>
+      <w:r>
+        <w:rPr>
+          <w:rFonts w:ascii="Courier New" w:hAnsi="Courier New"/>
+          <w:color w:val="1F1F1F"/>
+          <w:sz w:val="17"/>
+        </w:rPr>
+        <w:t xml:space="preserve">    AND b.__is_deleted = false</w:t>
+      </w:r>
+    </w:p>
+    <w:p>
+      <w:pPr>
+        <w:spacing w:before="20" w:after="20"/>
+        <w:ind w:left="432"/>
+        <w:shd w:val="clear" w:color="auto" w:fill="F0F0F0"/>
+      </w:pPr>
+      <w:r>
+        <w:rPr>
+          <w:rFonts w:ascii="Courier New" w:hAnsi="Courier New"/>
+          <w:color w:val="1F1F1F"/>
+          <w:sz w:val="17"/>
+        </w:rPr>
+        <w:t xml:space="preserve">    AND b.year = 2026 AND b.month = 3 AND b.day = 15</w:t>
+      </w:r>
+    </w:p>
+    <w:p>
+      <w:pPr>
+        <w:spacing w:before="20" w:after="20"/>
+        <w:ind w:left="432"/>
+        <w:shd w:val="clear" w:color="auto" w:fill="F0F0F0"/>
+      </w:pPr>
+      <w:r>
+        <w:rPr>
+          <w:rFonts w:ascii="Courier New" w:hAnsi="Courier New"/>
+          <w:color w:val="1F1F1F"/>
+          <w:sz w:val="17"/>
+        </w:rPr>
+        <w:t>WHERE a.__is_deleted = false</w:t>
+      </w:r>
+    </w:p>
+    <w:p>
+      <w:pPr>
+        <w:spacing w:before="20" w:after="20"/>
+        <w:ind w:left="432"/>
+        <w:shd w:val="clear" w:color="auto" w:fill="F0F0F0"/>
+      </w:pPr>
+      <w:r>
+        <w:rPr>
+          <w:rFonts w:ascii="Courier New" w:hAnsi="Courier New"/>
+          <w:color w:val="1F1F1F"/>
+          <w:sz w:val="17"/>
+        </w:rPr>
+        <w:t xml:space="preserve">  AND a.type = 'CHEQUE_BOOK'</w:t>
+      </w:r>
+    </w:p>
+    <w:p>
+      <w:pPr>
+        <w:spacing w:before="20" w:after="20"/>
+        <w:ind w:left="432"/>
+        <w:shd w:val="clear" w:color="auto" w:fill="F0F0F0"/>
+      </w:pPr>
+      <w:r>
+        <w:rPr>
+          <w:rFonts w:ascii="Courier New" w:hAnsi="Courier New"/>
+          <w:color w:val="1F1F1F"/>
+          <w:sz w:val="17"/>
+        </w:rPr>
+        <w:t xml:space="preserve">  AND a.year = 2026 AND a.month = 3 AND a.day = 15</w:t>
+      </w:r>
+    </w:p>
+    <w:p>
+      <w:pPr>
+        <w:spacing w:before="60" w:after="60"/>
+        <w:ind w:left="576"/>
+      </w:pPr>
+      <w:r>
+        <w:rPr>
+          <w:i/>
+          <w:color w:val="555555"/>
+          <w:sz w:val="20"/>
+        </w:rPr>
+        <w:t xml:space="preserve">Partition filters must be applied on </w:t>
+      </w:r>
+      <w:r>
+        <w:rPr>
+          <w:b/>
+          <w:i/>
+          <w:color w:val="555555"/>
+          <w:sz w:val="20"/>
+        </w:rPr>
+        <w:t>both</w:t>
+      </w:r>
+      <w:r>
+        <w:rPr>
+          <w:i/>
+          <w:color w:val="555555"/>
+          <w:sz w:val="20"/>
+        </w:rPr>
+        <w:t xml:space="preserve"> tables independently. Always filter </w:t>
+      </w:r>
+      <w:r>
+        <w:rPr>
+          <w:rFonts w:ascii="Courier New" w:hAnsi="Courier New"/>
+          <w:i/>
+          <w:color w:val="555555"/>
+          <w:sz w:val="18"/>
+        </w:rPr>
+        <w:t>year</w:t>
+      </w:r>
+      <w:r>
+        <w:rPr>
+          <w:i/>
+          <w:color w:val="555555"/>
+          <w:sz w:val="20"/>
+        </w:rPr>
+        <w:t xml:space="preserve">, </w:t>
+      </w:r>
+      <w:r>
+        <w:rPr>
+          <w:rFonts w:ascii="Courier New" w:hAnsi="Courier New"/>
+          <w:i/>
+          <w:color w:val="555555"/>
+          <w:sz w:val="18"/>
+        </w:rPr>
+        <w:t>month</w:t>
+      </w:r>
+      <w:r>
+        <w:rPr>
+          <w:i/>
+          <w:color w:val="555555"/>
+          <w:sz w:val="20"/>
+        </w:rPr>
+        <w:t xml:space="preserve">, </w:t>
+      </w:r>
+      <w:r>
+        <w:rPr>
+          <w:rFonts w:ascii="Courier New" w:hAnsi="Courier New"/>
+          <w:i/>
+          <w:color w:val="555555"/>
+          <w:sz w:val="18"/>
+        </w:rPr>
+        <w:t>day</w:t>
+      </w:r>
+      <w:r>
+        <w:rPr>
+          <w:i/>
+          <w:color w:val="555555"/>
+          <w:sz w:val="20"/>
+        </w:rPr>
+        <w:t xml:space="preserve"> on both </w:t>
+      </w:r>
+      <w:r>
+        <w:rPr>
+          <w:rFonts w:ascii="Courier New" w:hAnsi="Courier New"/>
+          <w:i/>
+          <w:color w:val="555555"/>
+          <w:sz w:val="18"/>
+        </w:rPr>
+        <w:t>a</w:t>
+      </w:r>
+      <w:r>
+        <w:rPr>
+          <w:i/>
+          <w:color w:val="555555"/>
+          <w:sz w:val="20"/>
+        </w:rPr>
+        <w:t xml:space="preserve"> and </w:t>
+      </w:r>
+      <w:r>
+        <w:rPr>
+          <w:rFonts w:ascii="Courier New" w:hAnsi="Courier New"/>
+          <w:i/>
+          <w:color w:val="555555"/>
+          <w:sz w:val="18"/>
+        </w:rPr>
+        <w:t>b</w:t>
+      </w:r>
+      <w:r>
+        <w:rPr>
+          <w:i/>
+          <w:color w:val="555555"/>
+          <w:sz w:val="20"/>
+        </w:rPr>
+        <w:t>.</w:t>
+      </w:r>
+    </w:p>
+    <w:p>
+      <w:pPr>
+        <w:spacing w:before="80" w:after="80"/>
+        <w:pBdr>
+          <w:bottom w:val="single" w:sz="6" w:space="1" w:color="CCCCCC"/>
+        </w:pBdr>
+      </w:pPr>
+    </w:p>
+    <w:p>
+      <w:pPr>
+        <w:spacing w:before="80" w:after="80"/>
+        <w:pBdr>
+          <w:bottom w:val="single" w:sz="6" w:space="1" w:color="CCCCCC"/>
+        </w:pBdr>
+      </w:pPr>
+    </w:p>
+    <w:p>
+      <w:pPr>
+        <w:pStyle w:val="Heading2"/>
+      </w:pPr>
+      <w:r>
+        <w:rPr>
+          <w:color w:val="005599"/>
+        </w:rPr>
+        <w:t>7. Common Query Patterns</w:t>
       </w:r>
     </w:p>
     <w:p>
@@ -3482,7 +6348,18 @@
         <w:rPr>
           <w:color w:val="0066AA"/>
         </w:rPr>
-        <w:t>6c. Scoping to a Specific Service Type with Recency Filter</w:t>
+        <w:t>Order volume breakdown by date, status, and reason</w:t>
+      </w:r>
+    </w:p>
+    <w:p>
+      <w:pPr>
+        <w:spacing w:after="120"/>
+      </w:pPr>
+      <w:r>
+        <w:rPr>
+          <w:sz w:val="20"/>
+        </w:rPr>
+        <w:t>Replicates the logic from the production analytics query:</w:t>
       </w:r>
     </w:p>
     <w:p>
@@ -3512,7 +6389,7 @@
           <w:color w:val="1F1F1F"/>
           <w:sz w:val="17"/>
         </w:rPr>
-        <w:t xml:space="preserve">    o.order_id,</w:t>
+        <w:t xml:space="preserve">    date(a.created_at + interval '330' minute)                              AS created_date,</w:t>
       </w:r>
     </w:p>
     <w:p>
@@ -3527,7 +6404,7 @@
           <w:color w:val="1F1F1F"/>
           <w:sz w:val="17"/>
         </w:rPr>
-        <w:t xml:space="preserve">    lt.user_id AS uuid,</w:t>
+        <w:t xml:space="preserve">    b.status,</w:t>
       </w:r>
     </w:p>
     <w:p>
@@ -3542,7 +6419,7 @@
           <w:color w:val="1F1F1F"/>
           <w:sz w:val="17"/>
         </w:rPr>
-        <w:t xml:space="preserve">    lt.status,</w:t>
+        <w:t xml:space="preserve">    b.reason,</w:t>
       </w:r>
     </w:p>
     <w:p>
@@ -3557,7 +6434,7 @@
           <w:color w:val="1F1F1F"/>
           <w:sz w:val="17"/>
         </w:rPr>
-        <w:t xml:space="preserve">    o.payment_eligible,</w:t>
+        <w:t xml:space="preserve">    CASE WHEN a.shipment_id IS NOT NULL AND a.shipment_id &lt;&gt; ''</w:t>
       </w:r>
     </w:p>
     <w:p>
@@ -3572,7 +6449,7 @@
           <w:color w:val="1F1F1F"/>
           <w:sz w:val="17"/>
         </w:rPr>
-        <w:t xml:space="preserve">    from_utc_timestamp(o.created_at, 'Asia/Kolkata') AS order_created_at_ist</w:t>
+        <w:t xml:space="preserve">         THEN 'shipment id generated' END                                   AS shipment_id_tag,</w:t>
       </w:r>
     </w:p>
     <w:p>
@@ -3587,7 +6464,7 @@
           <w:color w:val="1F1F1F"/>
           <w:sz w:val="17"/>
         </w:rPr>
-        <w:t>FROM druid_gold.services_orders o</w:t>
+        <w:t xml:space="preserve">    CASE WHEN a.awb_id IS NOT NULL AND a.awb_id &lt;&gt; ''</w:t>
       </w:r>
     </w:p>
     <w:p>
@@ -3602,7 +6479,7 @@
           <w:color w:val="1F1F1F"/>
           <w:sz w:val="17"/>
         </w:rPr>
-        <w:t>JOIN latest_tracking lt</w:t>
+        <w:t xml:space="preserve">         THEN 'awb id generated' END                                        AS awb_id_tag,</w:t>
       </w:r>
     </w:p>
     <w:p>
@@ -3617,7 +6494,7 @@
           <w:color w:val="1F1F1F"/>
           <w:sz w:val="17"/>
         </w:rPr>
-        <w:t xml:space="preserve">  ON lt.order_id = o.order_id</w:t>
+        <w:t xml:space="preserve">    COUNT(DISTINCT a.order_id)                                              AS orders</w:t>
       </w:r>
     </w:p>
     <w:p>
@@ -3632,7 +6509,7 @@
           <w:color w:val="1F1F1F"/>
           <w:sz w:val="17"/>
         </w:rPr>
-        <w:t>WHERE o.type = 'CHEQUE_BOOK'</w:t>
+        <w:t>FROM druid_gold.services_orders AS a</w:t>
       </w:r>
     </w:p>
     <w:p>
@@ -3647,7 +6524,7 @@
           <w:color w:val="1F1F1F"/>
           <w:sz w:val="17"/>
         </w:rPr>
-        <w:t xml:space="preserve">  AND o.payment_eligible = true</w:t>
+        <w:t>LEFT JOIN druid_gold.services_trackings AS b</w:t>
       </w:r>
     </w:p>
     <w:p>
@@ -3662,7 +6539,7 @@
           <w:color w:val="1F1F1F"/>
           <w:sz w:val="17"/>
         </w:rPr>
-        <w:t xml:space="preserve">  AND o.created_at &gt;= current_timestamp() - INTERVAL 24 HOURS</w:t>
+        <w:t xml:space="preserve">    ON b.order_id = a.order_id</w:t>
       </w:r>
     </w:p>
     <w:p>
@@ -3677,7 +6554,82 @@
           <w:color w:val="1F1F1F"/>
           <w:sz w:val="17"/>
         </w:rPr>
-        <w:t xml:space="preserve">  AND COALESCE(o.__is_deleted, false) = false</w:t>
+        <w:t xml:space="preserve">    AND b.__is_deleted = false</w:t>
+      </w:r>
+    </w:p>
+    <w:p>
+      <w:pPr>
+        <w:spacing w:before="20" w:after="20"/>
+        <w:ind w:left="432"/>
+        <w:shd w:val="clear" w:color="auto" w:fill="F0F0F0"/>
+      </w:pPr>
+      <w:r>
+        <w:rPr>
+          <w:rFonts w:ascii="Courier New" w:hAnsi="Courier New"/>
+          <w:color w:val="1F1F1F"/>
+          <w:sz w:val="17"/>
+        </w:rPr>
+        <w:t>WHERE a.__is_deleted = false</w:t>
+      </w:r>
+    </w:p>
+    <w:p>
+      <w:pPr>
+        <w:spacing w:before="20" w:after="20"/>
+        <w:ind w:left="432"/>
+        <w:shd w:val="clear" w:color="auto" w:fill="F0F0F0"/>
+      </w:pPr>
+      <w:r>
+        <w:rPr>
+          <w:rFonts w:ascii="Courier New" w:hAnsi="Courier New"/>
+          <w:color w:val="1F1F1F"/>
+          <w:sz w:val="17"/>
+        </w:rPr>
+        <w:t xml:space="preserve">  AND a.type = 'CHEQUE_BOOK'</w:t>
+      </w:r>
+    </w:p>
+    <w:p>
+      <w:pPr>
+        <w:spacing w:before="20" w:after="20"/>
+        <w:ind w:left="432"/>
+        <w:shd w:val="clear" w:color="auto" w:fill="F0F0F0"/>
+      </w:pPr>
+      <w:r>
+        <w:rPr>
+          <w:rFonts w:ascii="Courier New" w:hAnsi="Courier New"/>
+          <w:color w:val="1F1F1F"/>
+          <w:sz w:val="17"/>
+        </w:rPr>
+        <w:t xml:space="preserve">  AND date(a.created_at + interval '330' minute) &gt;= date('2025-06-13')</w:t>
+      </w:r>
+    </w:p>
+    <w:p>
+      <w:pPr>
+        <w:spacing w:before="20" w:after="20"/>
+        <w:ind w:left="432"/>
+        <w:shd w:val="clear" w:color="auto" w:fill="F0F0F0"/>
+      </w:pPr>
+      <w:r>
+        <w:rPr>
+          <w:rFonts w:ascii="Courier New" w:hAnsi="Courier New"/>
+          <w:color w:val="1F1F1F"/>
+          <w:sz w:val="17"/>
+        </w:rPr>
+        <w:t>GROUP BY 1, 2, 3, 4, 5</w:t>
+      </w:r>
+    </w:p>
+    <w:p>
+      <w:pPr>
+        <w:spacing w:before="20" w:after="20"/>
+        <w:ind w:left="432"/>
+        <w:shd w:val="clear" w:color="auto" w:fill="F0F0F0"/>
+      </w:pPr>
+      <w:r>
+        <w:rPr>
+          <w:rFonts w:ascii="Courier New" w:hAnsi="Courier New"/>
+          <w:color w:val="1F1F1F"/>
+          <w:sz w:val="17"/>
+        </w:rPr>
+        <w:t>ORDER BY orders DESC</w:t>
       </w:r>
     </w:p>
     <w:p>
@@ -3688,18 +6640,7 @@
         <w:rPr>
           <w:color w:val="0066AA"/>
         </w:rPr>
-        <w:t>6d. Joining to User Demographics (CIF / DOB lookup)</w:t>
-      </w:r>
-    </w:p>
-    <w:p>
-      <w:pPr>
-        <w:spacing w:after="120"/>
-      </w:pPr>
-      <w:r>
-        <w:rPr>
-          <w:sz w:val="20"/>
-        </w:rPr>
-        <w:t>When you need customer-level attributes (e.g. date of birth for age-gating logic):</w:t>
+        <w:t>Daily order success rate (fulfilment SR)</w:t>
       </w:r>
     </w:p>
     <w:p>
@@ -3729,7 +6670,7 @@
           <w:color w:val="1F1F1F"/>
           <w:sz w:val="17"/>
         </w:rPr>
-        <w:t xml:space="preserve">    o.order_id,</w:t>
+        <w:t xml:space="preserve">    date(a.created_at + interval '330' minute)                      AS created_date,</w:t>
       </w:r>
     </w:p>
     <w:p>
@@ -3744,7 +6685,7 @@
           <w:color w:val="1F1F1F"/>
           <w:sz w:val="17"/>
         </w:rPr>
-        <w:t xml:space="preserve">    lt.user_id AS uuid,</w:t>
+        <w:t xml:space="preserve">    100.0 * SUM(CASE WHEN b.status = 'SUCCESS' THEN 1 ELSE 0 END)</w:t>
       </w:r>
     </w:p>
     <w:p>
@@ -3759,7 +6700,7 @@
           <w:color w:val="1F1F1F"/>
           <w:sz w:val="17"/>
         </w:rPr>
-        <w:t xml:space="preserve">    lt.status,</w:t>
+        <w:t xml:space="preserve">           / COUNT(DISTINCT a.order_id)                             AS order_sr_pct</w:t>
       </w:r>
     </w:p>
     <w:p>
@@ -3774,7 +6715,7 @@
           <w:color w:val="1F1F1F"/>
           <w:sz w:val="17"/>
         </w:rPr>
-        <w:t xml:space="preserve">    CAST(c.cif AS BIGINT) AS customer_id,</w:t>
+        <w:t>FROM druid_gold.services_orders AS a</w:t>
       </w:r>
     </w:p>
     <w:p>
@@ -3789,7 +6730,7 @@
           <w:color w:val="1F1F1F"/>
           <w:sz w:val="17"/>
         </w:rPr>
-        <w:t xml:space="preserve">    decryptFunction(ci.date_of_birth) AS decrypted_dob</w:t>
+        <w:t>LEFT JOIN druid_gold.services_trackings AS b</w:t>
       </w:r>
     </w:p>
     <w:p>
@@ -3804,7 +6745,7 @@
           <w:color w:val="1F1F1F"/>
           <w:sz w:val="17"/>
         </w:rPr>
-        <w:t>FROM druid_gold.services_orders o</w:t>
+        <w:t xml:space="preserve">    ON b.order_id = a.order_id</w:t>
       </w:r>
     </w:p>
     <w:p>
@@ -3819,7 +6760,7 @@
           <w:color w:val="1F1F1F"/>
           <w:sz w:val="17"/>
         </w:rPr>
-        <w:t>JOIN latest_tracking lt</w:t>
+        <w:t xml:space="preserve">    AND b.__is_deleted = false</w:t>
       </w:r>
     </w:p>
     <w:p>
@@ -3834,7 +6775,7 @@
           <w:color w:val="1F1F1F"/>
           <w:sz w:val="17"/>
         </w:rPr>
-        <w:t xml:space="preserve">  ON lt.order_id = o.order_id</w:t>
+        <w:t>WHERE a.__is_deleted = false</w:t>
       </w:r>
     </w:p>
     <w:p>
@@ -3849,7 +6790,7 @@
           <w:color w:val="1F1F1F"/>
           <w:sz w:val="17"/>
         </w:rPr>
-        <w:t>LEFT JOIN uid_db_gold.customers c</w:t>
+        <w:t xml:space="preserve">  AND a.type = 'CHEQUE_BOOK'</w:t>
       </w:r>
     </w:p>
     <w:p>
@@ -3864,7 +6805,7 @@
           <w:color w:val="1F1F1F"/>
           <w:sz w:val="17"/>
         </w:rPr>
-        <w:t xml:space="preserve">  ON CAST(c.id AS STRING) = CAST(lt.user_id AS STRING)</w:t>
+        <w:t xml:space="preserve">  AND date(a.created_at + interval '330' minute) &gt;= date('2025-06-13')</w:t>
       </w:r>
     </w:p>
     <w:p>
@@ -3879,7 +6820,7 @@
           <w:color w:val="1F1F1F"/>
           <w:sz w:val="17"/>
         </w:rPr>
-        <w:t xml:space="preserve"> AND COALESCE(c.__is_deleted, false) = false</w:t>
+        <w:t>GROUP BY 1</w:t>
       </w:r>
     </w:p>
     <w:p>
@@ -3894,533 +6835,7 @@
           <w:color w:val="1F1F1F"/>
           <w:sz w:val="17"/>
         </w:rPr>
-        <w:t>LEFT JOIN bsgcrm_gold_pii.customer_ind_info ci</w:t>
-      </w:r>
-    </w:p>
-    <w:p>
-      <w:pPr>
-        <w:spacing w:before="20" w:after="20"/>
-        <w:ind w:left="432"/>
-        <w:shd w:val="clear" w:color="auto" w:fill="F0F0F0"/>
-      </w:pPr>
-      <w:r>
-        <w:rPr>
-          <w:rFonts w:ascii="Courier New" w:hAnsi="Courier New"/>
-          <w:color w:val="1F1F1F"/>
-          <w:sz w:val="17"/>
-        </w:rPr>
-        <w:t xml:space="preserve">  ON CAST(c.cif AS BIGINT) = ci.customer_id</w:t>
-      </w:r>
-    </w:p>
-    <w:p>
-      <w:pPr>
-        <w:spacing w:before="20" w:after="20"/>
-        <w:ind w:left="432"/>
-        <w:shd w:val="clear" w:color="auto" w:fill="F0F0F0"/>
-      </w:pPr>
-      <w:r>
-        <w:rPr>
-          <w:rFonts w:ascii="Courier New" w:hAnsi="Courier New"/>
-          <w:color w:val="1F1F1F"/>
-          <w:sz w:val="17"/>
-        </w:rPr>
-        <w:t xml:space="preserve"> AND COALESCE(ci.__is_deleted, false) = false</w:t>
-      </w:r>
-    </w:p>
-    <w:p>
-      <w:pPr>
-        <w:spacing w:before="20" w:after="20"/>
-        <w:ind w:left="432"/>
-        <w:shd w:val="clear" w:color="auto" w:fill="F0F0F0"/>
-      </w:pPr>
-      <w:r>
-        <w:rPr>
-          <w:rFonts w:ascii="Courier New" w:hAnsi="Courier New"/>
-          <w:color w:val="1F1F1F"/>
-          <w:sz w:val="17"/>
-        </w:rPr>
-        <w:t>WHERE COALESCE(o.__is_deleted, false) = false</w:t>
-      </w:r>
-    </w:p>
-    <w:p>
-      <w:pPr>
-        <w:spacing w:before="60" w:after="60"/>
-        <w:ind w:left="576"/>
-      </w:pPr>
-      <w:r>
-        <w:rPr>
-          <w:rFonts w:ascii="Courier New" w:hAnsi="Courier New"/>
-          <w:i/>
-          <w:color w:val="555555"/>
-          <w:sz w:val="18"/>
-        </w:rPr>
-        <w:t>uid_db_gold.customers</w:t>
-      </w:r>
-      <w:r>
-        <w:rPr>
-          <w:i/>
-          <w:color w:val="555555"/>
-          <w:sz w:val="20"/>
-        </w:rPr>
-        <w:t xml:space="preserve"> maps internal user UUID (</w:t>
-      </w:r>
-      <w:r>
-        <w:rPr>
-          <w:rFonts w:ascii="Courier New" w:hAnsi="Courier New"/>
-          <w:i/>
-          <w:color w:val="555555"/>
-          <w:sz w:val="18"/>
-        </w:rPr>
-        <w:t>id</w:t>
-      </w:r>
-      <w:r>
-        <w:rPr>
-          <w:i/>
-          <w:color w:val="555555"/>
-          <w:sz w:val="20"/>
-        </w:rPr>
-        <w:t xml:space="preserve">) to the bank's CIF (Customer Information File) number. </w:t>
-      </w:r>
-      <w:r>
-        <w:rPr>
-          <w:rFonts w:ascii="Courier New" w:hAnsi="Courier New"/>
-          <w:i/>
-          <w:color w:val="555555"/>
-          <w:sz w:val="18"/>
-        </w:rPr>
-        <w:t>bsgcrm_gold_pii.customer_ind_info</w:t>
-      </w:r>
-      <w:r>
-        <w:rPr>
-          <w:i/>
-          <w:color w:val="555555"/>
-          <w:sz w:val="20"/>
-        </w:rPr>
-        <w:t xml:space="preserve"> holds PII fields like </w:t>
-      </w:r>
-      <w:r>
-        <w:rPr>
-          <w:rFonts w:ascii="Courier New" w:hAnsi="Courier New"/>
-          <w:i/>
-          <w:color w:val="555555"/>
-          <w:sz w:val="18"/>
-        </w:rPr>
-        <w:t>date_of_birth</w:t>
-      </w:r>
-      <w:r>
-        <w:rPr>
-          <w:i/>
-          <w:color w:val="555555"/>
-          <w:sz w:val="20"/>
-        </w:rPr>
-        <w:t xml:space="preserve"> in encrypted form — use </w:t>
-      </w:r>
-      <w:r>
-        <w:rPr>
-          <w:rFonts w:ascii="Courier New" w:hAnsi="Courier New"/>
-          <w:i/>
-          <w:color w:val="555555"/>
-          <w:sz w:val="18"/>
-        </w:rPr>
-        <w:t>decryptFunction()</w:t>
-      </w:r>
-      <w:r>
-        <w:rPr>
-          <w:i/>
-          <w:color w:val="555555"/>
-          <w:sz w:val="20"/>
-        </w:rPr>
-        <w:t xml:space="preserve"> to decrypt.</w:t>
-      </w:r>
-    </w:p>
-    <w:p>
-      <w:pPr>
-        <w:spacing w:before="80" w:after="80"/>
-        <w:pBdr>
-          <w:bottom w:val="single" w:sz="6" w:space="1" w:color="CCCCCC"/>
-        </w:pBdr>
-      </w:pPr>
-    </w:p>
-    <w:p>
-      <w:pPr>
-        <w:spacing w:before="80" w:after="80"/>
-        <w:pBdr>
-          <w:bottom w:val="single" w:sz="6" w:space="1" w:color="CCCCCC"/>
-        </w:pBdr>
-      </w:pPr>
-    </w:p>
-    <w:p>
-      <w:pPr>
-        <w:pStyle w:val="Heading2"/>
-      </w:pPr>
-      <w:r>
-        <w:rPr>
-          <w:color w:val="005599"/>
-        </w:rPr>
-        <w:t>7. Nuances &amp; Gotchas</w:t>
-      </w:r>
-    </w:p>
-    <w:p>
-      <w:pPr>
-        <w:pStyle w:val="ListNumber"/>
-      </w:pPr>
-      <w:r>
-        <w:rPr>
-          <w:b/>
-          <w:sz w:val="20"/>
-        </w:rPr>
-        <w:t>`services_trackings` is multi-row per order.</w:t>
-      </w:r>
-      <w:r>
-        <w:rPr>
-          <w:sz w:val="20"/>
-        </w:rPr>
-        <w:t xml:space="preserve"> Every state transition creates a new row. Never join raw </w:t>
-      </w:r>
-      <w:r>
-        <w:rPr>
-          <w:rFonts w:ascii="Courier New" w:hAnsi="Courier New"/>
-          <w:color w:val="C7254E"/>
-          <w:sz w:val="18"/>
-        </w:rPr>
-        <w:t>services_trackings</w:t>
-      </w:r>
-      <w:r>
-        <w:rPr>
-          <w:sz w:val="20"/>
-        </w:rPr>
-        <w:t xml:space="preserve"> to </w:t>
-      </w:r>
-      <w:r>
-        <w:rPr>
-          <w:rFonts w:ascii="Courier New" w:hAnsi="Courier New"/>
-          <w:color w:val="C7254E"/>
-          <w:sz w:val="18"/>
-        </w:rPr>
-        <w:t>services_orders</w:t>
-      </w:r>
-      <w:r>
-        <w:rPr>
-          <w:sz w:val="20"/>
-        </w:rPr>
-        <w:t xml:space="preserve"> 1:1 without deduplication — you will get fan-out/duplicate order rows. Always use the </w:t>
-      </w:r>
-      <w:r>
-        <w:rPr>
-          <w:rFonts w:ascii="Courier New" w:hAnsi="Courier New"/>
-          <w:color w:val="C7254E"/>
-          <w:sz w:val="18"/>
-        </w:rPr>
-        <w:t>ROW_NUMBER()</w:t>
-      </w:r>
-      <w:r>
-        <w:rPr>
-          <w:sz w:val="20"/>
-        </w:rPr>
-        <w:t xml:space="preserve"> deduplication pattern in Section 6a first.</w:t>
-      </w:r>
-    </w:p>
-    <w:p>
-      <w:pPr>
-        <w:pStyle w:val="ListNumber"/>
-      </w:pPr>
-      <w:r>
-        <w:rPr>
-          <w:b/>
-          <w:sz w:val="20"/>
-        </w:rPr>
-        <w:t>`user_id` can be null or empty in `services_trackings`.</w:t>
-      </w:r>
-      <w:r>
-        <w:rPr>
-          <w:sz w:val="20"/>
-        </w:rPr>
-        <w:t xml:space="preserve"> Some tracking rows are system-generated or have no user attribution. Always guard with </w:t>
-      </w:r>
-      <w:r>
-        <w:rPr>
-          <w:rFonts w:ascii="Courier New" w:hAnsi="Courier New"/>
-          <w:color w:val="C7254E"/>
-          <w:sz w:val="18"/>
-        </w:rPr>
-        <w:t>user_id IS NOT NULL AND TRIM(user_id) &lt;&gt; ''</w:t>
-      </w:r>
-      <w:r>
-        <w:rPr>
-          <w:sz w:val="20"/>
-        </w:rPr>
-        <w:t xml:space="preserve"> before using it as a join key.</w:t>
-      </w:r>
-    </w:p>
-    <w:p>
-      <w:pPr>
-        <w:pStyle w:val="ListNumber"/>
-      </w:pPr>
-      <w:r>
-        <w:rPr>
-          <w:b/>
-          <w:sz w:val="20"/>
-        </w:rPr>
-        <w:t>`__is_deleted` must be checked on both tables.</w:t>
-      </w:r>
-      <w:r>
-        <w:rPr>
-          <w:sz w:val="20"/>
-        </w:rPr>
-        <w:t xml:space="preserve"> Apply </w:t>
-      </w:r>
-      <w:r>
-        <w:rPr>
-          <w:rFonts w:ascii="Courier New" w:hAnsi="Courier New"/>
-          <w:color w:val="C7254E"/>
-          <w:sz w:val="18"/>
-        </w:rPr>
-        <w:t>COALESCE(__is_deleted, false) = false</w:t>
-      </w:r>
-      <w:r>
-        <w:rPr>
-          <w:sz w:val="20"/>
-        </w:rPr>
-        <w:t xml:space="preserve"> on both </w:t>
-      </w:r>
-      <w:r>
-        <w:rPr>
-          <w:rFonts w:ascii="Courier New" w:hAnsi="Courier New"/>
-          <w:color w:val="C7254E"/>
-          <w:sz w:val="18"/>
-        </w:rPr>
-        <w:t>services_orders</w:t>
-      </w:r>
-      <w:r>
-        <w:rPr>
-          <w:sz w:val="20"/>
-        </w:rPr>
-        <w:t xml:space="preserve"> and </w:t>
-      </w:r>
-      <w:r>
-        <w:rPr>
-          <w:rFonts w:ascii="Courier New" w:hAnsi="Courier New"/>
-          <w:color w:val="C7254E"/>
-          <w:sz w:val="18"/>
-        </w:rPr>
-        <w:t>services_trackings</w:t>
-      </w:r>
-      <w:r>
-        <w:rPr>
-          <w:sz w:val="20"/>
-        </w:rPr>
-        <w:t xml:space="preserve"> independently. Missing this on one side will include soft-deleted records from that table.</w:t>
-      </w:r>
-    </w:p>
-    <w:p>
-      <w:pPr>
-        <w:pStyle w:val="ListNumber"/>
-      </w:pPr>
-      <w:r>
-        <w:rPr>
-          <w:b/>
-          <w:sz w:val="20"/>
-        </w:rPr>
-        <w:t>`created_at` is UTC.</w:t>
-      </w:r>
-      <w:r>
-        <w:rPr>
-          <w:sz w:val="20"/>
-        </w:rPr>
-        <w:t xml:space="preserve"> Always convert to IST using </w:t>
-      </w:r>
-      <w:r>
-        <w:rPr>
-          <w:rFonts w:ascii="Courier New" w:hAnsi="Courier New"/>
-          <w:color w:val="C7254E"/>
-          <w:sz w:val="18"/>
-        </w:rPr>
-        <w:t>from_utc_timestamp(created_at, 'Asia/Kolkata')</w:t>
-      </w:r>
-      <w:r>
-        <w:rPr>
-          <w:sz w:val="20"/>
-        </w:rPr>
-        <w:t xml:space="preserve"> before extracting dates for IST-based date analysis. Use </w:t>
-      </w:r>
-      <w:r>
-        <w:rPr>
-          <w:rFonts w:ascii="Courier New" w:hAnsi="Courier New"/>
-          <w:color w:val="C7254E"/>
-          <w:sz w:val="18"/>
-        </w:rPr>
-        <w:t>to_date(...)</w:t>
-      </w:r>
-      <w:r>
-        <w:rPr>
-          <w:sz w:val="20"/>
-        </w:rPr>
-        <w:t xml:space="preserve"> on top of that to get a date-only value.</w:t>
-      </w:r>
-    </w:p>
-    <w:p>
-      <w:pPr>
-        <w:pStyle w:val="ListNumber"/>
-      </w:pPr>
-      <w:r>
-        <w:rPr>
-          <w:b/>
-          <w:sz w:val="20"/>
-        </w:rPr>
-        <w:t>`payment_eligible` is on `services_orders`, not `services_trackings`.</w:t>
-      </w:r>
-      <w:r>
-        <w:rPr>
-          <w:sz w:val="20"/>
-        </w:rPr>
-        <w:t xml:space="preserve"> Billing/charge eligibility lives on the order header. Do not look for it in the tracking table.</w:t>
-      </w:r>
-    </w:p>
-    <w:p>
-      <w:pPr>
-        <w:pStyle w:val="ListNumber"/>
-      </w:pPr>
-      <w:r>
-        <w:rPr>
-          <w:b/>
-          <w:sz w:val="20"/>
-        </w:rPr>
-        <w:t>`updated_at` takes precedence over `created_at` for deduplication ordering.</w:t>
-      </w:r>
-      <w:r>
-        <w:rPr>
-          <w:sz w:val="20"/>
-        </w:rPr>
-        <w:t xml:space="preserve"> Use </w:t>
-      </w:r>
-      <w:r>
-        <w:rPr>
-          <w:rFonts w:ascii="Courier New" w:hAnsi="Courier New"/>
-          <w:color w:val="C7254E"/>
-          <w:sz w:val="18"/>
-        </w:rPr>
-        <w:t>ORDER BY updated_at DESC, created_at DESC</w:t>
-      </w:r>
-      <w:r>
-        <w:rPr>
-          <w:sz w:val="20"/>
-        </w:rPr>
-        <w:t xml:space="preserve"> — not just </w:t>
-      </w:r>
-      <w:r>
-        <w:rPr>
-          <w:rFonts w:ascii="Courier New" w:hAnsi="Courier New"/>
-          <w:color w:val="C7254E"/>
-          <w:sz w:val="18"/>
-        </w:rPr>
-        <w:t>created_at DESC</w:t>
-      </w:r>
-      <w:r>
-        <w:rPr>
-          <w:sz w:val="20"/>
-        </w:rPr>
-        <w:t xml:space="preserve"> — because a tracking row can be updated in-place after creation.</w:t>
-      </w:r>
-    </w:p>
-    <w:p>
-      <w:pPr>
-        <w:pStyle w:val="ListNumber"/>
-      </w:pPr>
-      <w:r>
-        <w:rPr>
-          <w:b/>
-          <w:sz w:val="20"/>
-        </w:rPr>
-        <w:t>No built-in partition columns documented.</w:t>
-      </w:r>
-      <w:r>
-        <w:rPr>
-          <w:sz w:val="20"/>
-        </w:rPr>
-        <w:t xml:space="preserve"> Unlike </w:t>
-      </w:r>
-      <w:r>
-        <w:rPr>
-          <w:rFonts w:ascii="Courier New" w:hAnsi="Courier New"/>
-          <w:color w:val="C7254E"/>
-          <w:sz w:val="18"/>
-        </w:rPr>
-        <w:t>casa_txn_gold</w:t>
-      </w:r>
-      <w:r>
-        <w:rPr>
-          <w:sz w:val="20"/>
-        </w:rPr>
-        <w:t xml:space="preserve"> tables (which are partitioned by </w:t>
-      </w:r>
-      <w:r>
-        <w:rPr>
-          <w:rFonts w:ascii="Courier New" w:hAnsi="Courier New"/>
-          <w:color w:val="C7254E"/>
-          <w:sz w:val="18"/>
-        </w:rPr>
-        <w:t>year</w:t>
-      </w:r>
-      <w:r>
-        <w:rPr>
-          <w:sz w:val="20"/>
-        </w:rPr>
-        <w:t>/</w:t>
-      </w:r>
-      <w:r>
-        <w:rPr>
-          <w:rFonts w:ascii="Courier New" w:hAnsi="Courier New"/>
-          <w:color w:val="C7254E"/>
-          <w:sz w:val="18"/>
-        </w:rPr>
-        <w:t>month</w:t>
-      </w:r>
-      <w:r>
-        <w:rPr>
-          <w:sz w:val="20"/>
-        </w:rPr>
-        <w:t xml:space="preserve">), partition strategy for these tables should be confirmed in the Hive metastore. For recency-scoped queries, always apply a time filter on </w:t>
-      </w:r>
-      <w:r>
-        <w:rPr>
-          <w:rFonts w:ascii="Courier New" w:hAnsi="Courier New"/>
-          <w:color w:val="C7254E"/>
-          <w:sz w:val="18"/>
-        </w:rPr>
-        <w:t>created_at</w:t>
-      </w:r>
-      <w:r>
-        <w:rPr>
-          <w:sz w:val="20"/>
-        </w:rPr>
-        <w:t xml:space="preserve"> to avoid full-table scans.</w:t>
-      </w:r>
-    </w:p>
-    <w:p>
-      <w:pPr>
-        <w:spacing w:before="80" w:after="80"/>
-        <w:pBdr>
-          <w:bottom w:val="single" w:sz="6" w:space="1" w:color="CCCCCC"/>
-        </w:pBdr>
-      </w:pPr>
-    </w:p>
-    <w:p>
-      <w:pPr>
-        <w:spacing w:before="80" w:after="80"/>
-        <w:pBdr>
-          <w:bottom w:val="single" w:sz="6" w:space="1" w:color="CCCCCC"/>
-        </w:pBdr>
-      </w:pPr>
-    </w:p>
-    <w:p>
-      <w:pPr>
-        <w:pStyle w:val="Heading2"/>
-      </w:pPr>
-      <w:r>
-        <w:rPr>
-          <w:color w:val="005599"/>
-        </w:rPr>
-        <w:t>8. Common Query Patterns</w:t>
+        <w:t>ORDER BY 1</w:t>
       </w:r>
     </w:p>
     <w:p>
@@ -4431,187 +6846,7 @@
         <w:rPr>
           <w:color w:val="0066AA"/>
         </w:rPr>
-        <w:t>Count of chargeable orders by service type in the last 24 hours</w:t>
-      </w:r>
-    </w:p>
-    <w:p>
-      <w:pPr>
-        <w:spacing w:before="20" w:after="20"/>
-        <w:ind w:left="432"/>
-        <w:shd w:val="clear" w:color="auto" w:fill="F0F0F0"/>
-      </w:pPr>
-      <w:r>
-        <w:rPr>
-          <w:rFonts w:ascii="Courier New" w:hAnsi="Courier New"/>
-          <w:color w:val="1F1F1F"/>
-          <w:sz w:val="17"/>
-        </w:rPr>
-        <w:t>WITH latest_tracking AS (</w:t>
-      </w:r>
-    </w:p>
-    <w:p>
-      <w:pPr>
-        <w:spacing w:before="20" w:after="20"/>
-        <w:ind w:left="432"/>
-        <w:shd w:val="clear" w:color="auto" w:fill="F0F0F0"/>
-      </w:pPr>
-      <w:r>
-        <w:rPr>
-          <w:rFonts w:ascii="Courier New" w:hAnsi="Courier New"/>
-          <w:color w:val="1F1F1F"/>
-          <w:sz w:val="17"/>
-        </w:rPr>
-        <w:t xml:space="preserve">    SELECT order_id, user_id, status</w:t>
-      </w:r>
-    </w:p>
-    <w:p>
-      <w:pPr>
-        <w:spacing w:before="20" w:after="20"/>
-        <w:ind w:left="432"/>
-        <w:shd w:val="clear" w:color="auto" w:fill="F0F0F0"/>
-      </w:pPr>
-      <w:r>
-        <w:rPr>
-          <w:rFonts w:ascii="Courier New" w:hAnsi="Courier New"/>
-          <w:color w:val="1F1F1F"/>
-          <w:sz w:val="17"/>
-        </w:rPr>
-        <w:t xml:space="preserve">    FROM (</w:t>
-      </w:r>
-    </w:p>
-    <w:p>
-      <w:pPr>
-        <w:spacing w:before="20" w:after="20"/>
-        <w:ind w:left="432"/>
-        <w:shd w:val="clear" w:color="auto" w:fill="F0F0F0"/>
-      </w:pPr>
-      <w:r>
-        <w:rPr>
-          <w:rFonts w:ascii="Courier New" w:hAnsi="Courier New"/>
-          <w:color w:val="1F1F1F"/>
-          <w:sz w:val="17"/>
-        </w:rPr>
-        <w:t xml:space="preserve">        SELECT</w:t>
-      </w:r>
-    </w:p>
-    <w:p>
-      <w:pPr>
-        <w:spacing w:before="20" w:after="20"/>
-        <w:ind w:left="432"/>
-        <w:shd w:val="clear" w:color="auto" w:fill="F0F0F0"/>
-      </w:pPr>
-      <w:r>
-        <w:rPr>
-          <w:rFonts w:ascii="Courier New" w:hAnsi="Courier New"/>
-          <w:color w:val="1F1F1F"/>
-          <w:sz w:val="17"/>
-        </w:rPr>
-        <w:t xml:space="preserve">            order_id, user_id, status,</w:t>
-      </w:r>
-    </w:p>
-    <w:p>
-      <w:pPr>
-        <w:spacing w:before="20" w:after="20"/>
-        <w:ind w:left="432"/>
-        <w:shd w:val="clear" w:color="auto" w:fill="F0F0F0"/>
-      </w:pPr>
-      <w:r>
-        <w:rPr>
-          <w:rFonts w:ascii="Courier New" w:hAnsi="Courier New"/>
-          <w:color w:val="1F1F1F"/>
-          <w:sz w:val="17"/>
-        </w:rPr>
-        <w:t xml:space="preserve">            ROW_NUMBER() OVER (PARTITION BY order_id ORDER BY updated_at DESC, created_at DESC) AS rn</w:t>
-      </w:r>
-    </w:p>
-    <w:p>
-      <w:pPr>
-        <w:spacing w:before="20" w:after="20"/>
-        <w:ind w:left="432"/>
-        <w:shd w:val="clear" w:color="auto" w:fill="F0F0F0"/>
-      </w:pPr>
-      <w:r>
-        <w:rPr>
-          <w:rFonts w:ascii="Courier New" w:hAnsi="Courier New"/>
-          <w:color w:val="1F1F1F"/>
-          <w:sz w:val="17"/>
-        </w:rPr>
-        <w:t xml:space="preserve">        FROM druid_gold.services_trackings</w:t>
-      </w:r>
-    </w:p>
-    <w:p>
-      <w:pPr>
-        <w:spacing w:before="20" w:after="20"/>
-        <w:ind w:left="432"/>
-        <w:shd w:val="clear" w:color="auto" w:fill="F0F0F0"/>
-      </w:pPr>
-      <w:r>
-        <w:rPr>
-          <w:rFonts w:ascii="Courier New" w:hAnsi="Courier New"/>
-          <w:color w:val="1F1F1F"/>
-          <w:sz w:val="17"/>
-        </w:rPr>
-        <w:t xml:space="preserve">        WHERE user_id IS NOT NULL AND TRIM(user_id) &lt;&gt; ''</w:t>
-      </w:r>
-    </w:p>
-    <w:p>
-      <w:pPr>
-        <w:spacing w:before="20" w:after="20"/>
-        <w:ind w:left="432"/>
-        <w:shd w:val="clear" w:color="auto" w:fill="F0F0F0"/>
-      </w:pPr>
-      <w:r>
-        <w:rPr>
-          <w:rFonts w:ascii="Courier New" w:hAnsi="Courier New"/>
-          <w:color w:val="1F1F1F"/>
-          <w:sz w:val="17"/>
-        </w:rPr>
-        <w:t xml:space="preserve">          AND COALESCE(__is_deleted, false) = false</w:t>
-      </w:r>
-    </w:p>
-    <w:p>
-      <w:pPr>
-        <w:spacing w:before="20" w:after="20"/>
-        <w:ind w:left="432"/>
-        <w:shd w:val="clear" w:color="auto" w:fill="F0F0F0"/>
-      </w:pPr>
-      <w:r>
-        <w:rPr>
-          <w:rFonts w:ascii="Courier New" w:hAnsi="Courier New"/>
-          <w:color w:val="1F1F1F"/>
-          <w:sz w:val="17"/>
-        </w:rPr>
-        <w:t xml:space="preserve">    ) t</w:t>
-      </w:r>
-    </w:p>
-    <w:p>
-      <w:pPr>
-        <w:spacing w:before="20" w:after="20"/>
-        <w:ind w:left="432"/>
-        <w:shd w:val="clear" w:color="auto" w:fill="F0F0F0"/>
-      </w:pPr>
-      <w:r>
-        <w:rPr>
-          <w:rFonts w:ascii="Courier New" w:hAnsi="Courier New"/>
-          <w:color w:val="1F1F1F"/>
-          <w:sz w:val="17"/>
-        </w:rPr>
-        <w:t xml:space="preserve">    WHERE rn = 1</w:t>
-      </w:r>
-    </w:p>
-    <w:p>
-      <w:pPr>
-        <w:spacing w:before="20" w:after="20"/>
-        <w:ind w:left="432"/>
-        <w:shd w:val="clear" w:color="auto" w:fill="F0F0F0"/>
-      </w:pPr>
-      <w:r>
-        <w:rPr>
-          <w:rFonts w:ascii="Courier New" w:hAnsi="Courier New"/>
-          <w:color w:val="1F1F1F"/>
-          <w:sz w:val="17"/>
-        </w:rPr>
-        <w:t>)</w:t>
+        <w:t>Failure analysis by reason</w:t>
       </w:r>
     </w:p>
     <w:p>
@@ -4641,7 +6876,7 @@
           <w:color w:val="1F1F1F"/>
           <w:sz w:val="17"/>
         </w:rPr>
-        <w:t xml:space="preserve">    o.type,</w:t>
+        <w:t xml:space="preserve">    b.reason,</w:t>
       </w:r>
     </w:p>
     <w:p>
@@ -4656,7 +6891,7 @@
           <w:color w:val="1F1F1F"/>
           <w:sz w:val="17"/>
         </w:rPr>
-        <w:t xml:space="preserve">    lt.status,</w:t>
+        <w:t xml:space="preserve">    COUNT(DISTINCT a.order_id) AS failed_orders</w:t>
       </w:r>
     </w:p>
     <w:p>
@@ -4671,7 +6906,7 @@
           <w:color w:val="1F1F1F"/>
           <w:sz w:val="17"/>
         </w:rPr>
-        <w:t xml:space="preserve">    COUNT(*) AS order_count</w:t>
+        <w:t>FROM druid_gold.services_orders AS a</w:t>
       </w:r>
     </w:p>
     <w:p>
@@ -4686,7 +6921,7 @@
           <w:color w:val="1F1F1F"/>
           <w:sz w:val="17"/>
         </w:rPr>
-        <w:t>FROM druid_gold.services_orders o</w:t>
+        <w:t>LEFT JOIN druid_gold.services_trackings AS b</w:t>
       </w:r>
     </w:p>
     <w:p>
@@ -4701,7 +6936,7 @@
           <w:color w:val="1F1F1F"/>
           <w:sz w:val="17"/>
         </w:rPr>
-        <w:t>JOIN latest_tracking lt ON lt.order_id = o.order_id</w:t>
+        <w:t xml:space="preserve">    ON b.order_id = a.order_id</w:t>
       </w:r>
     </w:p>
     <w:p>
@@ -4716,7 +6951,7 @@
           <w:color w:val="1F1F1F"/>
           <w:sz w:val="17"/>
         </w:rPr>
-        <w:t>WHERE o.payment_eligible = true</w:t>
+        <w:t xml:space="preserve">    AND b.__is_deleted = false</w:t>
       </w:r>
     </w:p>
     <w:p>
@@ -4731,7 +6966,7 @@
           <w:color w:val="1F1F1F"/>
           <w:sz w:val="17"/>
         </w:rPr>
-        <w:t xml:space="preserve">  AND o.created_at &gt;= current_timestamp() - INTERVAL 24 HOURS</w:t>
+        <w:t>WHERE a.__is_deleted = false</w:t>
       </w:r>
     </w:p>
     <w:p>
@@ -4746,7 +6981,7 @@
           <w:color w:val="1F1F1F"/>
           <w:sz w:val="17"/>
         </w:rPr>
-        <w:t xml:space="preserve">  AND COALESCE(o.__is_deleted, false) = false</w:t>
+        <w:t xml:space="preserve">  AND a.type = 'CHEQUE_BOOK'</w:t>
       </w:r>
     </w:p>
     <w:p>
@@ -4761,318 +6996,7 @@
           <w:color w:val="1F1F1F"/>
           <w:sz w:val="17"/>
         </w:rPr>
-        <w:t>GROUP BY 1, 2</w:t>
-      </w:r>
-    </w:p>
-    <w:p>
-      <w:pPr>
-        <w:spacing w:before="20" w:after="20"/>
-        <w:ind w:left="432"/>
-        <w:shd w:val="clear" w:color="auto" w:fill="F0F0F0"/>
-      </w:pPr>
-      <w:r>
-        <w:rPr>
-          <w:rFonts w:ascii="Courier New" w:hAnsi="Courier New"/>
-          <w:color w:val="1F1F1F"/>
-          <w:sz w:val="17"/>
-        </w:rPr>
-        <w:t>ORDER BY 3 DESC</w:t>
-      </w:r>
-    </w:p>
-    <w:p>
-      <w:pPr>
-        <w:pStyle w:val="Heading3"/>
-      </w:pPr>
-      <w:r>
-        <w:rPr>
-          <w:color w:val="0066AA"/>
-        </w:rPr>
-        <w:t>Order status distribution for a given service type</w:t>
-      </w:r>
-    </w:p>
-    <w:p>
-      <w:pPr>
-        <w:spacing w:before="20" w:after="20"/>
-        <w:ind w:left="432"/>
-        <w:shd w:val="clear" w:color="auto" w:fill="F0F0F0"/>
-      </w:pPr>
-      <w:r>
-        <w:rPr>
-          <w:rFonts w:ascii="Courier New" w:hAnsi="Courier New"/>
-          <w:color w:val="1F1F1F"/>
-          <w:sz w:val="17"/>
-        </w:rPr>
-        <w:t>WITH latest_tracking AS (</w:t>
-      </w:r>
-    </w:p>
-    <w:p>
-      <w:pPr>
-        <w:spacing w:before="20" w:after="20"/>
-        <w:ind w:left="432"/>
-        <w:shd w:val="clear" w:color="auto" w:fill="F0F0F0"/>
-      </w:pPr>
-      <w:r>
-        <w:rPr>
-          <w:rFonts w:ascii="Courier New" w:hAnsi="Courier New"/>
-          <w:color w:val="1F1F1F"/>
-          <w:sz w:val="17"/>
-        </w:rPr>
-        <w:t xml:space="preserve">    SELECT order_id, user_id, status</w:t>
-      </w:r>
-    </w:p>
-    <w:p>
-      <w:pPr>
-        <w:spacing w:before="20" w:after="20"/>
-        <w:ind w:left="432"/>
-        <w:shd w:val="clear" w:color="auto" w:fill="F0F0F0"/>
-      </w:pPr>
-      <w:r>
-        <w:rPr>
-          <w:rFonts w:ascii="Courier New" w:hAnsi="Courier New"/>
-          <w:color w:val="1F1F1F"/>
-          <w:sz w:val="17"/>
-        </w:rPr>
-        <w:t xml:space="preserve">    FROM (</w:t>
-      </w:r>
-    </w:p>
-    <w:p>
-      <w:pPr>
-        <w:spacing w:before="20" w:after="20"/>
-        <w:ind w:left="432"/>
-        <w:shd w:val="clear" w:color="auto" w:fill="F0F0F0"/>
-      </w:pPr>
-      <w:r>
-        <w:rPr>
-          <w:rFonts w:ascii="Courier New" w:hAnsi="Courier New"/>
-          <w:color w:val="1F1F1F"/>
-          <w:sz w:val="17"/>
-        </w:rPr>
-        <w:t xml:space="preserve">        SELECT</w:t>
-      </w:r>
-    </w:p>
-    <w:p>
-      <w:pPr>
-        <w:spacing w:before="20" w:after="20"/>
-        <w:ind w:left="432"/>
-        <w:shd w:val="clear" w:color="auto" w:fill="F0F0F0"/>
-      </w:pPr>
-      <w:r>
-        <w:rPr>
-          <w:rFonts w:ascii="Courier New" w:hAnsi="Courier New"/>
-          <w:color w:val="1F1F1F"/>
-          <w:sz w:val="17"/>
-        </w:rPr>
-        <w:t xml:space="preserve">            order_id, user_id, status,</w:t>
-      </w:r>
-    </w:p>
-    <w:p>
-      <w:pPr>
-        <w:spacing w:before="20" w:after="20"/>
-        <w:ind w:left="432"/>
-        <w:shd w:val="clear" w:color="auto" w:fill="F0F0F0"/>
-      </w:pPr>
-      <w:r>
-        <w:rPr>
-          <w:rFonts w:ascii="Courier New" w:hAnsi="Courier New"/>
-          <w:color w:val="1F1F1F"/>
-          <w:sz w:val="17"/>
-        </w:rPr>
-        <w:t xml:space="preserve">            ROW_NUMBER() OVER (PARTITION BY order_id ORDER BY updated_at DESC, created_at DESC) AS rn</w:t>
-      </w:r>
-    </w:p>
-    <w:p>
-      <w:pPr>
-        <w:spacing w:before="20" w:after="20"/>
-        <w:ind w:left="432"/>
-        <w:shd w:val="clear" w:color="auto" w:fill="F0F0F0"/>
-      </w:pPr>
-      <w:r>
-        <w:rPr>
-          <w:rFonts w:ascii="Courier New" w:hAnsi="Courier New"/>
-          <w:color w:val="1F1F1F"/>
-          <w:sz w:val="17"/>
-        </w:rPr>
-        <w:t xml:space="preserve">        FROM druid_gold.services_trackings</w:t>
-      </w:r>
-    </w:p>
-    <w:p>
-      <w:pPr>
-        <w:spacing w:before="20" w:after="20"/>
-        <w:ind w:left="432"/>
-        <w:shd w:val="clear" w:color="auto" w:fill="F0F0F0"/>
-      </w:pPr>
-      <w:r>
-        <w:rPr>
-          <w:rFonts w:ascii="Courier New" w:hAnsi="Courier New"/>
-          <w:color w:val="1F1F1F"/>
-          <w:sz w:val="17"/>
-        </w:rPr>
-        <w:t xml:space="preserve">        WHERE user_id IS NOT NULL AND TRIM(user_id) &lt;&gt; ''</w:t>
-      </w:r>
-    </w:p>
-    <w:p>
-      <w:pPr>
-        <w:spacing w:before="20" w:after="20"/>
-        <w:ind w:left="432"/>
-        <w:shd w:val="clear" w:color="auto" w:fill="F0F0F0"/>
-      </w:pPr>
-      <w:r>
-        <w:rPr>
-          <w:rFonts w:ascii="Courier New" w:hAnsi="Courier New"/>
-          <w:color w:val="1F1F1F"/>
-          <w:sz w:val="17"/>
-        </w:rPr>
-        <w:t xml:space="preserve">          AND COALESCE(__is_deleted, false) = false</w:t>
-      </w:r>
-    </w:p>
-    <w:p>
-      <w:pPr>
-        <w:spacing w:before="20" w:after="20"/>
-        <w:ind w:left="432"/>
-        <w:shd w:val="clear" w:color="auto" w:fill="F0F0F0"/>
-      </w:pPr>
-      <w:r>
-        <w:rPr>
-          <w:rFonts w:ascii="Courier New" w:hAnsi="Courier New"/>
-          <w:color w:val="1F1F1F"/>
-          <w:sz w:val="17"/>
-        </w:rPr>
-        <w:t xml:space="preserve">    ) t</w:t>
-      </w:r>
-    </w:p>
-    <w:p>
-      <w:pPr>
-        <w:spacing w:before="20" w:after="20"/>
-        <w:ind w:left="432"/>
-        <w:shd w:val="clear" w:color="auto" w:fill="F0F0F0"/>
-      </w:pPr>
-      <w:r>
-        <w:rPr>
-          <w:rFonts w:ascii="Courier New" w:hAnsi="Courier New"/>
-          <w:color w:val="1F1F1F"/>
-          <w:sz w:val="17"/>
-        </w:rPr>
-        <w:t xml:space="preserve">    WHERE rn = 1</w:t>
-      </w:r>
-    </w:p>
-    <w:p>
-      <w:pPr>
-        <w:spacing w:before="20" w:after="20"/>
-        <w:ind w:left="432"/>
-        <w:shd w:val="clear" w:color="auto" w:fill="F0F0F0"/>
-      </w:pPr>
-      <w:r>
-        <w:rPr>
-          <w:rFonts w:ascii="Courier New" w:hAnsi="Courier New"/>
-          <w:color w:val="1F1F1F"/>
-          <w:sz w:val="17"/>
-        </w:rPr>
-        <w:t>)</w:t>
-      </w:r>
-    </w:p>
-    <w:p>
-      <w:pPr>
-        <w:spacing w:before="20" w:after="20"/>
-        <w:ind w:left="432"/>
-        <w:shd w:val="clear" w:color="auto" w:fill="F0F0F0"/>
-      </w:pPr>
-      <w:r>
-        <w:rPr>
-          <w:rFonts w:ascii="Courier New" w:hAnsi="Courier New"/>
-          <w:color w:val="1F1F1F"/>
-          <w:sz w:val="17"/>
-        </w:rPr>
-        <w:t>SELECT</w:t>
-      </w:r>
-    </w:p>
-    <w:p>
-      <w:pPr>
-        <w:spacing w:before="20" w:after="20"/>
-        <w:ind w:left="432"/>
-        <w:shd w:val="clear" w:color="auto" w:fill="F0F0F0"/>
-      </w:pPr>
-      <w:r>
-        <w:rPr>
-          <w:rFonts w:ascii="Courier New" w:hAnsi="Courier New"/>
-          <w:color w:val="1F1F1F"/>
-          <w:sz w:val="17"/>
-        </w:rPr>
-        <w:t xml:space="preserve">    lt.status,</w:t>
-      </w:r>
-    </w:p>
-    <w:p>
-      <w:pPr>
-        <w:spacing w:before="20" w:after="20"/>
-        <w:ind w:left="432"/>
-        <w:shd w:val="clear" w:color="auto" w:fill="F0F0F0"/>
-      </w:pPr>
-      <w:r>
-        <w:rPr>
-          <w:rFonts w:ascii="Courier New" w:hAnsi="Courier New"/>
-          <w:color w:val="1F1F1F"/>
-          <w:sz w:val="17"/>
-        </w:rPr>
-        <w:t xml:space="preserve">    COUNT(*) AS order_count</w:t>
-      </w:r>
-    </w:p>
-    <w:p>
-      <w:pPr>
-        <w:spacing w:before="20" w:after="20"/>
-        <w:ind w:left="432"/>
-        <w:shd w:val="clear" w:color="auto" w:fill="F0F0F0"/>
-      </w:pPr>
-      <w:r>
-        <w:rPr>
-          <w:rFonts w:ascii="Courier New" w:hAnsi="Courier New"/>
-          <w:color w:val="1F1F1F"/>
-          <w:sz w:val="17"/>
-        </w:rPr>
-        <w:t>FROM druid_gold.services_orders o</w:t>
-      </w:r>
-    </w:p>
-    <w:p>
-      <w:pPr>
-        <w:spacing w:before="20" w:after="20"/>
-        <w:ind w:left="432"/>
-        <w:shd w:val="clear" w:color="auto" w:fill="F0F0F0"/>
-      </w:pPr>
-      <w:r>
-        <w:rPr>
-          <w:rFonts w:ascii="Courier New" w:hAnsi="Courier New"/>
-          <w:color w:val="1F1F1F"/>
-          <w:sz w:val="17"/>
-        </w:rPr>
-        <w:t>JOIN latest_tracking lt ON lt.order_id = o.order_id</w:t>
-      </w:r>
-    </w:p>
-    <w:p>
-      <w:pPr>
-        <w:spacing w:before="20" w:after="20"/>
-        <w:ind w:left="432"/>
-        <w:shd w:val="clear" w:color="auto" w:fill="F0F0F0"/>
-      </w:pPr>
-      <w:r>
-        <w:rPr>
-          <w:rFonts w:ascii="Courier New" w:hAnsi="Courier New"/>
-          <w:color w:val="1F1F1F"/>
-          <w:sz w:val="17"/>
-        </w:rPr>
-        <w:t>WHERE o.type = 'CHEQUE_BOOK'</w:t>
-      </w:r>
-    </w:p>
-    <w:p>
-      <w:pPr>
-        <w:spacing w:before="20" w:after="20"/>
-        <w:ind w:left="432"/>
-        <w:shd w:val="clear" w:color="auto" w:fill="F0F0F0"/>
-      </w:pPr>
-      <w:r>
-        <w:rPr>
-          <w:rFonts w:ascii="Courier New" w:hAnsi="Courier New"/>
-          <w:color w:val="1F1F1F"/>
-          <w:sz w:val="17"/>
-        </w:rPr>
-        <w:t xml:space="preserve">  AND COALESCE(o.__is_deleted, false) = false</w:t>
+        <w:t xml:space="preserve">  AND b.status = 'FAILED'</w:t>
       </w:r>
     </w:p>
     <w:p>
@@ -5113,187 +7037,7 @@
         <w:rPr>
           <w:color w:val="0066AA"/>
         </w:rPr>
-        <w:t>First order date per user for a service type</w:t>
-      </w:r>
-    </w:p>
-    <w:p>
-      <w:pPr>
-        <w:spacing w:before="20" w:after="20"/>
-        <w:ind w:left="432"/>
-        <w:shd w:val="clear" w:color="auto" w:fill="F0F0F0"/>
-      </w:pPr>
-      <w:r>
-        <w:rPr>
-          <w:rFonts w:ascii="Courier New" w:hAnsi="Courier New"/>
-          <w:color w:val="1F1F1F"/>
-          <w:sz w:val="17"/>
-        </w:rPr>
-        <w:t>WITH latest_tracking AS (</w:t>
-      </w:r>
-    </w:p>
-    <w:p>
-      <w:pPr>
-        <w:spacing w:before="20" w:after="20"/>
-        <w:ind w:left="432"/>
-        <w:shd w:val="clear" w:color="auto" w:fill="F0F0F0"/>
-      </w:pPr>
-      <w:r>
-        <w:rPr>
-          <w:rFonts w:ascii="Courier New" w:hAnsi="Courier New"/>
-          <w:color w:val="1F1F1F"/>
-          <w:sz w:val="17"/>
-        </w:rPr>
-        <w:t xml:space="preserve">    SELECT order_id, user_id</w:t>
-      </w:r>
-    </w:p>
-    <w:p>
-      <w:pPr>
-        <w:spacing w:before="20" w:after="20"/>
-        <w:ind w:left="432"/>
-        <w:shd w:val="clear" w:color="auto" w:fill="F0F0F0"/>
-      </w:pPr>
-      <w:r>
-        <w:rPr>
-          <w:rFonts w:ascii="Courier New" w:hAnsi="Courier New"/>
-          <w:color w:val="1F1F1F"/>
-          <w:sz w:val="17"/>
-        </w:rPr>
-        <w:t xml:space="preserve">    FROM (</w:t>
-      </w:r>
-    </w:p>
-    <w:p>
-      <w:pPr>
-        <w:spacing w:before="20" w:after="20"/>
-        <w:ind w:left="432"/>
-        <w:shd w:val="clear" w:color="auto" w:fill="F0F0F0"/>
-      </w:pPr>
-      <w:r>
-        <w:rPr>
-          <w:rFonts w:ascii="Courier New" w:hAnsi="Courier New"/>
-          <w:color w:val="1F1F1F"/>
-          <w:sz w:val="17"/>
-        </w:rPr>
-        <w:t xml:space="preserve">        SELECT</w:t>
-      </w:r>
-    </w:p>
-    <w:p>
-      <w:pPr>
-        <w:spacing w:before="20" w:after="20"/>
-        <w:ind w:left="432"/>
-        <w:shd w:val="clear" w:color="auto" w:fill="F0F0F0"/>
-      </w:pPr>
-      <w:r>
-        <w:rPr>
-          <w:rFonts w:ascii="Courier New" w:hAnsi="Courier New"/>
-          <w:color w:val="1F1F1F"/>
-          <w:sz w:val="17"/>
-        </w:rPr>
-        <w:t xml:space="preserve">            order_id, user_id,</w:t>
-      </w:r>
-    </w:p>
-    <w:p>
-      <w:pPr>
-        <w:spacing w:before="20" w:after="20"/>
-        <w:ind w:left="432"/>
-        <w:shd w:val="clear" w:color="auto" w:fill="F0F0F0"/>
-      </w:pPr>
-      <w:r>
-        <w:rPr>
-          <w:rFonts w:ascii="Courier New" w:hAnsi="Courier New"/>
-          <w:color w:val="1F1F1F"/>
-          <w:sz w:val="17"/>
-        </w:rPr>
-        <w:t xml:space="preserve">            ROW_NUMBER() OVER (PARTITION BY order_id ORDER BY updated_at DESC, created_at DESC) AS rn</w:t>
-      </w:r>
-    </w:p>
-    <w:p>
-      <w:pPr>
-        <w:spacing w:before="20" w:after="20"/>
-        <w:ind w:left="432"/>
-        <w:shd w:val="clear" w:color="auto" w:fill="F0F0F0"/>
-      </w:pPr>
-      <w:r>
-        <w:rPr>
-          <w:rFonts w:ascii="Courier New" w:hAnsi="Courier New"/>
-          <w:color w:val="1F1F1F"/>
-          <w:sz w:val="17"/>
-        </w:rPr>
-        <w:t xml:space="preserve">        FROM druid_gold.services_trackings</w:t>
-      </w:r>
-    </w:p>
-    <w:p>
-      <w:pPr>
-        <w:spacing w:before="20" w:after="20"/>
-        <w:ind w:left="432"/>
-        <w:shd w:val="clear" w:color="auto" w:fill="F0F0F0"/>
-      </w:pPr>
-      <w:r>
-        <w:rPr>
-          <w:rFonts w:ascii="Courier New" w:hAnsi="Courier New"/>
-          <w:color w:val="1F1F1F"/>
-          <w:sz w:val="17"/>
-        </w:rPr>
-        <w:t xml:space="preserve">        WHERE user_id IS NOT NULL AND TRIM(user_id) &lt;&gt; ''</w:t>
-      </w:r>
-    </w:p>
-    <w:p>
-      <w:pPr>
-        <w:spacing w:before="20" w:after="20"/>
-        <w:ind w:left="432"/>
-        <w:shd w:val="clear" w:color="auto" w:fill="F0F0F0"/>
-      </w:pPr>
-      <w:r>
-        <w:rPr>
-          <w:rFonts w:ascii="Courier New" w:hAnsi="Courier New"/>
-          <w:color w:val="1F1F1F"/>
-          <w:sz w:val="17"/>
-        </w:rPr>
-        <w:t xml:space="preserve">          AND COALESCE(__is_deleted, false) = false</w:t>
-      </w:r>
-    </w:p>
-    <w:p>
-      <w:pPr>
-        <w:spacing w:before="20" w:after="20"/>
-        <w:ind w:left="432"/>
-        <w:shd w:val="clear" w:color="auto" w:fill="F0F0F0"/>
-      </w:pPr>
-      <w:r>
-        <w:rPr>
-          <w:rFonts w:ascii="Courier New" w:hAnsi="Courier New"/>
-          <w:color w:val="1F1F1F"/>
-          <w:sz w:val="17"/>
-        </w:rPr>
-        <w:t xml:space="preserve">    ) t</w:t>
-      </w:r>
-    </w:p>
-    <w:p>
-      <w:pPr>
-        <w:spacing w:before="20" w:after="20"/>
-        <w:ind w:left="432"/>
-        <w:shd w:val="clear" w:color="auto" w:fill="F0F0F0"/>
-      </w:pPr>
-      <w:r>
-        <w:rPr>
-          <w:rFonts w:ascii="Courier New" w:hAnsi="Courier New"/>
-          <w:color w:val="1F1F1F"/>
-          <w:sz w:val="17"/>
-        </w:rPr>
-        <w:t xml:space="preserve">    WHERE rn = 1</w:t>
-      </w:r>
-    </w:p>
-    <w:p>
-      <w:pPr>
-        <w:spacing w:before="20" w:after="20"/>
-        <w:ind w:left="432"/>
-        <w:shd w:val="clear" w:color="auto" w:fill="F0F0F0"/>
-      </w:pPr>
-      <w:r>
-        <w:rPr>
-          <w:rFonts w:ascii="Courier New" w:hAnsi="Courier New"/>
-          <w:color w:val="1F1F1F"/>
-          <w:sz w:val="17"/>
-        </w:rPr>
-        <w:t>)</w:t>
+        <w:t>Chargeable orders for a given time window</w:t>
       </w:r>
     </w:p>
     <w:p>
@@ -5323,7 +7067,7 @@
           <w:color w:val="1F1F1F"/>
           <w:sz w:val="17"/>
         </w:rPr>
-        <w:t xml:space="preserve">    lt.user_id AS uuid,</w:t>
+        <w:t xml:space="preserve">    a.order_id,</w:t>
       </w:r>
     </w:p>
     <w:p>
@@ -5338,7 +7082,7 @@
           <w:color w:val="1F1F1F"/>
           <w:sz w:val="17"/>
         </w:rPr>
-        <w:t xml:space="preserve">    MIN(to_date(from_utc_timestamp(o.created_at, 'Asia/Kolkata'))) AS first_order_date_ist</w:t>
+        <w:t xml:space="preserve">    a.user_id                                                       AS uuid,</w:t>
       </w:r>
     </w:p>
     <w:p>
@@ -5353,7 +7097,7 @@
           <w:color w:val="1F1F1F"/>
           <w:sz w:val="17"/>
         </w:rPr>
-        <w:t>FROM druid_gold.services_orders o</w:t>
+        <w:t xml:space="preserve">    date(a.created_at + interval '330' minute)                      AS order_date_ist,</w:t>
       </w:r>
     </w:p>
     <w:p>
@@ -5368,7 +7112,7 @@
           <w:color w:val="1F1F1F"/>
           <w:sz w:val="17"/>
         </w:rPr>
-        <w:t>JOIN latest_tracking lt ON lt.order_id = o.order_id</w:t>
+        <w:t xml:space="preserve">    CAST(a.amount AS DOUBLE)                                        AS amount_rupees,</w:t>
       </w:r>
     </w:p>
     <w:p>
@@ -5383,7 +7127,7 @@
           <w:color w:val="1F1F1F"/>
           <w:sz w:val="17"/>
         </w:rPr>
-        <w:t>WHERE o.type = 'CHEQUE_BOOK'</w:t>
+        <w:t xml:space="preserve">    b.status</w:t>
       </w:r>
     </w:p>
     <w:p>
@@ -5398,7 +7142,7 @@
           <w:color w:val="1F1F1F"/>
           <w:sz w:val="17"/>
         </w:rPr>
-        <w:t xml:space="preserve">  AND COALESCE(o.__is_deleted, false) = false</w:t>
+        <w:t>FROM druid_gold.services_orders AS a</w:t>
       </w:r>
     </w:p>
     <w:p>
@@ -5413,7 +7157,821 @@
           <w:color w:val="1F1F1F"/>
           <w:sz w:val="17"/>
         </w:rPr>
-        <w:t>GROUP BY 1</w:t>
+        <w:t>LEFT JOIN druid_gold.services_trackings AS b</w:t>
+      </w:r>
+    </w:p>
+    <w:p>
+      <w:pPr>
+        <w:spacing w:before="20" w:after="20"/>
+        <w:ind w:left="432"/>
+        <w:shd w:val="clear" w:color="auto" w:fill="F0F0F0"/>
+      </w:pPr>
+      <w:r>
+        <w:rPr>
+          <w:rFonts w:ascii="Courier New" w:hAnsi="Courier New"/>
+          <w:color w:val="1F1F1F"/>
+          <w:sz w:val="17"/>
+        </w:rPr>
+        <w:t xml:space="preserve">    ON b.order_id = a.order_id</w:t>
+      </w:r>
+    </w:p>
+    <w:p>
+      <w:pPr>
+        <w:spacing w:before="20" w:after="20"/>
+        <w:ind w:left="432"/>
+        <w:shd w:val="clear" w:color="auto" w:fill="F0F0F0"/>
+      </w:pPr>
+      <w:r>
+        <w:rPr>
+          <w:rFonts w:ascii="Courier New" w:hAnsi="Courier New"/>
+          <w:color w:val="1F1F1F"/>
+          <w:sz w:val="17"/>
+        </w:rPr>
+        <w:t xml:space="preserve">    AND b.__is_deleted = false</w:t>
+      </w:r>
+    </w:p>
+    <w:p>
+      <w:pPr>
+        <w:spacing w:before="20" w:after="20"/>
+        <w:ind w:left="432"/>
+        <w:shd w:val="clear" w:color="auto" w:fill="F0F0F0"/>
+      </w:pPr>
+      <w:r>
+        <w:rPr>
+          <w:rFonts w:ascii="Courier New" w:hAnsi="Courier New"/>
+          <w:color w:val="1F1F1F"/>
+          <w:sz w:val="17"/>
+        </w:rPr>
+        <w:t>WHERE a.__is_deleted = false</w:t>
+      </w:r>
+    </w:p>
+    <w:p>
+      <w:pPr>
+        <w:spacing w:before="20" w:after="20"/>
+        <w:ind w:left="432"/>
+        <w:shd w:val="clear" w:color="auto" w:fill="F0F0F0"/>
+      </w:pPr>
+      <w:r>
+        <w:rPr>
+          <w:rFonts w:ascii="Courier New" w:hAnsi="Courier New"/>
+          <w:color w:val="1F1F1F"/>
+          <w:sz w:val="17"/>
+        </w:rPr>
+        <w:t xml:space="preserve">  AND a.type = 'CHEQUE_BOOK'</w:t>
+      </w:r>
+    </w:p>
+    <w:p>
+      <w:pPr>
+        <w:spacing w:before="20" w:after="20"/>
+        <w:ind w:left="432"/>
+        <w:shd w:val="clear" w:color="auto" w:fill="F0F0F0"/>
+      </w:pPr>
+      <w:r>
+        <w:rPr>
+          <w:rFonts w:ascii="Courier New" w:hAnsi="Courier New"/>
+          <w:color w:val="1F1F1F"/>
+          <w:sz w:val="17"/>
+        </w:rPr>
+        <w:t xml:space="preserve">  AND a.payment_eligible = true</w:t>
+      </w:r>
+    </w:p>
+    <w:p>
+      <w:pPr>
+        <w:spacing w:before="20" w:after="20"/>
+        <w:ind w:left="432"/>
+        <w:shd w:val="clear" w:color="auto" w:fill="F0F0F0"/>
+      </w:pPr>
+      <w:r>
+        <w:rPr>
+          <w:rFonts w:ascii="Courier New" w:hAnsi="Courier New"/>
+          <w:color w:val="1F1F1F"/>
+          <w:sz w:val="17"/>
+        </w:rPr>
+        <w:t xml:space="preserve">  AND date(a.created_at + interval '330' minute) &gt;= date('2026-01-01')</w:t>
+      </w:r>
+    </w:p>
+    <w:p>
+      <w:pPr>
+        <w:pStyle w:val="Heading3"/>
+      </w:pPr>
+      <w:r>
+        <w:rPr>
+          <w:color w:val="0066AA"/>
+        </w:rPr>
+        <w:t>Delivery logistics progress snapshot</w:t>
+      </w:r>
+    </w:p>
+    <w:p>
+      <w:pPr>
+        <w:spacing w:before="20" w:after="20"/>
+        <w:ind w:left="432"/>
+        <w:shd w:val="clear" w:color="auto" w:fill="F0F0F0"/>
+      </w:pPr>
+      <w:r>
+        <w:rPr>
+          <w:rFonts w:ascii="Courier New" w:hAnsi="Courier New"/>
+          <w:color w:val="1F1F1F"/>
+          <w:sz w:val="17"/>
+        </w:rPr>
+        <w:t>SELECT</w:t>
+      </w:r>
+    </w:p>
+    <w:p>
+      <w:pPr>
+        <w:spacing w:before="20" w:after="20"/>
+        <w:ind w:left="432"/>
+        <w:shd w:val="clear" w:color="auto" w:fill="F0F0F0"/>
+      </w:pPr>
+      <w:r>
+        <w:rPr>
+          <w:rFonts w:ascii="Courier New" w:hAnsi="Courier New"/>
+          <w:color w:val="1F1F1F"/>
+          <w:sz w:val="17"/>
+        </w:rPr>
+        <w:t xml:space="preserve">    CASE</w:t>
+      </w:r>
+    </w:p>
+    <w:p>
+      <w:pPr>
+        <w:spacing w:before="20" w:after="20"/>
+        <w:ind w:left="432"/>
+        <w:shd w:val="clear" w:color="auto" w:fill="F0F0F0"/>
+      </w:pPr>
+      <w:r>
+        <w:rPr>
+          <w:rFonts w:ascii="Courier New" w:hAnsi="Courier New"/>
+          <w:color w:val="1F1F1F"/>
+          <w:sz w:val="17"/>
+        </w:rPr>
+        <w:t xml:space="preserve">        WHEN a.awb_id IS NOT NULL AND a.awb_id &lt;&gt; '' THEN '3. AWB generated'</w:t>
+      </w:r>
+    </w:p>
+    <w:p>
+      <w:pPr>
+        <w:spacing w:before="20" w:after="20"/>
+        <w:ind w:left="432"/>
+        <w:shd w:val="clear" w:color="auto" w:fill="F0F0F0"/>
+      </w:pPr>
+      <w:r>
+        <w:rPr>
+          <w:rFonts w:ascii="Courier New" w:hAnsi="Courier New"/>
+          <w:color w:val="1F1F1F"/>
+          <w:sz w:val="17"/>
+        </w:rPr>
+        <w:t xml:space="preserve">        WHEN a.shipment_id IS NOT NULL AND a.shipment_id &lt;&gt; '' THEN '2. Shipment generated'</w:t>
+      </w:r>
+    </w:p>
+    <w:p>
+      <w:pPr>
+        <w:spacing w:before="20" w:after="20"/>
+        <w:ind w:left="432"/>
+        <w:shd w:val="clear" w:color="auto" w:fill="F0F0F0"/>
+      </w:pPr>
+      <w:r>
+        <w:rPr>
+          <w:rFonts w:ascii="Courier New" w:hAnsi="Courier New"/>
+          <w:color w:val="1F1F1F"/>
+          <w:sz w:val="17"/>
+        </w:rPr>
+        <w:t xml:space="preserve">        ELSE '1. Not dispatched'</w:t>
+      </w:r>
+    </w:p>
+    <w:p>
+      <w:pPr>
+        <w:spacing w:before="20" w:after="20"/>
+        <w:ind w:left="432"/>
+        <w:shd w:val="clear" w:color="auto" w:fill="F0F0F0"/>
+      </w:pPr>
+      <w:r>
+        <w:rPr>
+          <w:rFonts w:ascii="Courier New" w:hAnsi="Courier New"/>
+          <w:color w:val="1F1F1F"/>
+          <w:sz w:val="17"/>
+        </w:rPr>
+        <w:t xml:space="preserve">    END                                                             AS logistics_stage,</w:t>
+      </w:r>
+    </w:p>
+    <w:p>
+      <w:pPr>
+        <w:spacing w:before="20" w:after="20"/>
+        <w:ind w:left="432"/>
+        <w:shd w:val="clear" w:color="auto" w:fill="F0F0F0"/>
+      </w:pPr>
+      <w:r>
+        <w:rPr>
+          <w:rFonts w:ascii="Courier New" w:hAnsi="Courier New"/>
+          <w:color w:val="1F1F1F"/>
+          <w:sz w:val="17"/>
+        </w:rPr>
+        <w:t xml:space="preserve">    b.status,</w:t>
+      </w:r>
+    </w:p>
+    <w:p>
+      <w:pPr>
+        <w:spacing w:before="20" w:after="20"/>
+        <w:ind w:left="432"/>
+        <w:shd w:val="clear" w:color="auto" w:fill="F0F0F0"/>
+      </w:pPr>
+      <w:r>
+        <w:rPr>
+          <w:rFonts w:ascii="Courier New" w:hAnsi="Courier New"/>
+          <w:color w:val="1F1F1F"/>
+          <w:sz w:val="17"/>
+        </w:rPr>
+        <w:t xml:space="preserve">    COUNT(DISTINCT a.order_id)                                      AS orders</w:t>
+      </w:r>
+    </w:p>
+    <w:p>
+      <w:pPr>
+        <w:spacing w:before="20" w:after="20"/>
+        <w:ind w:left="432"/>
+        <w:shd w:val="clear" w:color="auto" w:fill="F0F0F0"/>
+      </w:pPr>
+      <w:r>
+        <w:rPr>
+          <w:rFonts w:ascii="Courier New" w:hAnsi="Courier New"/>
+          <w:color w:val="1F1F1F"/>
+          <w:sz w:val="17"/>
+        </w:rPr>
+        <w:t>FROM druid_gold.services_orders AS a</w:t>
+      </w:r>
+    </w:p>
+    <w:p>
+      <w:pPr>
+        <w:spacing w:before="20" w:after="20"/>
+        <w:ind w:left="432"/>
+        <w:shd w:val="clear" w:color="auto" w:fill="F0F0F0"/>
+      </w:pPr>
+      <w:r>
+        <w:rPr>
+          <w:rFonts w:ascii="Courier New" w:hAnsi="Courier New"/>
+          <w:color w:val="1F1F1F"/>
+          <w:sz w:val="17"/>
+        </w:rPr>
+        <w:t>LEFT JOIN druid_gold.services_trackings AS b</w:t>
+      </w:r>
+    </w:p>
+    <w:p>
+      <w:pPr>
+        <w:spacing w:before="20" w:after="20"/>
+        <w:ind w:left="432"/>
+        <w:shd w:val="clear" w:color="auto" w:fill="F0F0F0"/>
+      </w:pPr>
+      <w:r>
+        <w:rPr>
+          <w:rFonts w:ascii="Courier New" w:hAnsi="Courier New"/>
+          <w:color w:val="1F1F1F"/>
+          <w:sz w:val="17"/>
+        </w:rPr>
+        <w:t xml:space="preserve">    ON b.order_id = a.order_id</w:t>
+      </w:r>
+    </w:p>
+    <w:p>
+      <w:pPr>
+        <w:spacing w:before="20" w:after="20"/>
+        <w:ind w:left="432"/>
+        <w:shd w:val="clear" w:color="auto" w:fill="F0F0F0"/>
+      </w:pPr>
+      <w:r>
+        <w:rPr>
+          <w:rFonts w:ascii="Courier New" w:hAnsi="Courier New"/>
+          <w:color w:val="1F1F1F"/>
+          <w:sz w:val="17"/>
+        </w:rPr>
+        <w:t xml:space="preserve">    AND b.__is_deleted = false</w:t>
+      </w:r>
+    </w:p>
+    <w:p>
+      <w:pPr>
+        <w:spacing w:before="20" w:after="20"/>
+        <w:ind w:left="432"/>
+        <w:shd w:val="clear" w:color="auto" w:fill="F0F0F0"/>
+      </w:pPr>
+      <w:r>
+        <w:rPr>
+          <w:rFonts w:ascii="Courier New" w:hAnsi="Courier New"/>
+          <w:color w:val="1F1F1F"/>
+          <w:sz w:val="17"/>
+        </w:rPr>
+        <w:t>WHERE a.__is_deleted = false</w:t>
+      </w:r>
+    </w:p>
+    <w:p>
+      <w:pPr>
+        <w:spacing w:before="20" w:after="20"/>
+        <w:ind w:left="432"/>
+        <w:shd w:val="clear" w:color="auto" w:fill="F0F0F0"/>
+      </w:pPr>
+      <w:r>
+        <w:rPr>
+          <w:rFonts w:ascii="Courier New" w:hAnsi="Courier New"/>
+          <w:color w:val="1F1F1F"/>
+          <w:sz w:val="17"/>
+        </w:rPr>
+        <w:t xml:space="preserve">  AND a.type = 'CHEQUE_BOOK'</w:t>
+      </w:r>
+    </w:p>
+    <w:p>
+      <w:pPr>
+        <w:spacing w:before="20" w:after="20"/>
+        <w:ind w:left="432"/>
+        <w:shd w:val="clear" w:color="auto" w:fill="F0F0F0"/>
+      </w:pPr>
+      <w:r>
+        <w:rPr>
+          <w:rFonts w:ascii="Courier New" w:hAnsi="Courier New"/>
+          <w:color w:val="1F1F1F"/>
+          <w:sz w:val="17"/>
+        </w:rPr>
+        <w:t>GROUP BY 1, 2</w:t>
+      </w:r>
+    </w:p>
+    <w:p>
+      <w:pPr>
+        <w:spacing w:before="20" w:after="20"/>
+        <w:ind w:left="432"/>
+        <w:shd w:val="clear" w:color="auto" w:fill="F0F0F0"/>
+      </w:pPr>
+      <w:r>
+        <w:rPr>
+          <w:rFonts w:ascii="Courier New" w:hAnsi="Courier New"/>
+          <w:color w:val="1F1F1F"/>
+          <w:sz w:val="17"/>
+        </w:rPr>
+        <w:t>ORDER BY 1, 2</w:t>
+      </w:r>
+    </w:p>
+    <w:p>
+      <w:pPr>
+        <w:spacing w:before="80" w:after="80"/>
+        <w:pBdr>
+          <w:bottom w:val="single" w:sz="6" w:space="1" w:color="CCCCCC"/>
+        </w:pBdr>
+      </w:pPr>
+    </w:p>
+    <w:p>
+      <w:pPr>
+        <w:spacing w:before="80" w:after="80"/>
+        <w:pBdr>
+          <w:bottom w:val="single" w:sz="6" w:space="1" w:color="CCCCCC"/>
+        </w:pBdr>
+      </w:pPr>
+    </w:p>
+    <w:p>
+      <w:pPr>
+        <w:pStyle w:val="Heading2"/>
+      </w:pPr>
+      <w:r>
+        <w:rPr>
+          <w:color w:val="005599"/>
+        </w:rPr>
+        <w:t>8. Nuances &amp; Gotchas</w:t>
+      </w:r>
+    </w:p>
+    <w:p>
+      <w:pPr>
+        <w:pStyle w:val="ListNumber"/>
+      </w:pPr>
+      <w:r>
+        <w:rPr>
+          <w:b/>
+          <w:sz w:val="20"/>
+        </w:rPr>
+        <w:t>`services_trackings` is one row per order, not event-sourced.</w:t>
+      </w:r>
+      <w:r>
+        <w:rPr>
+          <w:sz w:val="20"/>
+        </w:rPr>
+        <w:t xml:space="preserve"> The tracking row is overwritten in place on every status change. There is no history of previous states. If you need to know "how long did an order stay in PENDING", this table cannot answer that.</w:t>
+      </w:r>
+    </w:p>
+    <w:p>
+      <w:pPr>
+        <w:pStyle w:val="ListNumber"/>
+      </w:pPr>
+      <w:r>
+        <w:rPr>
+          <w:b/>
+          <w:sz w:val="20"/>
+        </w:rPr>
+        <w:t>No `ROW_NUMBER()` deduplication needed.</w:t>
+      </w:r>
+      <w:r>
+        <w:rPr>
+          <w:sz w:val="20"/>
+        </w:rPr>
+        <w:t xml:space="preserve"> Because there is exactly one tracking row per order, a plain </w:t>
+      </w:r>
+      <w:r>
+        <w:rPr>
+          <w:rFonts w:ascii="Courier New" w:hAnsi="Courier New"/>
+          <w:color w:val="C7254E"/>
+          <w:sz w:val="18"/>
+        </w:rPr>
+        <w:t>LEFT JOIN</w:t>
+      </w:r>
+      <w:r>
+        <w:rPr>
+          <w:sz w:val="20"/>
+        </w:rPr>
+        <w:t xml:space="preserve"> is correct. Wrapping in </w:t>
+      </w:r>
+      <w:r>
+        <w:rPr>
+          <w:rFonts w:ascii="Courier New" w:hAnsi="Courier New"/>
+          <w:color w:val="C7254E"/>
+          <w:sz w:val="18"/>
+        </w:rPr>
+        <w:t>ROW_NUMBER()</w:t>
+      </w:r>
+      <w:r>
+        <w:rPr>
+          <w:sz w:val="20"/>
+        </w:rPr>
+        <w:t xml:space="preserve"> (as seen in some older DAG code) works but is unnecessary overhead.</w:t>
+      </w:r>
+    </w:p>
+    <w:p>
+      <w:pPr>
+        <w:pStyle w:val="ListNumber"/>
+      </w:pPr>
+      <w:r>
+        <w:rPr>
+          <w:b/>
+          <w:sz w:val="20"/>
+        </w:rPr>
+        <w:t>Use `LEFT JOIN`, not `INNER JOIN`.</w:t>
+      </w:r>
+      <w:r>
+        <w:rPr>
+          <w:sz w:val="20"/>
+        </w:rPr>
+        <w:t xml:space="preserve"> Orders in </w:t>
+      </w:r>
+      <w:r>
+        <w:rPr>
+          <w:rFonts w:ascii="Courier New" w:hAnsi="Courier New"/>
+          <w:color w:val="C7254E"/>
+          <w:sz w:val="18"/>
+        </w:rPr>
+        <w:t>CREATED</w:t>
+      </w:r>
+      <w:r>
+        <w:rPr>
+          <w:sz w:val="20"/>
+        </w:rPr>
+        <w:t xml:space="preserve"> state may not have a tracking row yet in some edge cases. </w:t>
+      </w:r>
+      <w:r>
+        <w:rPr>
+          <w:rFonts w:ascii="Courier New" w:hAnsi="Courier New"/>
+          <w:color w:val="C7254E"/>
+          <w:sz w:val="18"/>
+        </w:rPr>
+        <w:t>INNER JOIN</w:t>
+      </w:r>
+      <w:r>
+        <w:rPr>
+          <w:sz w:val="20"/>
+        </w:rPr>
+        <w:t xml:space="preserve"> would silently drop those orders from counts.</w:t>
+      </w:r>
+    </w:p>
+    <w:p>
+      <w:pPr>
+        <w:pStyle w:val="ListNumber"/>
+      </w:pPr>
+      <w:r>
+        <w:rPr>
+          <w:b/>
+          <w:sz w:val="20"/>
+        </w:rPr>
+        <w:t>`amount` is `VARCHAR`, not numeric.</w:t>
+      </w:r>
+      <w:r>
+        <w:rPr>
+          <w:sz w:val="20"/>
+        </w:rPr>
+        <w:t xml:space="preserve"> Always use </w:t>
+      </w:r>
+      <w:r>
+        <w:rPr>
+          <w:rFonts w:ascii="Courier New" w:hAnsi="Courier New"/>
+          <w:color w:val="C7254E"/>
+          <w:sz w:val="18"/>
+        </w:rPr>
+        <w:t>CAST(amount AS DOUBLE)</w:t>
+      </w:r>
+      <w:r>
+        <w:rPr>
+          <w:sz w:val="20"/>
+        </w:rPr>
+        <w:t xml:space="preserve"> before arithmetic. The known values are </w:t>
+      </w:r>
+      <w:r>
+        <w:rPr>
+          <w:rFonts w:ascii="Courier New" w:hAnsi="Courier New"/>
+          <w:color w:val="C7254E"/>
+          <w:sz w:val="18"/>
+        </w:rPr>
+        <w:t>'0.00'</w:t>
+      </w:r>
+      <w:r>
+        <w:rPr>
+          <w:sz w:val="20"/>
+        </w:rPr>
+        <w:t xml:space="preserve"> and </w:t>
+      </w:r>
+      <w:r>
+        <w:rPr>
+          <w:rFonts w:ascii="Courier New" w:hAnsi="Courier New"/>
+          <w:color w:val="C7254E"/>
+          <w:sz w:val="18"/>
+        </w:rPr>
+        <w:t>'100.00'</w:t>
+      </w:r>
+      <w:r>
+        <w:rPr>
+          <w:sz w:val="20"/>
+        </w:rPr>
+        <w:t xml:space="preserve"> (rupees), but the string type means direct comparison like </w:t>
+      </w:r>
+      <w:r>
+        <w:rPr>
+          <w:rFonts w:ascii="Courier New" w:hAnsi="Courier New"/>
+          <w:color w:val="C7254E"/>
+          <w:sz w:val="18"/>
+        </w:rPr>
+        <w:t>amount &gt; 0</w:t>
+      </w:r>
+      <w:r>
+        <w:rPr>
+          <w:sz w:val="20"/>
+        </w:rPr>
+        <w:t xml:space="preserve"> will fail or produce wrong results.</w:t>
+      </w:r>
+    </w:p>
+    <w:p>
+      <w:pPr>
+        <w:pStyle w:val="ListNumber"/>
+      </w:pPr>
+      <w:r>
+        <w:rPr>
+          <w:b/>
+          <w:sz w:val="20"/>
+        </w:rPr>
+        <w:t>`shipment_id` and `awb_id` are on `services_orders`, not `services_trackings`.</w:t>
+      </w:r>
+      <w:r>
+        <w:rPr>
+          <w:sz w:val="20"/>
+        </w:rPr>
+        <w:t xml:space="preserve"> Logistics progress lives on the order table. Do not look for these columns in the trackings table.</w:t>
+      </w:r>
+    </w:p>
+    <w:p>
+      <w:pPr>
+        <w:pStyle w:val="ListNumber"/>
+      </w:pPr>
+      <w:r>
+        <w:rPr>
+          <w:b/>
+          <w:sz w:val="20"/>
+        </w:rPr>
+        <w:t>`reason` is always populated, not just on failures.</w:t>
+      </w:r>
+      <w:r>
+        <w:rPr>
+          <w:sz w:val="20"/>
+        </w:rPr>
+        <w:t xml:space="preserve"> Do not assume </w:t>
+      </w:r>
+      <w:r>
+        <w:rPr>
+          <w:rFonts w:ascii="Courier New" w:hAnsi="Courier New"/>
+          <w:color w:val="C7254E"/>
+          <w:sz w:val="18"/>
+        </w:rPr>
+        <w:t>reason IS NULL</w:t>
+      </w:r>
+      <w:r>
+        <w:rPr>
+          <w:sz w:val="20"/>
+        </w:rPr>
+        <w:t xml:space="preserve"> means success. Always filter by </w:t>
+      </w:r>
+      <w:r>
+        <w:rPr>
+          <w:rFonts w:ascii="Courier New" w:hAnsi="Courier New"/>
+          <w:color w:val="C7254E"/>
+          <w:sz w:val="18"/>
+        </w:rPr>
+        <w:t>status</w:t>
+      </w:r>
+      <w:r>
+        <w:rPr>
+          <w:sz w:val="20"/>
+        </w:rPr>
+        <w:t xml:space="preserve"> first, then use </w:t>
+      </w:r>
+      <w:r>
+        <w:rPr>
+          <w:rFonts w:ascii="Courier New" w:hAnsi="Courier New"/>
+          <w:color w:val="C7254E"/>
+          <w:sz w:val="18"/>
+        </w:rPr>
+        <w:t>reason</w:t>
+      </w:r>
+      <w:r>
+        <w:rPr>
+          <w:sz w:val="20"/>
+        </w:rPr>
+        <w:t xml:space="preserve"> for breakdown within that status.</w:t>
+      </w:r>
+    </w:p>
+    <w:p>
+      <w:pPr>
+        <w:pStyle w:val="ListNumber"/>
+      </w:pPr>
+      <w:r>
+        <w:rPr>
+          <w:b/>
+          <w:sz w:val="20"/>
+        </w:rPr>
+        <w:t>`id` ≠ `order_id`.</w:t>
+      </w:r>
+      <w:r>
+        <w:rPr>
+          <w:sz w:val="20"/>
+        </w:rPr>
+        <w:t xml:space="preserve"> </w:t>
+      </w:r>
+      <w:r>
+        <w:rPr>
+          <w:rFonts w:ascii="Courier New" w:hAnsi="Courier New"/>
+          <w:color w:val="C7254E"/>
+          <w:sz w:val="18"/>
+        </w:rPr>
+        <w:t>id</w:t>
+      </w:r>
+      <w:r>
+        <w:rPr>
+          <w:sz w:val="20"/>
+        </w:rPr>
+        <w:t xml:space="preserve"> is an auto-generated row PK with no business meaning. </w:t>
+      </w:r>
+      <w:r>
+        <w:rPr>
+          <w:rFonts w:ascii="Courier New" w:hAnsi="Courier New"/>
+          <w:color w:val="C7254E"/>
+          <w:sz w:val="18"/>
+        </w:rPr>
+        <w:t>order_id</w:t>
+      </w:r>
+      <w:r>
+        <w:rPr>
+          <w:sz w:val="20"/>
+        </w:rPr>
+        <w:t xml:space="preserve"> is the business key and the only correct join column between the two tables.</w:t>
+      </w:r>
+    </w:p>
+    <w:p>
+      <w:pPr>
+        <w:pStyle w:val="ListNumber"/>
+      </w:pPr>
+      <w:r>
+        <w:rPr>
+          <w:b/>
+          <w:sz w:val="20"/>
+        </w:rPr>
+        <w:t>`user_id` exists on both tables and means the same thing.</w:t>
+      </w:r>
+      <w:r>
+        <w:rPr>
+          <w:sz w:val="20"/>
+        </w:rPr>
+        <w:t xml:space="preserve"> Use </w:t>
+      </w:r>
+      <w:r>
+        <w:rPr>
+          <w:rFonts w:ascii="Courier New" w:hAnsi="Courier New"/>
+          <w:color w:val="C7254E"/>
+          <w:sz w:val="18"/>
+        </w:rPr>
+        <w:t>services_orders.user_id</w:t>
+      </w:r>
+      <w:r>
+        <w:rPr>
+          <w:sz w:val="20"/>
+        </w:rPr>
+        <w:t xml:space="preserve"> as the primary source for user-level analysis since it is set at order creation time. Both are equivalent, but orders is the authoritative record.</w:t>
+      </w:r>
+    </w:p>
+    <w:p>
+      <w:pPr>
+        <w:pStyle w:val="ListNumber"/>
+      </w:pPr>
+      <w:r>
+        <w:rPr>
+          <w:b/>
+          <w:sz w:val="20"/>
+        </w:rPr>
+        <w:t>Partition filters on both tables.</w:t>
+      </w:r>
+      <w:r>
+        <w:rPr>
+          <w:sz w:val="20"/>
+        </w:rPr>
+        <w:t xml:space="preserve"> Both tables are independently partitioned by </w:t>
+      </w:r>
+      <w:r>
+        <w:rPr>
+          <w:rFonts w:ascii="Courier New" w:hAnsi="Courier New"/>
+          <w:color w:val="C7254E"/>
+          <w:sz w:val="18"/>
+        </w:rPr>
+        <w:t>year</w:t>
+      </w:r>
+      <w:r>
+        <w:rPr>
+          <w:sz w:val="20"/>
+        </w:rPr>
+        <w:t xml:space="preserve">, </w:t>
+      </w:r>
+      <w:r>
+        <w:rPr>
+          <w:rFonts w:ascii="Courier New" w:hAnsi="Courier New"/>
+          <w:color w:val="C7254E"/>
+          <w:sz w:val="18"/>
+        </w:rPr>
+        <w:t>month</w:t>
+      </w:r>
+      <w:r>
+        <w:rPr>
+          <w:sz w:val="20"/>
+        </w:rPr>
+        <w:t xml:space="preserve">, </w:t>
+      </w:r>
+      <w:r>
+        <w:rPr>
+          <w:rFonts w:ascii="Courier New" w:hAnsi="Courier New"/>
+          <w:color w:val="C7254E"/>
+          <w:sz w:val="18"/>
+        </w:rPr>
+        <w:t>day</w:t>
+      </w:r>
+      <w:r>
+        <w:rPr>
+          <w:sz w:val="20"/>
+        </w:rPr>
+        <w:t>. Always apply partition filters on both sides of the join. A filter on only one table will still cause a full scan on the other.</w:t>
+      </w:r>
+    </w:p>
+    <w:p>
+      <w:pPr>
+        <w:pStyle w:val="ListNumber"/>
+      </w:pPr>
+      <w:r>
+        <w:rPr>
+          <w:b/>
+          <w:sz w:val="20"/>
+        </w:rPr>
+        <w:t>IST conversion for date analysis.</w:t>
+      </w:r>
+      <w:r>
+        <w:rPr>
+          <w:sz w:val="20"/>
+        </w:rPr>
+        <w:t xml:space="preserve"> </w:t>
+      </w:r>
+      <w:r>
+        <w:rPr>
+          <w:rFonts w:ascii="Courier New" w:hAnsi="Courier New"/>
+          <w:color w:val="C7254E"/>
+          <w:sz w:val="18"/>
+        </w:rPr>
+        <w:t>created_at</w:t>
+      </w:r>
+      <w:r>
+        <w:rPr>
+          <w:sz w:val="20"/>
+        </w:rPr>
+        <w:t xml:space="preserve"> is UTC. Always apply </w:t>
+      </w:r>
+      <w:r>
+        <w:rPr>
+          <w:rFonts w:ascii="Courier New" w:hAnsi="Courier New"/>
+          <w:color w:val="C7254E"/>
+          <w:sz w:val="18"/>
+        </w:rPr>
+        <w:t>+ interval '330' minute</w:t>
+      </w:r>
+      <w:r>
+        <w:rPr>
+          <w:sz w:val="20"/>
+        </w:rPr>
+        <w:t xml:space="preserve"> before extracting a date for IST-based analysis. For partition-friendly date filtering, use UTC boundaries or filter on partition columns directly.</w:t>
       </w:r>
     </w:p>
     <w:p>
@@ -5526,7 +8084,7 @@
               <w:rPr>
                 <w:sz w:val="18"/>
               </w:rPr>
-              <w:t>Transaction debit/credit linked to a service order</w:t>
+              <w:t>History of status transitions for an order</w:t>
             </w:r>
           </w:p>
         </w:tc>
@@ -5546,31 +8104,23 @@
             </w:r>
             <w:r>
               <w:rPr>
+                <w:sz w:val="18"/>
+              </w:rPr>
+              <w:t xml:space="preserve">Not available — </w:t>
+            </w:r>
+            <w:r>
+              <w:rPr>
                 <w:rFonts w:ascii="Courier New" w:hAnsi="Courier New"/>
                 <w:color w:val="C7254E"/>
                 <w:sz w:val="18"/>
               </w:rPr>
-              <w:t>casa_txn_gold.transaction</w:t>
-            </w:r>
-            <w:r>
-              <w:rPr>
-                <w:sz w:val="18"/>
-              </w:rPr>
-              <w:t xml:space="preserve"> + </w:t>
-            </w:r>
-            <w:r>
-              <w:rPr>
-                <w:rFonts w:ascii="Courier New" w:hAnsi="Courier New"/>
-                <w:color w:val="C7254E"/>
-                <w:sz w:val="18"/>
-              </w:rPr>
-              <w:t>casa_txn_gold.transaction_state</w:t>
-            </w:r>
-            <w:r>
-              <w:rPr>
-                <w:sz w:val="18"/>
-              </w:rPr>
-              <w:t xml:space="preserve"> (join via narration or user/date correlation)</w:t>
+              <w:t>services_trackings</w:t>
+            </w:r>
+            <w:r>
+              <w:rPr>
+                <w:sz w:val="18"/>
+              </w:rPr>
+              <w:t xml:space="preserve"> only stores the current state</w:t>
             </w:r>
           </w:p>
         </w:tc>
@@ -5594,7 +8144,7 @@
               <w:rPr>
                 <w:sz w:val="18"/>
               </w:rPr>
-              <w:t>User journey stage (Activated, Adopted, etc.)</w:t>
+              <w:t>Failure reason / error code detail</w:t>
             </w:r>
           </w:p>
         </w:tc>
@@ -5618,7 +8168,13 @@
                 <w:color w:val="C7254E"/>
                 <w:sz w:val="18"/>
               </w:rPr>
-              <w:t>dsa_user_journey_tags.user_journey_tag</w:t>
+              <w:t>reason</w:t>
+            </w:r>
+            <w:r>
+              <w:rPr>
+                <w:sz w:val="18"/>
+              </w:rPr>
+              <w:t xml:space="preserve"> column has a reason string; deeper error codes are in upstream service logs</w:t>
             </w:r>
           </w:p>
         </w:tc>
@@ -5642,7 +8198,7 @@
               <w:rPr>
                 <w:sz w:val="18"/>
               </w:rPr>
-              <w:t>User demographics / acquisition channel</w:t>
+              <w:t>Account balance at time of order</w:t>
             </w:r>
           </w:p>
         </w:tc>
@@ -5666,7 +8222,7 @@
                 <w:color w:val="C7254E"/>
                 <w:sz w:val="18"/>
               </w:rPr>
-              <w:t>cohort_tags</w:t>
+              <w:t>dsa_user_journey_tags.cleaned_balance</w:t>
             </w:r>
           </w:p>
         </w:tc>
@@ -5690,7 +8246,7 @@
               <w:rPr>
                 <w:sz w:val="18"/>
               </w:rPr>
-              <w:t>Account balance at time of order</w:t>
+              <w:t>User journey stage (Activated, Adopted, etc.)</w:t>
             </w:r>
           </w:p>
         </w:tc>
@@ -5714,7 +8270,7 @@
                 <w:color w:val="C7254E"/>
                 <w:sz w:val="18"/>
               </w:rPr>
-              <w:t>dsa_user_journey_tags.cleaned_balance</w:t>
+              <w:t>dsa_user_journey_tags.user_journey_tag</w:t>
             </w:r>
           </w:p>
         </w:tc>
@@ -5738,7 +8294,7 @@
               <w:rPr>
                 <w:sz w:val="18"/>
               </w:rPr>
-              <w:t>Detailed failure reason for a failed order</w:t>
+              <w:t>User demographics / acquisition</w:t>
             </w:r>
           </w:p>
         </w:tc>
@@ -5758,9 +8314,11 @@
             </w:r>
             <w:r>
               <w:rPr>
-                <w:sz w:val="18"/>
-              </w:rPr>
-              <w:t>Not available in these tables — refer to upstream service logs</w:t>
+                <w:rFonts w:ascii="Courier New" w:hAnsi="Courier New"/>
+                <w:color w:val="C7254E"/>
+                <w:sz w:val="18"/>
+              </w:rPr>
+              <w:t>cohort_tags</w:t>
             </w:r>
           </w:p>
         </w:tc>
@@ -5784,7 +8342,7 @@
               <w:rPr>
                 <w:sz w:val="18"/>
               </w:rPr>
-              <w:t>FD / deposit orders</w:t>
+              <w:t>Transaction debit linked to a charged order</w:t>
             </w:r>
           </w:p>
         </w:tc>
@@ -5808,13 +8366,27 @@
                 <w:color w:val="C7254E"/>
                 <w:sz w:val="18"/>
               </w:rPr>
-              <w:t>druid_gold.deposit_orders</w:t>
-            </w:r>
-            <w:r>
-              <w:rPr>
-                <w:sz w:val="18"/>
-              </w:rPr>
-              <w:t xml:space="preserve"> (separate doc)</w:t>
+              <w:t>casa_txn_gold.transaction</w:t>
+            </w:r>
+            <w:r>
+              <w:rPr>
+                <w:sz w:val="18"/>
+              </w:rPr>
+              <w:t xml:space="preserve"> (correlate via </w:t>
+            </w:r>
+            <w:r>
+              <w:rPr>
+                <w:rFonts w:ascii="Courier New" w:hAnsi="Courier New"/>
+                <w:color w:val="C7254E"/>
+                <w:sz w:val="18"/>
+              </w:rPr>
+              <w:t>user_id</w:t>
+            </w:r>
+            <w:r>
+              <w:rPr>
+                <w:sz w:val="18"/>
+              </w:rPr>
+              <w:t xml:space="preserve"> and order date)</w:t>
             </w:r>
           </w:p>
         </w:tc>
@@ -5838,7 +8410,7 @@
               <w:rPr>
                 <w:sz w:val="18"/>
               </w:rPr>
-              <w:t>Credit card transactions</w:t>
+              <w:t>FD / deposit orders</w:t>
             </w:r>
           </w:p>
         </w:tc>
@@ -5862,13 +8434,7 @@
                 <w:color w:val="C7254E"/>
                 <w:sz w:val="18"/>
               </w:rPr>
-              <w:t>lmsdb_gold.ledger_data_credit_ac_txn</w:t>
-            </w:r>
-            <w:r>
-              <w:rPr>
-                <w:sz w:val="18"/>
-              </w:rPr>
-              <w:t xml:space="preserve"> (separate doc)</w:t>
+              <w:t>druid_gold.deposit_orders</w:t>
             </w:r>
           </w:p>
         </w:tc>
@@ -5892,7 +8458,7 @@
               <w:rPr>
                 <w:sz w:val="18"/>
               </w:rPr>
-              <w:t>Decrypted PII (DOB, name)</w:t>
+              <w:t>Credit card transactions</w:t>
             </w:r>
           </w:p>
         </w:tc>
@@ -5916,21 +8482,7 @@
                 <w:color w:val="C7254E"/>
                 <w:sz w:val="18"/>
               </w:rPr>
-              <w:t>bsgcrm_gold_pii.customer_ind_info</w:t>
-            </w:r>
-            <w:r>
-              <w:rPr>
-                <w:sz w:val="18"/>
-              </w:rPr>
-              <w:t xml:space="preserve"> via </w:t>
-            </w:r>
-            <w:r>
-              <w:rPr>
-                <w:rFonts w:ascii="Courier New" w:hAnsi="Courier New"/>
-                <w:color w:val="C7254E"/>
-                <w:sz w:val="18"/>
-              </w:rPr>
-              <w:t>decryptFunction()</w:t>
+              <w:t>lmsdb_gold.ledger_data_credit_ac_txn</w:t>
             </w:r>
           </w:p>
         </w:tc>

--- a/docs/HOR-DSA_Services___druid_gold.services_orders___services_trackings.docx
+++ b/docs/HOR-DSA_Services___druid_gold.services_orders___services_trackings.docx
@@ -999,7 +999,7 @@
           <w:color w:val="C7254E"/>
           <w:sz w:val="18"/>
         </w:rPr>
-        <w:t>services_trackings.reason != 'SIGNATURE_DECLINED'</w:t>
+        <w:t>services_trackings.reason NOT IN ('SIGNATURE_DECLINED', 'ORDER_ADDRESS_UPDATED')</w:t>
       </w:r>
     </w:p>
     <w:p>
@@ -4191,7 +4191,7 @@
               <w:rPr>
                 <w:sz w:val="18"/>
               </w:rPr>
-              <w:t xml:space="preserve">Populated on every status. Key exclusion: </w:t>
+              <w:t xml:space="preserve">Populated on every status. Key exclusions for senior citizen identification: </w:t>
             </w:r>
             <w:r>
               <w:rPr>
@@ -4199,13 +4199,41 @@
                 <w:color w:val="C7254E"/>
                 <w:sz w:val="18"/>
               </w:rPr>
-              <w:t>reason != 'SIGNATURE_DECLINED'</w:t>
-            </w:r>
-            <w:r>
-              <w:rPr>
-                <w:sz w:val="18"/>
-              </w:rPr>
-              <w:t xml:space="preserve"> for senior citizen identification.</w:t>
+              <w:t>reason NOT IN ('SIGNATURE_DECLINED', 'ORDER_ADDRESS_UPDATED')</w:t>
+            </w:r>
+            <w:r>
+              <w:rPr>
+                <w:sz w:val="18"/>
+              </w:rPr>
+              <w:t xml:space="preserve">. </w:t>
+            </w:r>
+            <w:r>
+              <w:rPr>
+                <w:rFonts w:ascii="Courier New" w:hAnsi="Courier New"/>
+                <w:color w:val="C7254E"/>
+                <w:sz w:val="18"/>
+              </w:rPr>
+              <w:t>ORDER_ADDRESS_UPDATED</w:t>
+            </w:r>
+            <w:r>
+              <w:rPr>
+                <w:sz w:val="18"/>
+              </w:rPr>
+              <w:t xml:space="preserve"> = address update before clicking "Order Now" (order not yet placed). </w:t>
+            </w:r>
+            <w:r>
+              <w:rPr>
+                <w:rFonts w:ascii="Courier New" w:hAnsi="Courier New"/>
+                <w:color w:val="C7254E"/>
+                <w:sz w:val="18"/>
+              </w:rPr>
+              <w:t>SIGNATURE_DECLINED</w:t>
+            </w:r>
+            <w:r>
+              <w:rPr>
+                <w:sz w:val="18"/>
+              </w:rPr>
+              <w:t xml:space="preserve"> = order rejected at signature stage.</w:t>
             </w:r>
           </w:p>
         </w:tc>
@@ -7947,7 +7975,7 @@
           <w:color w:val="555555"/>
           <w:sz w:val="20"/>
         </w:rPr>
-        <w:t xml:space="preserve">. For senior citizen identification, the only exclusion needed is </w:t>
+        <w:t xml:space="preserve">. For senior citizen identification, exclude both </w:t>
       </w:r>
       <w:r>
         <w:rPr>
@@ -7956,7 +7984,7 @@
           <w:color w:val="555555"/>
           <w:sz w:val="18"/>
         </w:rPr>
-        <w:t>reason != 'SIGNATURE_DECLINED'</w:t>
+        <w:t>'SIGNATURE_DECLINED'</w:t>
       </w:r>
       <w:r>
         <w:rPr>
@@ -7964,7 +7992,24 @@
           <w:color w:val="555555"/>
           <w:sz w:val="20"/>
         </w:rPr>
-        <w:t>.</w:t>
+        <w:t xml:space="preserve"> (order rejected at signature stage) and </w:t>
+      </w:r>
+      <w:r>
+        <w:rPr>
+          <w:rFonts w:ascii="Courier New" w:hAnsi="Courier New"/>
+          <w:i/>
+          <w:color w:val="555555"/>
+          <w:sz w:val="18"/>
+        </w:rPr>
+        <w:t>'ORDER_ADDRESS_UPDATED'</w:t>
+      </w:r>
+      <w:r>
+        <w:rPr>
+          <w:i/>
+          <w:color w:val="555555"/>
+          <w:sz w:val="20"/>
+        </w:rPr>
+        <w:t xml:space="preserve"> (tracking row upserted when user updates address before clicking "Order Now" — not a placed order).</w:t>
       </w:r>
     </w:p>
     <w:p>
@@ -9606,7 +9651,7 @@
           <w:color w:val="1F1F1F"/>
           <w:sz w:val="17"/>
         </w:rPr>
-        <w:t xml:space="preserve">  AND st.reason != 'SIGNATURE_DECLINED'</w:t>
+        <w:t xml:space="preserve">  AND st.reason NOT IN ('SIGNATURE_DECLINED', 'ORDER_ADDRESS_UPDATED')</w:t>
       </w:r>
     </w:p>
     <w:p>
@@ -10317,7 +10362,7 @@
           <w:color w:val="1F1F1F"/>
           <w:sz w:val="17"/>
         </w:rPr>
-        <w:t xml:space="preserve">      AND st.reason != 'SIGNATURE_DECLINED'</w:t>
+        <w:t xml:space="preserve">      AND st.reason NOT IN ('SIGNATURE_DECLINED', 'ORDER_ADDRESS_UPDATED')</w:t>
       </w:r>
     </w:p>
     <w:p>
